--- a/docs/project/project.docx
+++ b/docs/project/project.docx
@@ -7308,6 +7308,7 @@
           <w:szCs w:val="24"/>
         </w:rPr>
       </w:pPr>
+      <w:bookmarkStart w:id="6" w:name="_Hlk218679856"/>
       <w:r>
         <w:rPr>
           <w:sz w:val="24"/>
@@ -7484,6 +7485,7 @@
         <w:t>CI/CD-Pipeline</w:t>
       </w:r>
     </w:p>
+    <w:bookmarkEnd w:id="6"/>
     <w:p>
       <w:pPr>
         <w:spacing w:line="276" w:lineRule="auto"/>
@@ -8151,6 +8153,7 @@
                 <w:szCs w:val="24"/>
               </w:rPr>
             </w:pPr>
+            <w:bookmarkStart w:id="7" w:name="_Hlk218707288"/>
             <w:r>
               <w:rPr>
                 <w:b/>
@@ -8231,14 +8234,7 @@
                 <w:sz w:val="24"/>
                 <w:szCs w:val="24"/>
               </w:rPr>
-              <w:t>16</w:t>
-            </w:r>
-            <w:r>
-              <w:rPr>
-                <w:sz w:val="24"/>
-                <w:szCs w:val="24"/>
-              </w:rPr>
-              <w:t xml:space="preserve"> Stunden</w:t>
+              <w:t>16 Stunden</w:t>
             </w:r>
           </w:p>
         </w:tc>
@@ -8285,14 +8281,7 @@
                 <w:sz w:val="24"/>
                 <w:szCs w:val="24"/>
               </w:rPr>
-              <w:t>17</w:t>
-            </w:r>
-            <w:r>
-              <w:rPr>
-                <w:sz w:val="24"/>
-                <w:szCs w:val="24"/>
-              </w:rPr>
-              <w:t xml:space="preserve"> Stunden</w:t>
+              <w:t>17 Stunden</w:t>
             </w:r>
           </w:p>
         </w:tc>
@@ -8339,14 +8328,7 @@
                 <w:sz w:val="24"/>
                 <w:szCs w:val="24"/>
               </w:rPr>
-              <w:t>13</w:t>
-            </w:r>
-            <w:r>
-              <w:rPr>
-                <w:sz w:val="24"/>
-                <w:szCs w:val="24"/>
-              </w:rPr>
-              <w:t xml:space="preserve"> Stunden</w:t>
+              <w:t>13 Stunden</w:t>
             </w:r>
           </w:p>
         </w:tc>
@@ -8393,14 +8375,7 @@
                 <w:sz w:val="24"/>
                 <w:szCs w:val="24"/>
               </w:rPr>
-              <w:t>15,5</w:t>
-            </w:r>
-            <w:r>
-              <w:rPr>
-                <w:sz w:val="24"/>
-                <w:szCs w:val="24"/>
-              </w:rPr>
-              <w:t xml:space="preserve">  Stunden</w:t>
+              <w:t>15,5  Stunden</w:t>
             </w:r>
           </w:p>
         </w:tc>
@@ -8447,14 +8422,7 @@
                 <w:sz w:val="24"/>
                 <w:szCs w:val="24"/>
               </w:rPr>
-              <w:t>8</w:t>
-            </w:r>
-            <w:r>
-              <w:rPr>
-                <w:sz w:val="24"/>
-                <w:szCs w:val="24"/>
-              </w:rPr>
-              <w:t xml:space="preserve"> Stunden</w:t>
+              <w:t>8 Stunden</w:t>
             </w:r>
           </w:p>
         </w:tc>
@@ -8506,6 +8474,7 @@
           </w:p>
         </w:tc>
       </w:tr>
+      <w:bookmarkEnd w:id="7"/>
     </w:tbl>
     <w:p>
       <w:pPr>
@@ -8580,9 +8549,6013 @@
         <w:t>Außerdem war die Kommunikation in der Gruppe z.T. etwas schwieriger, da unsere Aufgabenbereiche sehr unterschiedlich waren. Das wird sich aber in Zukunft ändern, wenn wir diese dann kombinieren.</w:t>
       </w:r>
     </w:p>
+    <w:p>
+      <w:pPr>
+        <w:spacing w:line="276" w:lineRule="auto"/>
+        <w:rPr>
+          <w:sz w:val="24"/>
+          <w:szCs w:val="24"/>
+        </w:rPr>
+      </w:pPr>
+    </w:p>
+    <w:p>
+      <w:pPr>
+        <w:spacing w:line="276" w:lineRule="auto"/>
+        <w:rPr>
+          <w:sz w:val="28"/>
+          <w:szCs w:val="28"/>
+          <w:u w:val="single"/>
+        </w:rPr>
+      </w:pPr>
+      <w:r>
+        <w:rPr>
+          <w:sz w:val="28"/>
+          <w:szCs w:val="28"/>
+          <w:u w:val="single"/>
+        </w:rPr>
+        <w:t>4.4 Woche 4 (+ Ferien)</w:t>
+      </w:r>
+    </w:p>
+    <w:p>
+      <w:pPr>
+        <w:spacing w:line="276" w:lineRule="auto"/>
+        <w:rPr>
+          <w:sz w:val="28"/>
+          <w:szCs w:val="28"/>
+        </w:rPr>
+      </w:pPr>
+      <w:r>
+        <w:rPr>
+          <w:sz w:val="28"/>
+          <w:szCs w:val="28"/>
+        </w:rPr>
+        <w:t>4.4.1 Arbeitsplanung</w:t>
+      </w:r>
+    </w:p>
+    <w:p>
+      <w:pPr>
+        <w:spacing w:line="276" w:lineRule="auto"/>
+        <w:rPr>
+          <w:sz w:val="24"/>
+          <w:szCs w:val="24"/>
+        </w:rPr>
+      </w:pPr>
+      <w:r>
+        <w:rPr>
+          <w:sz w:val="24"/>
+          <w:szCs w:val="24"/>
+        </w:rPr>
+        <w:t>Diese Woche ist die 3. Version dieser Aufgaben des 3. Meilenstein fällig und diese Aufgaben haben wir eingeplant</w:t>
+      </w:r>
+      <w:r>
+        <w:rPr>
+          <w:sz w:val="24"/>
+          <w:szCs w:val="24"/>
+        </w:rPr>
+        <w:t>:</w:t>
+      </w:r>
+    </w:p>
+    <w:p>
+      <w:pPr>
+        <w:pStyle w:val="Listenabsatz"/>
+        <w:numPr>
+          <w:ilvl w:val="0"/>
+          <w:numId w:val="14"/>
+        </w:numPr>
+        <w:spacing w:line="240" w:lineRule="auto"/>
+        <w:rPr>
+          <w:sz w:val="24"/>
+          <w:szCs w:val="24"/>
+        </w:rPr>
+      </w:pPr>
+      <w:bookmarkStart w:id="8" w:name="_Hlk219309936"/>
+      <w:r>
+        <w:rPr>
+          <w:sz w:val="24"/>
+          <w:szCs w:val="24"/>
+        </w:rPr>
+        <w:t>Projektdokumentation – Version 3 (Artefakt A)</w:t>
+      </w:r>
+    </w:p>
+    <w:p>
+      <w:pPr>
+        <w:pStyle w:val="Listenabsatz"/>
+        <w:numPr>
+          <w:ilvl w:val="0"/>
+          <w:numId w:val="14"/>
+        </w:numPr>
+        <w:spacing w:line="240" w:lineRule="auto"/>
+        <w:rPr>
+          <w:sz w:val="24"/>
+          <w:szCs w:val="24"/>
+        </w:rPr>
+      </w:pPr>
+      <w:r>
+        <w:rPr>
+          <w:sz w:val="24"/>
+          <w:szCs w:val="24"/>
+        </w:rPr>
+        <w:t>Dokumentiertes Softwareprodukt – Version 3 (Artefakt B)</w:t>
+      </w:r>
+    </w:p>
+    <w:p>
+      <w:pPr>
+        <w:pStyle w:val="Listenabsatz"/>
+        <w:numPr>
+          <w:ilvl w:val="1"/>
+          <w:numId w:val="14"/>
+        </w:numPr>
+        <w:spacing w:line="240" w:lineRule="auto"/>
+        <w:rPr>
+          <w:sz w:val="24"/>
+          <w:szCs w:val="24"/>
+        </w:rPr>
+      </w:pPr>
+      <w:r>
+        <w:rPr>
+          <w:sz w:val="24"/>
+          <w:szCs w:val="24"/>
+        </w:rPr>
+        <w:t>Anforderungsspezifikation &amp; Beschreibung Systemtests</w:t>
+      </w:r>
+    </w:p>
+    <w:p>
+      <w:pPr>
+        <w:pStyle w:val="Listenabsatz"/>
+        <w:numPr>
+          <w:ilvl w:val="1"/>
+          <w:numId w:val="14"/>
+        </w:numPr>
+        <w:spacing w:line="240" w:lineRule="auto"/>
+        <w:rPr>
+          <w:sz w:val="24"/>
+          <w:szCs w:val="24"/>
+        </w:rPr>
+      </w:pPr>
+      <w:r>
+        <w:rPr>
+          <w:sz w:val="24"/>
+          <w:szCs w:val="24"/>
+        </w:rPr>
+        <w:t>Architekturbeschreibung &amp; Beschreibung Integrationstests</w:t>
+      </w:r>
+    </w:p>
+    <w:p>
+      <w:pPr>
+        <w:pStyle w:val="Listenabsatz"/>
+        <w:numPr>
+          <w:ilvl w:val="1"/>
+          <w:numId w:val="14"/>
+        </w:numPr>
+        <w:spacing w:line="240" w:lineRule="auto"/>
+        <w:rPr>
+          <w:sz w:val="24"/>
+          <w:szCs w:val="24"/>
+        </w:rPr>
+      </w:pPr>
+      <w:r>
+        <w:rPr>
+          <w:sz w:val="24"/>
+          <w:szCs w:val="24"/>
+        </w:rPr>
+        <w:t>Dokumentation der Testdurchführung</w:t>
+      </w:r>
+    </w:p>
+    <w:p>
+      <w:pPr>
+        <w:pStyle w:val="Listenabsatz"/>
+        <w:numPr>
+          <w:ilvl w:val="1"/>
+          <w:numId w:val="14"/>
+        </w:numPr>
+        <w:spacing w:line="240" w:lineRule="auto"/>
+        <w:rPr>
+          <w:sz w:val="24"/>
+          <w:szCs w:val="24"/>
+        </w:rPr>
+      </w:pPr>
+      <w:r>
+        <w:rPr>
+          <w:sz w:val="24"/>
+          <w:szCs w:val="24"/>
+        </w:rPr>
+        <w:t>Dokumentierter Code</w:t>
+      </w:r>
+    </w:p>
+    <w:p>
+      <w:pPr>
+        <w:pStyle w:val="Listenabsatz"/>
+        <w:numPr>
+          <w:ilvl w:val="1"/>
+          <w:numId w:val="14"/>
+        </w:numPr>
+        <w:spacing w:line="240" w:lineRule="auto"/>
+        <w:rPr>
+          <w:sz w:val="24"/>
+          <w:szCs w:val="24"/>
+        </w:rPr>
+      </w:pPr>
+      <w:r>
+        <w:rPr>
+          <w:sz w:val="24"/>
+          <w:szCs w:val="24"/>
+        </w:rPr>
+        <w:t>Unit Tests</w:t>
+      </w:r>
+    </w:p>
+    <w:p>
+      <w:pPr>
+        <w:pStyle w:val="Listenabsatz"/>
+        <w:numPr>
+          <w:ilvl w:val="1"/>
+          <w:numId w:val="14"/>
+        </w:numPr>
+        <w:spacing w:line="240" w:lineRule="auto"/>
+        <w:rPr>
+          <w:sz w:val="24"/>
+          <w:szCs w:val="24"/>
+        </w:rPr>
+      </w:pPr>
+      <w:r>
+        <w:rPr>
+          <w:sz w:val="24"/>
+          <w:szCs w:val="24"/>
+        </w:rPr>
+        <w:t>CI/CD-Pipeline</w:t>
+      </w:r>
+    </w:p>
+    <w:bookmarkEnd w:id="8"/>
+    <w:p>
+      <w:pPr>
+        <w:spacing w:line="276" w:lineRule="auto"/>
+        <w:rPr>
+          <w:sz w:val="24"/>
+          <w:szCs w:val="24"/>
+        </w:rPr>
+      </w:pPr>
+      <w:r>
+        <w:rPr>
+          <w:sz w:val="24"/>
+          <w:szCs w:val="24"/>
+        </w:rPr>
+        <w:lastRenderedPageBreak/>
+        <w:t>Da wir bereits in den Ferien mit der weiteren Implementierung anfangen wollen, ist eine genauere Zeiteinschätzung fast unmöglich. Geplant ist das die Kernfunktionen möglichst fehlerfrei funktionieren und miteinander verbunden sind. Grob geschätzt sind das vielleicht ca. 20 Arbeitsstunden.</w:t>
+      </w:r>
+    </w:p>
+    <w:p>
+      <w:pPr>
+        <w:spacing w:line="276" w:lineRule="auto"/>
+        <w:rPr>
+          <w:sz w:val="24"/>
+          <w:szCs w:val="24"/>
+        </w:rPr>
+      </w:pPr>
+      <w:r>
+        <w:rPr>
+          <w:sz w:val="24"/>
+          <w:szCs w:val="24"/>
+        </w:rPr>
+        <w:t>Unser derzeitiges KanBan-Board in GitLab sieht wie folgt aus:</w:t>
+      </w:r>
+    </w:p>
+    <w:p>
+      <w:pPr>
+        <w:spacing w:line="276" w:lineRule="auto"/>
+        <w:rPr>
+          <w:sz w:val="24"/>
+          <w:szCs w:val="24"/>
+        </w:rPr>
+      </w:pPr>
+      <w:r>
+        <w:rPr>
+          <w:sz w:val="24"/>
+          <w:szCs w:val="24"/>
+        </w:rPr>
+        <w:drawing>
+          <wp:inline distT="0" distB="0" distL="0" distR="0" wp14:anchorId="1A2F70D0" wp14:editId="4209F4BE">
+            <wp:extent cx="5760720" cy="1077595"/>
+            <wp:effectExtent l="0" t="0" r="0" b="8255"/>
+            <wp:docPr id="954837208" name="Grafik 1"/>
+            <wp:cNvGraphicFramePr>
+              <a:graphicFrameLocks xmlns:a="http://schemas.openxmlformats.org/drawingml/2006/main" noChangeAspect="1"/>
+            </wp:cNvGraphicFramePr>
+            <a:graphic xmlns:a="http://schemas.openxmlformats.org/drawingml/2006/main">
+              <a:graphicData uri="http://schemas.openxmlformats.org/drawingml/2006/picture">
+                <pic:pic xmlns:pic="http://schemas.openxmlformats.org/drawingml/2006/picture">
+                  <pic:nvPicPr>
+                    <pic:cNvPr id="954837208" name="Grafik 954837208"/>
+                    <pic:cNvPicPr/>
+                  </pic:nvPicPr>
+                  <pic:blipFill>
+                    <a:blip r:embed="rId13" cstate="print">
+                      <a:extLst>
+                        <a:ext uri="{28A0092B-C50C-407E-A947-70E740481C1C}">
+                          <a14:useLocalDpi xmlns:a14="http://schemas.microsoft.com/office/drawing/2010/main" val="0"/>
+                        </a:ext>
+                      </a:extLst>
+                    </a:blip>
+                    <a:stretch>
+                      <a:fillRect/>
+                    </a:stretch>
+                  </pic:blipFill>
+                  <pic:spPr>
+                    <a:xfrm>
+                      <a:off x="0" y="0"/>
+                      <a:ext cx="5760720" cy="1077595"/>
+                    </a:xfrm>
+                    <a:prstGeom prst="rect">
+                      <a:avLst/>
+                    </a:prstGeom>
+                  </pic:spPr>
+                </pic:pic>
+              </a:graphicData>
+            </a:graphic>
+          </wp:inline>
+        </w:drawing>
+      </w:r>
+    </w:p>
+    <w:p>
+      <w:pPr>
+        <w:spacing w:line="276" w:lineRule="auto"/>
+        <w:jc w:val="center"/>
+      </w:pPr>
+      <w:r>
+        <w:t>Abbildung 5: Snapshot vom KanBan-Board (07.01, 10:00)</w:t>
+      </w:r>
+    </w:p>
+    <w:p>
+      <w:pPr>
+        <w:spacing w:line="276" w:lineRule="auto"/>
+        <w:rPr>
+          <w:sz w:val="24"/>
+          <w:szCs w:val="24"/>
+        </w:rPr>
+      </w:pPr>
+    </w:p>
+    <w:p>
+      <w:pPr>
+        <w:spacing w:line="276" w:lineRule="auto"/>
+        <w:rPr>
+          <w:sz w:val="24"/>
+          <w:szCs w:val="24"/>
+        </w:rPr>
+      </w:pPr>
+      <w:r>
+        <w:rPr>
+          <w:sz w:val="24"/>
+          <w:szCs w:val="24"/>
+        </w:rPr>
+        <w:t xml:space="preserve">Wie man sehen kann konnten wir durch gute Arbeitsaufteilung und Koordination die </w:t>
+      </w:r>
+      <w:r>
+        <w:rPr>
+          <w:i/>
+          <w:iCs/>
+          <w:sz w:val="24"/>
+          <w:szCs w:val="24"/>
+        </w:rPr>
+        <w:t xml:space="preserve">WiP-Limits </w:t>
+      </w:r>
+      <w:r>
+        <w:rPr>
+          <w:sz w:val="24"/>
+          <w:szCs w:val="24"/>
+        </w:rPr>
+        <w:t>einhalten</w:t>
+      </w:r>
+      <w:r>
+        <w:rPr>
+          <w:sz w:val="24"/>
+          <w:szCs w:val="24"/>
+        </w:rPr>
+        <w:t>, die wir zuvor aufgestellt haben.</w:t>
+      </w:r>
+    </w:p>
+    <w:p>
+      <w:pPr>
+        <w:spacing w:line="276" w:lineRule="auto"/>
+        <w:rPr>
+          <w:sz w:val="24"/>
+          <w:szCs w:val="24"/>
+        </w:rPr>
+      </w:pPr>
+      <w:r>
+        <w:rPr>
+          <w:sz w:val="24"/>
+          <w:szCs w:val="24"/>
+        </w:rPr>
+        <w:t>Bei der Definition of Done waren wir uns zuerst sehr uneinig, welche Issues jetzt bis zur nächsten Review wirklich fertig sein sollten, weswegen wir uns fast ausschließlich auf den Code konzentriert haben und somit versucht, eine grundlegende Funktionalität aller Komponenten zu gewährleisten.</w:t>
+      </w:r>
+    </w:p>
+    <w:p>
+      <w:pPr>
+        <w:spacing w:line="276" w:lineRule="auto"/>
+        <w:rPr>
+          <w:sz w:val="24"/>
+          <w:szCs w:val="24"/>
+        </w:rPr>
+      </w:pPr>
+    </w:p>
+    <w:p>
+      <w:pPr>
+        <w:spacing w:line="276" w:lineRule="auto"/>
+        <w:rPr>
+          <w:sz w:val="28"/>
+          <w:szCs w:val="28"/>
+        </w:rPr>
+      </w:pPr>
+      <w:r>
+        <w:rPr>
+          <w:sz w:val="28"/>
+          <w:szCs w:val="28"/>
+        </w:rPr>
+        <w:t>4.4.2 Arbeitsaufteilung</w:t>
+      </w:r>
+    </w:p>
+    <w:p>
+      <w:pPr>
+        <w:spacing w:line="276" w:lineRule="auto"/>
+        <w:rPr>
+          <w:sz w:val="24"/>
+          <w:szCs w:val="24"/>
+        </w:rPr>
+      </w:pPr>
+      <w:r>
+        <w:rPr>
+          <w:sz w:val="24"/>
+          <w:szCs w:val="24"/>
+        </w:rPr>
+        <w:t>Diesmal haben wir unsere Aufgaben wie folgt aufgeteilt:</w:t>
+      </w:r>
+    </w:p>
+    <w:p>
+      <w:pPr>
+        <w:pStyle w:val="Listenabsatz"/>
+        <w:numPr>
+          <w:ilvl w:val="0"/>
+          <w:numId w:val="25"/>
+        </w:numPr>
+        <w:spacing w:line="276" w:lineRule="auto"/>
+        <w:rPr>
+          <w:sz w:val="24"/>
+          <w:szCs w:val="24"/>
+        </w:rPr>
+      </w:pPr>
+      <w:r>
+        <w:rPr>
+          <w:sz w:val="24"/>
+          <w:szCs w:val="24"/>
+        </w:rPr>
+        <w:t xml:space="preserve">Arbeit am Frontend (App) – Eric, </w:t>
+      </w:r>
+      <w:r>
+        <w:rPr>
+          <w:sz w:val="24"/>
+          <w:szCs w:val="24"/>
+        </w:rPr>
+        <w:t>Valentina, Hai</w:t>
+      </w:r>
+    </w:p>
+    <w:p>
+      <w:pPr>
+        <w:pStyle w:val="Listenabsatz"/>
+        <w:numPr>
+          <w:ilvl w:val="0"/>
+          <w:numId w:val="25"/>
+        </w:numPr>
+        <w:spacing w:line="276" w:lineRule="auto"/>
+        <w:rPr>
+          <w:sz w:val="24"/>
+          <w:szCs w:val="24"/>
+        </w:rPr>
+      </w:pPr>
+      <w:r>
+        <w:rPr>
+          <w:sz w:val="24"/>
+          <w:szCs w:val="24"/>
+        </w:rPr>
+        <w:t>Übersetzung der Fragen in Datei – Eric, Valentina</w:t>
+      </w:r>
+    </w:p>
+    <w:p>
+      <w:pPr>
+        <w:pStyle w:val="Listenabsatz"/>
+        <w:numPr>
+          <w:ilvl w:val="0"/>
+          <w:numId w:val="25"/>
+        </w:numPr>
+        <w:spacing w:line="276" w:lineRule="auto"/>
+        <w:rPr>
+          <w:sz w:val="24"/>
+          <w:szCs w:val="24"/>
+        </w:rPr>
+      </w:pPr>
+      <w:r>
+        <w:rPr>
+          <w:sz w:val="24"/>
+          <w:szCs w:val="24"/>
+        </w:rPr>
+        <w:t>Arbeit an UI – Eric</w:t>
+      </w:r>
+    </w:p>
+    <w:p>
+      <w:pPr>
+        <w:pStyle w:val="Listenabsatz"/>
+        <w:numPr>
+          <w:ilvl w:val="0"/>
+          <w:numId w:val="25"/>
+        </w:numPr>
+        <w:spacing w:line="276" w:lineRule="auto"/>
+        <w:rPr>
+          <w:sz w:val="24"/>
+          <w:szCs w:val="24"/>
+        </w:rPr>
+      </w:pPr>
+      <w:r>
+        <w:rPr>
+          <w:sz w:val="24"/>
+          <w:szCs w:val="24"/>
+        </w:rPr>
+        <w:t>Arbeit an Frontend (Website) – Bruno</w:t>
+      </w:r>
+    </w:p>
+    <w:p>
+      <w:pPr>
+        <w:pStyle w:val="Listenabsatz"/>
+        <w:numPr>
+          <w:ilvl w:val="0"/>
+          <w:numId w:val="25"/>
+        </w:numPr>
+        <w:spacing w:line="276" w:lineRule="auto"/>
+        <w:rPr>
+          <w:sz w:val="24"/>
+          <w:szCs w:val="24"/>
+        </w:rPr>
+      </w:pPr>
+      <w:r>
+        <w:rPr>
+          <w:sz w:val="24"/>
+          <w:szCs w:val="24"/>
+        </w:rPr>
+        <w:t>Arbeit an Backend – Valentina, Hai, Eric, Marwa, Bruno</w:t>
+      </w:r>
+    </w:p>
+    <w:p>
+      <w:pPr>
+        <w:pStyle w:val="Listenabsatz"/>
+        <w:numPr>
+          <w:ilvl w:val="0"/>
+          <w:numId w:val="25"/>
+        </w:numPr>
+        <w:spacing w:line="276" w:lineRule="auto"/>
+        <w:rPr>
+          <w:sz w:val="24"/>
+          <w:szCs w:val="24"/>
+        </w:rPr>
+      </w:pPr>
+      <w:r>
+        <w:rPr>
+          <w:sz w:val="24"/>
+          <w:szCs w:val="24"/>
+        </w:rPr>
+        <w:t>Erstellung einer Datenbank – Marwa</w:t>
+      </w:r>
+    </w:p>
+    <w:p>
+      <w:pPr>
+        <w:pStyle w:val="Listenabsatz"/>
+        <w:numPr>
+          <w:ilvl w:val="0"/>
+          <w:numId w:val="25"/>
+        </w:numPr>
+        <w:spacing w:line="276" w:lineRule="auto"/>
+        <w:rPr>
+          <w:sz w:val="24"/>
+          <w:szCs w:val="24"/>
+        </w:rPr>
+      </w:pPr>
+      <w:r>
+        <w:rPr>
+          <w:sz w:val="24"/>
+          <w:szCs w:val="24"/>
+        </w:rPr>
+        <w:t>Projektdokumentation – Bruno</w:t>
+      </w:r>
+    </w:p>
+    <w:p>
+      <w:pPr>
+        <w:spacing w:line="276" w:lineRule="auto"/>
+        <w:rPr>
+          <w:sz w:val="24"/>
+          <w:szCs w:val="24"/>
+        </w:rPr>
+      </w:pPr>
+    </w:p>
+    <w:p>
+      <w:pPr>
+        <w:spacing w:line="276" w:lineRule="auto"/>
+        <w:rPr>
+          <w:sz w:val="28"/>
+          <w:szCs w:val="28"/>
+        </w:rPr>
+      </w:pPr>
+      <w:r>
+        <w:rPr>
+          <w:sz w:val="28"/>
+          <w:szCs w:val="28"/>
+        </w:rPr>
+        <w:t>4.4.3 Arbeitsfortschritt</w:t>
+      </w:r>
+    </w:p>
+    <w:p>
+      <w:pPr>
+        <w:spacing w:line="276" w:lineRule="auto"/>
+        <w:rPr>
+          <w:sz w:val="24"/>
+          <w:szCs w:val="24"/>
+        </w:rPr>
+      </w:pPr>
+      <w:r>
+        <w:rPr>
+          <w:sz w:val="24"/>
+          <w:szCs w:val="24"/>
+        </w:rPr>
+        <w:t>Am 19.12 konnten wir unseren Fortschritt in einem Walkthrough präsentieren und haben viel hilfreiches Feedback erhalten. Außerdem haben wir dann in der Gruppe besprochen, wie wir die Arbeit über die Ferien hinweg aufteilen. Uns ist dann relativ schnell aufgefallen, dass noch viel zu tun ist, weswegen wir uns alle vorgenommen haben, produktiv und effizient zu arbeiten.</w:t>
+      </w:r>
+    </w:p>
+    <w:p>
+      <w:pPr>
+        <w:spacing w:line="276" w:lineRule="auto"/>
+        <w:rPr>
+          <w:sz w:val="24"/>
+          <w:szCs w:val="24"/>
+        </w:rPr>
+      </w:pPr>
+      <w:r>
+        <w:rPr>
+          <w:sz w:val="24"/>
+          <w:szCs w:val="24"/>
+        </w:rPr>
+        <w:lastRenderedPageBreak/>
+        <w:t>In den Ferien haben wir uns auch zweimal in einer Onlinekonferenz getroffen und konnten so unsere individuellen Zwischenstände besprechen. So haben wir auch ermittelt, wo jetzt noch viel Arbeitsbedarf vorliegt.</w:t>
+      </w:r>
+    </w:p>
+    <w:p>
+      <w:pPr>
+        <w:spacing w:line="276" w:lineRule="auto"/>
+        <w:rPr>
+          <w:sz w:val="24"/>
+          <w:szCs w:val="24"/>
+        </w:rPr>
+      </w:pPr>
+      <w:r>
+        <w:rPr>
+          <w:sz w:val="24"/>
+          <w:szCs w:val="24"/>
+        </w:rPr>
+        <w:t xml:space="preserve">Am 05.01 hatten wir wieder ein Gespräch mit unserer Tutorin, welches sehr hilfreich war. Wir konnten auch hier die Ergebnisse unserer Arbeit präsentieren und so auch viel dazulernen (gerade in Bezug auf das Backend). </w:t>
+      </w:r>
+    </w:p>
+    <w:p>
+      <w:pPr>
+        <w:spacing w:line="276" w:lineRule="auto"/>
+        <w:rPr>
+          <w:sz w:val="24"/>
+          <w:szCs w:val="24"/>
+        </w:rPr>
+      </w:pPr>
+      <w:r>
+        <w:rPr>
+          <w:sz w:val="24"/>
+          <w:szCs w:val="24"/>
+        </w:rPr>
+        <w:t>Wie jede Woche haben wir uns am Dienstag vor Ort getroffen, was sehr wichtig war, weil es noch sehr viel zu besprächen gab. Da die Zeit aber nicht ganz ausgereicht hat, haben wir uns auch noch mal am 07.01 getroffen, damit unsere finale Abgabe auch fehlerfrei und funktionstüchtig wird.</w:t>
+      </w:r>
+    </w:p>
+    <w:p>
+      <w:pPr>
+        <w:spacing w:line="276" w:lineRule="auto"/>
+        <w:rPr>
+          <w:sz w:val="24"/>
+          <w:szCs w:val="24"/>
+        </w:rPr>
+      </w:pPr>
+      <w:r>
+        <w:rPr>
+          <w:sz w:val="24"/>
+          <w:szCs w:val="24"/>
+        </w:rPr>
+        <w:t>Am Freitag steht der Abschluss des 3. Meilensteins an und wir stellen unser Produkt in einer Review vor. Wir können folgende Punkte teilweise, aber größtenteils vollständig präsentieren:</w:t>
+      </w:r>
+    </w:p>
+    <w:p>
+      <w:pPr>
+        <w:pStyle w:val="Listenabsatz"/>
+        <w:numPr>
+          <w:ilvl w:val="0"/>
+          <w:numId w:val="26"/>
+        </w:numPr>
+        <w:spacing w:line="276" w:lineRule="auto"/>
+        <w:rPr>
+          <w:sz w:val="24"/>
+          <w:szCs w:val="24"/>
+        </w:rPr>
+      </w:pPr>
+      <w:r>
+        <w:rPr>
+          <w:sz w:val="24"/>
+          <w:szCs w:val="24"/>
+        </w:rPr>
+        <w:t>App mit vollständig implementierten Funktionen</w:t>
+      </w:r>
+    </w:p>
+    <w:p>
+      <w:pPr>
+        <w:pStyle w:val="Listenabsatz"/>
+        <w:numPr>
+          <w:ilvl w:val="0"/>
+          <w:numId w:val="26"/>
+        </w:numPr>
+        <w:spacing w:line="276" w:lineRule="auto"/>
+        <w:rPr>
+          <w:sz w:val="24"/>
+          <w:szCs w:val="24"/>
+        </w:rPr>
+      </w:pPr>
+      <w:r>
+        <w:rPr>
+          <w:sz w:val="24"/>
+          <w:szCs w:val="24"/>
+        </w:rPr>
+        <w:t>Ausführliches Backend-System</w:t>
+      </w:r>
+    </w:p>
+    <w:p>
+      <w:pPr>
+        <w:pStyle w:val="Listenabsatz"/>
+        <w:numPr>
+          <w:ilvl w:val="0"/>
+          <w:numId w:val="26"/>
+        </w:numPr>
+        <w:spacing w:line="276" w:lineRule="auto"/>
+        <w:rPr>
+          <w:sz w:val="24"/>
+          <w:szCs w:val="24"/>
+        </w:rPr>
+      </w:pPr>
+      <w:r>
+        <w:rPr>
+          <w:sz w:val="24"/>
+          <w:szCs w:val="24"/>
+        </w:rPr>
+        <w:t>Überarbeitete Website mit Verbindung zum Server</w:t>
+      </w:r>
+    </w:p>
+    <w:p>
+      <w:pPr>
+        <w:pStyle w:val="Listenabsatz"/>
+        <w:numPr>
+          <w:ilvl w:val="0"/>
+          <w:numId w:val="26"/>
+        </w:numPr>
+        <w:spacing w:line="276" w:lineRule="auto"/>
+        <w:rPr>
+          <w:sz w:val="24"/>
+          <w:szCs w:val="24"/>
+        </w:rPr>
+      </w:pPr>
+      <w:r>
+        <w:rPr>
+          <w:sz w:val="24"/>
+          <w:szCs w:val="24"/>
+        </w:rPr>
+        <w:t>(teilweise) Datenbank</w:t>
+      </w:r>
+    </w:p>
+    <w:p>
+      <w:pPr>
+        <w:pStyle w:val="Listenabsatz"/>
+        <w:spacing w:line="276" w:lineRule="auto"/>
+        <w:rPr>
+          <w:sz w:val="24"/>
+          <w:szCs w:val="24"/>
+        </w:rPr>
+      </w:pPr>
+    </w:p>
+    <w:p>
+      <w:pPr>
+        <w:spacing w:line="276" w:lineRule="auto"/>
+        <w:rPr>
+          <w:sz w:val="24"/>
+          <w:szCs w:val="24"/>
+        </w:rPr>
+      </w:pPr>
+      <w:r>
+        <w:rPr>
+          <w:sz w:val="24"/>
+          <w:szCs w:val="24"/>
+        </w:rPr>
+        <w:t>Unsere tatsächlichen Arbeitszeiten diese Woche und über die Ferien sind in der nachfolgenden Tabelle zu finden:</w:t>
+      </w:r>
+    </w:p>
+    <w:tbl>
+      <w:tblPr>
+        <w:tblStyle w:val="Tabellenraster"/>
+        <w:tblW w:w="0" w:type="auto"/>
+        <w:jc w:val="center"/>
+        <w:tblLook w:val="04A0" w:firstRow="1" w:lastRow="0" w:firstColumn="1" w:lastColumn="0" w:noHBand="0" w:noVBand="1"/>
+      </w:tblPr>
+      <w:tblGrid>
+        <w:gridCol w:w="1980"/>
+        <w:gridCol w:w="2560"/>
+      </w:tblGrid>
+      <w:tr>
+        <w:trPr>
+          <w:jc w:val="center"/>
+        </w:trPr>
+        <w:tc>
+          <w:tcPr>
+            <w:tcW w:w="1980" w:type="dxa"/>
+          </w:tcPr>
+          <w:p>
+            <w:pPr>
+              <w:spacing w:line="276" w:lineRule="auto"/>
+              <w:rPr>
+                <w:b/>
+                <w:bCs/>
+                <w:sz w:val="24"/>
+                <w:szCs w:val="24"/>
+              </w:rPr>
+            </w:pPr>
+            <w:bookmarkStart w:id="9" w:name="_Hlk219310831"/>
+            <w:r>
+              <w:rPr>
+                <w:b/>
+                <w:bCs/>
+                <w:sz w:val="24"/>
+                <w:szCs w:val="24"/>
+              </w:rPr>
+              <w:t>Gruppenmitglied</w:t>
+            </w:r>
+          </w:p>
+        </w:tc>
+        <w:tc>
+          <w:tcPr>
+            <w:tcW w:w="2560" w:type="dxa"/>
+          </w:tcPr>
+          <w:p>
+            <w:pPr>
+              <w:spacing w:line="276" w:lineRule="auto"/>
+              <w:rPr>
+                <w:b/>
+                <w:bCs/>
+                <w:sz w:val="24"/>
+                <w:szCs w:val="24"/>
+              </w:rPr>
+            </w:pPr>
+            <w:r>
+              <w:rPr>
+                <w:b/>
+                <w:bCs/>
+                <w:sz w:val="24"/>
+                <w:szCs w:val="24"/>
+              </w:rPr>
+              <w:t>Arbeitszeit</w:t>
+            </w:r>
+          </w:p>
+        </w:tc>
+      </w:tr>
+      <w:tr>
+        <w:trPr>
+          <w:jc w:val="center"/>
+        </w:trPr>
+        <w:tc>
+          <w:tcPr>
+            <w:tcW w:w="1980" w:type="dxa"/>
+          </w:tcPr>
+          <w:p>
+            <w:pPr>
+              <w:spacing w:line="276" w:lineRule="auto"/>
+              <w:rPr>
+                <w:sz w:val="24"/>
+                <w:szCs w:val="24"/>
+              </w:rPr>
+            </w:pPr>
+            <w:r>
+              <w:rPr>
+                <w:sz w:val="24"/>
+                <w:szCs w:val="24"/>
+              </w:rPr>
+              <w:t>Marwa</w:t>
+            </w:r>
+          </w:p>
+        </w:tc>
+        <w:tc>
+          <w:tcPr>
+            <w:tcW w:w="2560" w:type="dxa"/>
+          </w:tcPr>
+          <w:p>
+            <w:pPr>
+              <w:spacing w:line="276" w:lineRule="auto"/>
+              <w:rPr>
+                <w:sz w:val="24"/>
+                <w:szCs w:val="24"/>
+              </w:rPr>
+            </w:pPr>
+            <w:r>
+              <w:rPr>
+                <w:sz w:val="24"/>
+                <w:szCs w:val="24"/>
+              </w:rPr>
+              <w:t>34 Stunden</w:t>
+            </w:r>
+          </w:p>
+        </w:tc>
+      </w:tr>
+      <w:tr>
+        <w:trPr>
+          <w:jc w:val="center"/>
+        </w:trPr>
+        <w:tc>
+          <w:tcPr>
+            <w:tcW w:w="1980" w:type="dxa"/>
+          </w:tcPr>
+          <w:p>
+            <w:pPr>
+              <w:spacing w:line="276" w:lineRule="auto"/>
+              <w:rPr>
+                <w:sz w:val="24"/>
+                <w:szCs w:val="24"/>
+              </w:rPr>
+            </w:pPr>
+            <w:r>
+              <w:rPr>
+                <w:sz w:val="24"/>
+                <w:szCs w:val="24"/>
+              </w:rPr>
+              <w:t>Valentina</w:t>
+            </w:r>
+          </w:p>
+        </w:tc>
+        <w:tc>
+          <w:tcPr>
+            <w:tcW w:w="2560" w:type="dxa"/>
+          </w:tcPr>
+          <w:p>
+            <w:pPr>
+              <w:spacing w:line="276" w:lineRule="auto"/>
+              <w:rPr>
+                <w:sz w:val="24"/>
+                <w:szCs w:val="24"/>
+              </w:rPr>
+            </w:pPr>
+            <w:r>
+              <w:rPr>
+                <w:sz w:val="24"/>
+                <w:szCs w:val="24"/>
+              </w:rPr>
+              <w:t>2</w:t>
+            </w:r>
+            <w:r>
+              <w:rPr>
+                <w:sz w:val="24"/>
+                <w:szCs w:val="24"/>
+              </w:rPr>
+              <w:t>5</w:t>
+            </w:r>
+            <w:r>
+              <w:rPr>
+                <w:sz w:val="24"/>
+                <w:szCs w:val="24"/>
+              </w:rPr>
+              <w:t xml:space="preserve"> Stunden</w:t>
+            </w:r>
+          </w:p>
+        </w:tc>
+      </w:tr>
+      <w:tr>
+        <w:trPr>
+          <w:jc w:val="center"/>
+        </w:trPr>
+        <w:tc>
+          <w:tcPr>
+            <w:tcW w:w="1980" w:type="dxa"/>
+          </w:tcPr>
+          <w:p>
+            <w:pPr>
+              <w:spacing w:line="276" w:lineRule="auto"/>
+              <w:rPr>
+                <w:sz w:val="24"/>
+                <w:szCs w:val="24"/>
+              </w:rPr>
+            </w:pPr>
+            <w:r>
+              <w:rPr>
+                <w:sz w:val="24"/>
+                <w:szCs w:val="24"/>
+              </w:rPr>
+              <w:t>Bruno</w:t>
+            </w:r>
+          </w:p>
+        </w:tc>
+        <w:tc>
+          <w:tcPr>
+            <w:tcW w:w="2560" w:type="dxa"/>
+          </w:tcPr>
+          <w:p>
+            <w:pPr>
+              <w:spacing w:line="276" w:lineRule="auto"/>
+              <w:rPr>
+                <w:sz w:val="24"/>
+                <w:szCs w:val="24"/>
+              </w:rPr>
+            </w:pPr>
+            <w:r>
+              <w:rPr>
+                <w:sz w:val="24"/>
+                <w:szCs w:val="24"/>
+              </w:rPr>
+              <w:t>20 Stunden</w:t>
+            </w:r>
+          </w:p>
+        </w:tc>
+      </w:tr>
+      <w:tr>
+        <w:trPr>
+          <w:jc w:val="center"/>
+        </w:trPr>
+        <w:tc>
+          <w:tcPr>
+            <w:tcW w:w="1980" w:type="dxa"/>
+          </w:tcPr>
+          <w:p>
+            <w:pPr>
+              <w:spacing w:line="276" w:lineRule="auto"/>
+              <w:rPr>
+                <w:sz w:val="24"/>
+                <w:szCs w:val="24"/>
+              </w:rPr>
+            </w:pPr>
+            <w:r>
+              <w:rPr>
+                <w:sz w:val="24"/>
+                <w:szCs w:val="24"/>
+              </w:rPr>
+              <w:t>Eric</w:t>
+            </w:r>
+          </w:p>
+        </w:tc>
+        <w:tc>
+          <w:tcPr>
+            <w:tcW w:w="2560" w:type="dxa"/>
+          </w:tcPr>
+          <w:p>
+            <w:pPr>
+              <w:spacing w:line="276" w:lineRule="auto"/>
+              <w:rPr>
+                <w:sz w:val="24"/>
+                <w:szCs w:val="24"/>
+              </w:rPr>
+            </w:pPr>
+            <w:r>
+              <w:rPr>
+                <w:sz w:val="24"/>
+                <w:szCs w:val="24"/>
+              </w:rPr>
+              <w:t>57  Stunden</w:t>
+            </w:r>
+          </w:p>
+        </w:tc>
+      </w:tr>
+      <w:tr>
+        <w:trPr>
+          <w:jc w:val="center"/>
+        </w:trPr>
+        <w:tc>
+          <w:tcPr>
+            <w:tcW w:w="1980" w:type="dxa"/>
+          </w:tcPr>
+          <w:p>
+            <w:pPr>
+              <w:spacing w:line="276" w:lineRule="auto"/>
+              <w:rPr>
+                <w:sz w:val="24"/>
+                <w:szCs w:val="24"/>
+              </w:rPr>
+            </w:pPr>
+            <w:r>
+              <w:rPr>
+                <w:sz w:val="24"/>
+                <w:szCs w:val="24"/>
+              </w:rPr>
+              <w:t>Hai</w:t>
+            </w:r>
+          </w:p>
+        </w:tc>
+        <w:tc>
+          <w:tcPr>
+            <w:tcW w:w="2560" w:type="dxa"/>
+          </w:tcPr>
+          <w:p>
+            <w:pPr>
+              <w:spacing w:line="276" w:lineRule="auto"/>
+              <w:rPr>
+                <w:sz w:val="24"/>
+                <w:szCs w:val="24"/>
+              </w:rPr>
+            </w:pPr>
+            <w:r>
+              <w:rPr>
+                <w:sz w:val="24"/>
+                <w:szCs w:val="24"/>
+              </w:rPr>
+              <w:t>30 Stunden</w:t>
+            </w:r>
+          </w:p>
+        </w:tc>
+      </w:tr>
+      <w:tr>
+        <w:trPr>
+          <w:jc w:val="center"/>
+        </w:trPr>
+        <w:tc>
+          <w:tcPr>
+            <w:tcW w:w="1980" w:type="dxa"/>
+          </w:tcPr>
+          <w:p>
+            <w:pPr>
+              <w:spacing w:line="276" w:lineRule="auto"/>
+              <w:rPr>
+                <w:sz w:val="24"/>
+                <w:szCs w:val="24"/>
+              </w:rPr>
+            </w:pPr>
+            <w:r>
+              <w:rPr>
+                <w:sz w:val="24"/>
+                <w:szCs w:val="24"/>
+              </w:rPr>
+              <w:t>als Gruppe</w:t>
+            </w:r>
+          </w:p>
+        </w:tc>
+        <w:tc>
+          <w:tcPr>
+            <w:tcW w:w="2560" w:type="dxa"/>
+          </w:tcPr>
+          <w:p>
+            <w:pPr>
+              <w:spacing w:line="276" w:lineRule="auto"/>
+              <w:rPr>
+                <w:sz w:val="24"/>
+                <w:szCs w:val="24"/>
+              </w:rPr>
+            </w:pPr>
+            <w:r>
+              <w:rPr>
+                <w:sz w:val="24"/>
+                <w:szCs w:val="24"/>
+              </w:rPr>
+              <w:t>6 Stunden</w:t>
+            </w:r>
+          </w:p>
+        </w:tc>
+      </w:tr>
+      <w:bookmarkEnd w:id="9"/>
+    </w:tbl>
+    <w:p>
+      <w:pPr>
+        <w:spacing w:line="276" w:lineRule="auto"/>
+        <w:rPr>
+          <w:sz w:val="24"/>
+          <w:szCs w:val="24"/>
+        </w:rPr>
+      </w:pPr>
+    </w:p>
+    <w:p>
+      <w:pPr>
+        <w:spacing w:line="276" w:lineRule="auto"/>
+        <w:rPr>
+          <w:sz w:val="28"/>
+          <w:szCs w:val="28"/>
+        </w:rPr>
+      </w:pPr>
+      <w:r>
+        <w:rPr>
+          <w:sz w:val="28"/>
+          <w:szCs w:val="28"/>
+        </w:rPr>
+        <w:t>4.4.4 Reflexion</w:t>
+      </w:r>
+    </w:p>
+    <w:p>
+      <w:pPr>
+        <w:spacing w:line="276" w:lineRule="auto"/>
+        <w:rPr>
+          <w:sz w:val="24"/>
+          <w:szCs w:val="24"/>
+        </w:rPr>
+      </w:pPr>
+      <w:r>
+        <w:rPr>
+          <w:sz w:val="24"/>
+          <w:szCs w:val="24"/>
+        </w:rPr>
+        <w:t>Wir waren in diesem Arbeitszyklus sehr produktiv und haben viel schaffen können. Gerade in der freien Zeit jetzt in den Ferien konnten wir ganz ohne Zeitdruck und mit unserem Tempo arbeiten. Jede/Jeder konnte genau so viel machen, wie er/sie Zeit hatte. Dadurch kommen dann auch die unterschiedlichen Arbeitszeiten zustande.</w:t>
+      </w:r>
+    </w:p>
+    <w:p>
+      <w:pPr>
+        <w:spacing w:line="276" w:lineRule="auto"/>
+        <w:rPr>
+          <w:sz w:val="24"/>
+          <w:szCs w:val="24"/>
+        </w:rPr>
+      </w:pPr>
+      <w:r>
+        <w:rPr>
+          <w:sz w:val="24"/>
+          <w:szCs w:val="24"/>
+        </w:rPr>
+        <w:t>Während dieser Zeit bestand auch eine sehr erfolgreiche Kommunikation innerhalb der Gruppe. Fragen und Unklarheiten konnten fast immer sofort geklärt werden. Die zu anstehenden Issues haben wir auch so gelassen, damit alle an der Tätigkeit weiterarbeiten können, womit sie schon begonnen haben bzw. worin sie sich schon eingearbeitet haben.</w:t>
+      </w:r>
+    </w:p>
+    <w:p>
+      <w:pPr>
+        <w:spacing w:line="276" w:lineRule="auto"/>
+        <w:rPr>
+          <w:sz w:val="24"/>
+          <w:szCs w:val="24"/>
+        </w:rPr>
+      </w:pPr>
+      <w:r>
+        <w:rPr>
+          <w:sz w:val="24"/>
+          <w:szCs w:val="24"/>
+        </w:rPr>
+        <w:lastRenderedPageBreak/>
+        <w:t>Das einzig Negative diese Woche ist in Bezug auf unsere Anforderungen. Da wir nicht wussten, was genau von uns im Review erwartet wird bzw. ob wir dann schon komplett fertig sein sollen, konnten wir uns keine genauen Ziele setzen. Wir haben zwar die Kompoenten bestimmt, die am wichtigsten sind; wir sind aber immer nach dem Motto gegangen: „Implementiere so viel wie du kannst!“, was manchmal sehr unklar war. Hätten wir schon vorher gewusst, wie groß der Umfang genau wäre bzw. was wir dann genau im Review vorstellen müssen, dann hätten wir uns noch effizienter auf diese Bausteine konzentrieren können.</w:t>
+      </w:r>
+    </w:p>
+    <w:p>
+      <w:pPr>
+        <w:rPr>
+          <w:sz w:val="24"/>
+          <w:szCs w:val="24"/>
+        </w:rPr>
+      </w:pPr>
+      <w:r>
+        <w:rPr>
+          <w:sz w:val="24"/>
+          <w:szCs w:val="24"/>
+        </w:rPr>
+        <w:br w:type="page"/>
+      </w:r>
+    </w:p>
+    <w:p>
+      <w:pPr>
+        <w:pStyle w:val="berschrift1gendert"/>
+      </w:pPr>
+      <w:r>
+        <w:lastRenderedPageBreak/>
+        <w:t>5 Meilenstein 4</w:t>
+      </w:r>
+    </w:p>
+    <w:p>
+      <w:pPr>
+        <w:pStyle w:val="berschrift1gendert"/>
+      </w:pPr>
+    </w:p>
+    <w:p>
+      <w:pPr>
+        <w:rPr>
+          <w:sz w:val="28"/>
+          <w:szCs w:val="28"/>
+          <w:u w:val="single"/>
+        </w:rPr>
+      </w:pPr>
+      <w:r>
+        <w:rPr>
+          <w:sz w:val="28"/>
+          <w:szCs w:val="28"/>
+          <w:u w:val="single"/>
+        </w:rPr>
+        <w:t>5.1 Woche 1</w:t>
+      </w:r>
+    </w:p>
+    <w:p>
+      <w:pPr>
+        <w:rPr>
+          <w:sz w:val="28"/>
+          <w:szCs w:val="28"/>
+        </w:rPr>
+      </w:pPr>
+      <w:r>
+        <w:rPr>
+          <w:sz w:val="28"/>
+          <w:szCs w:val="28"/>
+        </w:rPr>
+        <w:t>5.1.1 Arbeitsplanung</w:t>
+      </w:r>
+    </w:p>
+    <w:p>
+      <w:pPr>
+        <w:rPr>
+          <w:sz w:val="24"/>
+          <w:szCs w:val="24"/>
+        </w:rPr>
+      </w:pPr>
+      <w:r>
+        <w:rPr>
+          <w:sz w:val="24"/>
+          <w:szCs w:val="24"/>
+        </w:rPr>
+        <w:t xml:space="preserve">Da wir bis zum Zeitpunkt dieser Projektdokumentation immer noch keine spezifischeren Informationen zum 4. Meilenstein und dessen Anforderungen haben, können wir unsere Arbeit nur sehr schwer im Voraus planen. Damit wir uns aber trotzdem </w:t>
+      </w:r>
+      <w:r>
+        <w:rPr>
+          <w:sz w:val="24"/>
+          <w:szCs w:val="24"/>
+        </w:rPr>
+        <w:t>an einen temporären Arbeitsplan richten können, haben wir uns an die Planung vom 3. Meilenstein orientiert:</w:t>
+      </w:r>
+    </w:p>
+    <w:p>
+      <w:pPr>
+        <w:pStyle w:val="Listenabsatz"/>
+        <w:numPr>
+          <w:ilvl w:val="0"/>
+          <w:numId w:val="14"/>
+        </w:numPr>
+        <w:spacing w:line="240" w:lineRule="auto"/>
+        <w:rPr>
+          <w:sz w:val="24"/>
+          <w:szCs w:val="24"/>
+        </w:rPr>
+      </w:pPr>
+      <w:r>
+        <w:rPr>
+          <w:sz w:val="24"/>
+          <w:szCs w:val="24"/>
+        </w:rPr>
+        <w:t>Projektdokumentation – Version 3 (Artefakt A)</w:t>
+      </w:r>
+    </w:p>
+    <w:p>
+      <w:pPr>
+        <w:pStyle w:val="Listenabsatz"/>
+        <w:numPr>
+          <w:ilvl w:val="0"/>
+          <w:numId w:val="14"/>
+        </w:numPr>
+        <w:spacing w:line="240" w:lineRule="auto"/>
+        <w:rPr>
+          <w:sz w:val="24"/>
+          <w:szCs w:val="24"/>
+        </w:rPr>
+      </w:pPr>
+      <w:r>
+        <w:rPr>
+          <w:sz w:val="24"/>
+          <w:szCs w:val="24"/>
+        </w:rPr>
+        <w:t>Dokumentiertes Softwareprodukt – Version 3 (Artefakt B)</w:t>
+      </w:r>
+    </w:p>
+    <w:p>
+      <w:pPr>
+        <w:pStyle w:val="Listenabsatz"/>
+        <w:numPr>
+          <w:ilvl w:val="1"/>
+          <w:numId w:val="14"/>
+        </w:numPr>
+        <w:spacing w:line="240" w:lineRule="auto"/>
+        <w:rPr>
+          <w:sz w:val="24"/>
+          <w:szCs w:val="24"/>
+        </w:rPr>
+      </w:pPr>
+      <w:r>
+        <w:rPr>
+          <w:sz w:val="24"/>
+          <w:szCs w:val="24"/>
+        </w:rPr>
+        <w:t>Anforderungsspezifikation &amp; Beschreibung Systemtests</w:t>
+      </w:r>
+    </w:p>
+    <w:p>
+      <w:pPr>
+        <w:pStyle w:val="Listenabsatz"/>
+        <w:numPr>
+          <w:ilvl w:val="1"/>
+          <w:numId w:val="14"/>
+        </w:numPr>
+        <w:spacing w:line="240" w:lineRule="auto"/>
+        <w:rPr>
+          <w:sz w:val="24"/>
+          <w:szCs w:val="24"/>
+        </w:rPr>
+      </w:pPr>
+      <w:r>
+        <w:rPr>
+          <w:sz w:val="24"/>
+          <w:szCs w:val="24"/>
+        </w:rPr>
+        <w:t>Architekturbeschreibung &amp; Beschreibung Integrationstests</w:t>
+      </w:r>
+    </w:p>
+    <w:p>
+      <w:pPr>
+        <w:pStyle w:val="Listenabsatz"/>
+        <w:numPr>
+          <w:ilvl w:val="1"/>
+          <w:numId w:val="14"/>
+        </w:numPr>
+        <w:spacing w:line="240" w:lineRule="auto"/>
+        <w:rPr>
+          <w:sz w:val="24"/>
+          <w:szCs w:val="24"/>
+        </w:rPr>
+      </w:pPr>
+      <w:r>
+        <w:rPr>
+          <w:sz w:val="24"/>
+          <w:szCs w:val="24"/>
+        </w:rPr>
+        <w:t>Dokumentation der Testdurchführung</w:t>
+      </w:r>
+    </w:p>
+    <w:p>
+      <w:pPr>
+        <w:pStyle w:val="Listenabsatz"/>
+        <w:numPr>
+          <w:ilvl w:val="1"/>
+          <w:numId w:val="14"/>
+        </w:numPr>
+        <w:spacing w:line="240" w:lineRule="auto"/>
+        <w:rPr>
+          <w:sz w:val="24"/>
+          <w:szCs w:val="24"/>
+        </w:rPr>
+      </w:pPr>
+      <w:r>
+        <w:rPr>
+          <w:sz w:val="24"/>
+          <w:szCs w:val="24"/>
+        </w:rPr>
+        <w:t>Dokumentierter Code</w:t>
+      </w:r>
+    </w:p>
+    <w:p>
+      <w:pPr>
+        <w:pStyle w:val="Listenabsatz"/>
+        <w:numPr>
+          <w:ilvl w:val="1"/>
+          <w:numId w:val="14"/>
+        </w:numPr>
+        <w:spacing w:line="240" w:lineRule="auto"/>
+        <w:rPr>
+          <w:sz w:val="24"/>
+          <w:szCs w:val="24"/>
+        </w:rPr>
+      </w:pPr>
+      <w:r>
+        <w:rPr>
+          <w:sz w:val="24"/>
+          <w:szCs w:val="24"/>
+        </w:rPr>
+        <w:t>Unit Tests</w:t>
+      </w:r>
+    </w:p>
+    <w:p>
+      <w:pPr>
+        <w:pStyle w:val="Listenabsatz"/>
+        <w:numPr>
+          <w:ilvl w:val="1"/>
+          <w:numId w:val="14"/>
+        </w:numPr>
+        <w:spacing w:line="240" w:lineRule="auto"/>
+        <w:rPr>
+          <w:sz w:val="24"/>
+          <w:szCs w:val="24"/>
+        </w:rPr>
+      </w:pPr>
+      <w:r>
+        <w:rPr>
+          <w:sz w:val="24"/>
+          <w:szCs w:val="24"/>
+        </w:rPr>
+        <w:t>CI/CD-Pipeline</w:t>
+      </w:r>
+    </w:p>
+    <w:p>
+      <w:pPr>
+        <w:rPr>
+          <w:sz w:val="24"/>
+          <w:szCs w:val="24"/>
+        </w:rPr>
+      </w:pPr>
+    </w:p>
+    <w:p>
+      <w:pPr>
+        <w:rPr>
+          <w:sz w:val="24"/>
+          <w:szCs w:val="24"/>
+        </w:rPr>
+      </w:pPr>
+      <w:r>
+        <w:rPr>
+          <w:sz w:val="24"/>
+          <w:szCs w:val="24"/>
+        </w:rPr>
+        <w:t>Diese Woche haben wir zudem Verbesserungen an der Datenbank, Front- und Backend eingeplant. Daher war es wieder herausfordernd eine Zeiteinschätzung vorher abzugeben. Wir haben uns dann auf ca. 10 Einzelarbeitsstunden pro Gruppenmitglied geeinigt.</w:t>
+      </w:r>
+    </w:p>
+    <w:p>
+      <w:pPr>
+        <w:rPr>
+          <w:sz w:val="24"/>
+          <w:szCs w:val="24"/>
+        </w:rPr>
+      </w:pPr>
+      <w:r>
+        <w:rPr>
+          <w:sz w:val="24"/>
+          <w:szCs w:val="24"/>
+        </w:rPr>
+        <w:t>Unser derzeitiges KanBan-Board in GitLab sieht wie folgt aus:</w:t>
+      </w:r>
+    </w:p>
+    <w:p>
+      <w:r>
+        <w:drawing>
+          <wp:inline distT="0" distB="0" distL="0" distR="0" wp14:anchorId="0B188D53" wp14:editId="455C27B0">
+            <wp:extent cx="5760720" cy="1572260"/>
+            <wp:effectExtent l="0" t="0" r="0" b="8890"/>
+            <wp:docPr id="111289856" name="Grafik 1"/>
+            <wp:cNvGraphicFramePr>
+              <a:graphicFrameLocks xmlns:a="http://schemas.openxmlformats.org/drawingml/2006/main" noChangeAspect="1"/>
+            </wp:cNvGraphicFramePr>
+            <a:graphic xmlns:a="http://schemas.openxmlformats.org/drawingml/2006/main">
+              <a:graphicData uri="http://schemas.openxmlformats.org/drawingml/2006/picture">
+                <pic:pic xmlns:pic="http://schemas.openxmlformats.org/drawingml/2006/picture">
+                  <pic:nvPicPr>
+                    <pic:cNvPr id="111289856" name="Grafik 111289856"/>
+                    <pic:cNvPicPr/>
+                  </pic:nvPicPr>
+                  <pic:blipFill>
+                    <a:blip r:embed="rId14" cstate="print">
+                      <a:extLst>
+                        <a:ext uri="{28A0092B-C50C-407E-A947-70E740481C1C}">
+                          <a14:useLocalDpi xmlns:a14="http://schemas.microsoft.com/office/drawing/2010/main" val="0"/>
+                        </a:ext>
+                      </a:extLst>
+                    </a:blip>
+                    <a:stretch>
+                      <a:fillRect/>
+                    </a:stretch>
+                  </pic:blipFill>
+                  <pic:spPr>
+                    <a:xfrm>
+                      <a:off x="0" y="0"/>
+                      <a:ext cx="5760720" cy="1572260"/>
+                    </a:xfrm>
+                    <a:prstGeom prst="rect">
+                      <a:avLst/>
+                    </a:prstGeom>
+                  </pic:spPr>
+                </pic:pic>
+              </a:graphicData>
+            </a:graphic>
+          </wp:inline>
+        </w:drawing>
+      </w:r>
+    </w:p>
+    <w:p>
+      <w:pPr>
+        <w:jc w:val="center"/>
+      </w:pPr>
+      <w:r>
+        <w:t xml:space="preserve">Abbildung 6: </w:t>
+      </w:r>
+      <w:r>
+        <w:t>Snapshot vom KanBan-Board (</w:t>
+      </w:r>
+      <w:r>
+        <w:t>14</w:t>
+      </w:r>
+      <w:r>
+        <w:t>.01, 1</w:t>
+      </w:r>
+      <w:r>
+        <w:t>8</w:t>
+      </w:r>
+      <w:r>
+        <w:t>:00)</w:t>
+      </w:r>
+    </w:p>
+    <w:p/>
+    <w:p>
+      <w:pPr>
+        <w:rPr>
+          <w:sz w:val="24"/>
+          <w:szCs w:val="24"/>
+        </w:rPr>
+      </w:pPr>
+      <w:r>
+        <w:rPr>
+          <w:sz w:val="24"/>
+          <w:szCs w:val="24"/>
+        </w:rPr>
+        <w:t>Jedem Gruppenmitglied ist wieder freigestellt, an wie vielen Aufgaben er/sie arbeiten möchte bzw. kann. Als ultimatives Limit haben wir 4 Issues pro Person gesetzt. Aber wir haben die „To-Do“s diese Woche fair aufgeteilt, weswegen das Problem nicht bestehen sollte.</w:t>
+      </w:r>
+    </w:p>
+    <w:p>
+      <w:pPr>
+        <w:rPr>
+          <w:sz w:val="24"/>
+          <w:szCs w:val="24"/>
+        </w:rPr>
+      </w:pPr>
+      <w:r>
+        <w:rPr>
+          <w:sz w:val="24"/>
+          <w:szCs w:val="24"/>
+        </w:rPr>
+        <w:t xml:space="preserve">Unsere </w:t>
+      </w:r>
+      <w:r>
+        <w:rPr>
+          <w:i/>
+          <w:iCs/>
+          <w:sz w:val="24"/>
+          <w:szCs w:val="24"/>
+        </w:rPr>
+        <w:t>Definition of Done</w:t>
+      </w:r>
+      <w:r>
+        <w:rPr>
+          <w:sz w:val="24"/>
+          <w:szCs w:val="24"/>
+        </w:rPr>
+        <w:t xml:space="preserve"> ist immer noch unverändert zu letzter Woche.</w:t>
+      </w:r>
+    </w:p>
+    <w:p>
+      <w:pPr>
+        <w:rPr>
+          <w:sz w:val="24"/>
+          <w:szCs w:val="24"/>
+        </w:rPr>
+      </w:pPr>
+    </w:p>
+    <w:p>
+      <w:pPr>
+        <w:rPr>
+          <w:sz w:val="24"/>
+          <w:szCs w:val="24"/>
+        </w:rPr>
+      </w:pPr>
+    </w:p>
+    <w:p>
+      <w:pPr>
+        <w:rPr>
+          <w:sz w:val="28"/>
+          <w:szCs w:val="28"/>
+        </w:rPr>
+      </w:pPr>
+      <w:r>
+        <w:rPr>
+          <w:sz w:val="28"/>
+          <w:szCs w:val="28"/>
+        </w:rPr>
+        <w:lastRenderedPageBreak/>
+        <w:t>5.1.2 Arbeitsaufteilung</w:t>
+      </w:r>
+    </w:p>
+    <w:p>
+      <w:pPr>
+        <w:rPr>
+          <w:sz w:val="24"/>
+          <w:szCs w:val="24"/>
+        </w:rPr>
+      </w:pPr>
+      <w:r>
+        <w:rPr>
+          <w:sz w:val="24"/>
+          <w:szCs w:val="24"/>
+        </w:rPr>
+        <w:t>Unsere Arbeitsaufteilung sah wie folgt aus:</w:t>
+      </w:r>
+    </w:p>
+    <w:p>
+      <w:pPr>
+        <w:pStyle w:val="Listenabsatz"/>
+        <w:numPr>
+          <w:ilvl w:val="0"/>
+          <w:numId w:val="27"/>
+        </w:numPr>
+        <w:rPr>
+          <w:sz w:val="24"/>
+          <w:szCs w:val="24"/>
+        </w:rPr>
+      </w:pPr>
+      <w:r>
+        <w:rPr>
+          <w:sz w:val="24"/>
+          <w:szCs w:val="24"/>
+        </w:rPr>
+        <w:t>Datenbank/FHIR – Marwa</w:t>
+      </w:r>
+    </w:p>
+    <w:p>
+      <w:pPr>
+        <w:pStyle w:val="Listenabsatz"/>
+        <w:numPr>
+          <w:ilvl w:val="0"/>
+          <w:numId w:val="27"/>
+        </w:numPr>
+        <w:rPr>
+          <w:sz w:val="24"/>
+          <w:szCs w:val="24"/>
+        </w:rPr>
+      </w:pPr>
+      <w:r>
+        <w:rPr>
+          <w:sz w:val="24"/>
+          <w:szCs w:val="24"/>
+        </w:rPr>
+        <w:t>Arbeit am Frontend (App) – Eric, Hai, Valentina</w:t>
+      </w:r>
+    </w:p>
+    <w:p>
+      <w:pPr>
+        <w:pStyle w:val="Listenabsatz"/>
+        <w:numPr>
+          <w:ilvl w:val="0"/>
+          <w:numId w:val="27"/>
+        </w:numPr>
+        <w:rPr>
+          <w:sz w:val="24"/>
+          <w:szCs w:val="24"/>
+        </w:rPr>
+      </w:pPr>
+      <w:r>
+        <w:rPr>
+          <w:sz w:val="24"/>
+          <w:szCs w:val="24"/>
+        </w:rPr>
+        <w:t>Arbeit am Frontend (Website) – Bruno</w:t>
+      </w:r>
+    </w:p>
+    <w:p>
+      <w:pPr>
+        <w:pStyle w:val="Listenabsatz"/>
+        <w:numPr>
+          <w:ilvl w:val="0"/>
+          <w:numId w:val="27"/>
+        </w:numPr>
+        <w:rPr>
+          <w:sz w:val="24"/>
+          <w:szCs w:val="24"/>
+        </w:rPr>
+      </w:pPr>
+      <w:r>
+        <w:rPr>
+          <w:sz w:val="24"/>
+          <w:szCs w:val="24"/>
+        </w:rPr>
+        <w:t>Arbeit am Backend – alle</w:t>
+      </w:r>
+    </w:p>
+    <w:p>
+      <w:pPr>
+        <w:pStyle w:val="Listenabsatz"/>
+        <w:numPr>
+          <w:ilvl w:val="0"/>
+          <w:numId w:val="27"/>
+        </w:numPr>
+        <w:rPr>
+          <w:sz w:val="24"/>
+          <w:szCs w:val="24"/>
+        </w:rPr>
+      </w:pPr>
+      <w:r>
+        <w:rPr>
+          <w:sz w:val="24"/>
+          <w:szCs w:val="24"/>
+        </w:rPr>
+        <w:t>Projektdokumentation – Bruno</w:t>
+      </w:r>
+    </w:p>
+    <w:p>
+      <w:pPr>
+        <w:ind w:left="360"/>
+      </w:pPr>
+    </w:p>
+    <w:p>
+      <w:pPr>
+        <w:rPr>
+          <w:sz w:val="28"/>
+          <w:szCs w:val="28"/>
+        </w:rPr>
+      </w:pPr>
+      <w:r>
+        <w:rPr>
+          <w:sz w:val="28"/>
+          <w:szCs w:val="28"/>
+        </w:rPr>
+        <w:t>5.1.3 Arbeitsfortschritt</w:t>
+      </w:r>
+    </w:p>
+    <w:p>
+      <w:pPr>
+        <w:rPr>
+          <w:sz w:val="24"/>
+          <w:szCs w:val="24"/>
+        </w:rPr>
+      </w:pPr>
+      <w:r>
+        <w:rPr>
+          <w:sz w:val="24"/>
+          <w:szCs w:val="24"/>
+        </w:rPr>
+        <w:t>Am 09.01 hatten wir unser nächstes Review. Wir hatten unsere Zwischenergebnisse vorgestellt und Feedback bekommen. Dabei sind wir jede Funktion von Front-/Backend einzeln durchgegangen und haben noch ein paar Tips zur Verbesserung erhalten.</w:t>
+      </w:r>
+    </w:p>
+    <w:p>
+      <w:pPr>
+        <w:rPr>
+          <w:sz w:val="24"/>
+          <w:szCs w:val="24"/>
+        </w:rPr>
+      </w:pPr>
+      <w:r>
+        <w:rPr>
+          <w:sz w:val="24"/>
+          <w:szCs w:val="24"/>
+        </w:rPr>
+        <w:t>Daraufhin haben sich alle aus der Gruppe am Wochenende dazu genauere Gedanken zur Umsetzung dieser Vorschläge gemacht und am Montag, den 12.01 haben wir diese dann besprochen. Doch es war eigentlich schon im Voraus klar, was jedes Gruppenmitglied noch zu erledigen hat.</w:t>
+      </w:r>
+    </w:p>
+    <w:p>
+      <w:pPr>
+        <w:rPr>
+          <w:sz w:val="24"/>
+          <w:szCs w:val="24"/>
+        </w:rPr>
+      </w:pPr>
+      <w:r>
+        <w:rPr>
+          <w:sz w:val="24"/>
+          <w:szCs w:val="24"/>
+        </w:rPr>
+        <w:t>Wir haben uns dann am Dienstag in der Bibliothek getroffen und unsere Tätigkeiten besprochen. Zur Abgabe hatten wir uns dann am Mittwoch noch mal kurz online in einem Meeting getroffen.</w:t>
+      </w:r>
+    </w:p>
+    <w:p>
+      <w:pPr>
+        <w:rPr>
+          <w:sz w:val="24"/>
+          <w:szCs w:val="24"/>
+        </w:rPr>
+      </w:pPr>
+      <w:r>
+        <w:rPr>
+          <w:sz w:val="24"/>
+          <w:szCs w:val="24"/>
+        </w:rPr>
+        <w:t>Unsere Arbeitszeiten sahen diese Woche wie folgt aus:</w:t>
+      </w:r>
+    </w:p>
+    <w:tbl>
+      <w:tblPr>
+        <w:tblStyle w:val="Tabellenraster"/>
+        <w:tblW w:w="0" w:type="auto"/>
+        <w:jc w:val="center"/>
+        <w:tblLook w:val="04A0" w:firstRow="1" w:lastRow="0" w:firstColumn="1" w:lastColumn="0" w:noHBand="0" w:noVBand="1"/>
+      </w:tblPr>
+      <w:tblGrid>
+        <w:gridCol w:w="1980"/>
+        <w:gridCol w:w="2560"/>
+      </w:tblGrid>
+      <w:tr>
+        <w:trPr>
+          <w:jc w:val="center"/>
+        </w:trPr>
+        <w:tc>
+          <w:tcPr>
+            <w:tcW w:w="1980" w:type="dxa"/>
+          </w:tcPr>
+          <w:p>
+            <w:pPr>
+              <w:spacing w:line="276" w:lineRule="auto"/>
+              <w:rPr>
+                <w:b/>
+                <w:bCs/>
+                <w:sz w:val="24"/>
+                <w:szCs w:val="24"/>
+              </w:rPr>
+            </w:pPr>
+            <w:r>
+              <w:rPr>
+                <w:b/>
+                <w:bCs/>
+                <w:sz w:val="24"/>
+                <w:szCs w:val="24"/>
+              </w:rPr>
+              <w:t>Gruppenmitglied</w:t>
+            </w:r>
+          </w:p>
+        </w:tc>
+        <w:tc>
+          <w:tcPr>
+            <w:tcW w:w="2560" w:type="dxa"/>
+          </w:tcPr>
+          <w:p>
+            <w:pPr>
+              <w:spacing w:line="276" w:lineRule="auto"/>
+              <w:rPr>
+                <w:b/>
+                <w:bCs/>
+                <w:sz w:val="24"/>
+                <w:szCs w:val="24"/>
+              </w:rPr>
+            </w:pPr>
+            <w:r>
+              <w:rPr>
+                <w:b/>
+                <w:bCs/>
+                <w:sz w:val="24"/>
+                <w:szCs w:val="24"/>
+              </w:rPr>
+              <w:t>Arbeitszeit</w:t>
+            </w:r>
+          </w:p>
+        </w:tc>
+      </w:tr>
+      <w:tr>
+        <w:trPr>
+          <w:jc w:val="center"/>
+        </w:trPr>
+        <w:tc>
+          <w:tcPr>
+            <w:tcW w:w="1980" w:type="dxa"/>
+          </w:tcPr>
+          <w:p>
+            <w:pPr>
+              <w:spacing w:line="276" w:lineRule="auto"/>
+              <w:rPr>
+                <w:sz w:val="24"/>
+                <w:szCs w:val="24"/>
+              </w:rPr>
+            </w:pPr>
+            <w:r>
+              <w:rPr>
+                <w:sz w:val="24"/>
+                <w:szCs w:val="24"/>
+              </w:rPr>
+              <w:t>Marwa</w:t>
+            </w:r>
+          </w:p>
+        </w:tc>
+        <w:tc>
+          <w:tcPr>
+            <w:tcW w:w="2560" w:type="dxa"/>
+          </w:tcPr>
+          <w:p>
+            <w:pPr>
+              <w:spacing w:line="276" w:lineRule="auto"/>
+              <w:rPr>
+                <w:sz w:val="24"/>
+                <w:szCs w:val="24"/>
+              </w:rPr>
+            </w:pPr>
+            <w:r>
+              <w:rPr>
+                <w:sz w:val="24"/>
+                <w:szCs w:val="24"/>
+              </w:rPr>
+              <w:t>17</w:t>
+            </w:r>
+            <w:r>
+              <w:rPr>
+                <w:sz w:val="24"/>
+                <w:szCs w:val="24"/>
+              </w:rPr>
+              <w:t xml:space="preserve"> Stunden</w:t>
+            </w:r>
+          </w:p>
+        </w:tc>
+      </w:tr>
+      <w:tr>
+        <w:trPr>
+          <w:jc w:val="center"/>
+        </w:trPr>
+        <w:tc>
+          <w:tcPr>
+            <w:tcW w:w="1980" w:type="dxa"/>
+          </w:tcPr>
+          <w:p>
+            <w:pPr>
+              <w:spacing w:line="276" w:lineRule="auto"/>
+              <w:rPr>
+                <w:sz w:val="24"/>
+                <w:szCs w:val="24"/>
+              </w:rPr>
+            </w:pPr>
+            <w:r>
+              <w:rPr>
+                <w:sz w:val="24"/>
+                <w:szCs w:val="24"/>
+              </w:rPr>
+              <w:t>Valentina</w:t>
+            </w:r>
+          </w:p>
+        </w:tc>
+        <w:tc>
+          <w:tcPr>
+            <w:tcW w:w="2560" w:type="dxa"/>
+          </w:tcPr>
+          <w:p>
+            <w:pPr>
+              <w:spacing w:line="276" w:lineRule="auto"/>
+              <w:rPr>
+                <w:sz w:val="24"/>
+                <w:szCs w:val="24"/>
+              </w:rPr>
+            </w:pPr>
+            <w:r>
+              <w:rPr>
+                <w:sz w:val="24"/>
+                <w:szCs w:val="24"/>
+              </w:rPr>
+              <w:t>14</w:t>
+            </w:r>
+            <w:r>
+              <w:rPr>
+                <w:sz w:val="24"/>
+                <w:szCs w:val="24"/>
+              </w:rPr>
+              <w:t xml:space="preserve"> Stunden</w:t>
+            </w:r>
+          </w:p>
+        </w:tc>
+      </w:tr>
+      <w:tr>
+        <w:trPr>
+          <w:jc w:val="center"/>
+        </w:trPr>
+        <w:tc>
+          <w:tcPr>
+            <w:tcW w:w="1980" w:type="dxa"/>
+          </w:tcPr>
+          <w:p>
+            <w:pPr>
+              <w:spacing w:line="276" w:lineRule="auto"/>
+              <w:rPr>
+                <w:sz w:val="24"/>
+                <w:szCs w:val="24"/>
+              </w:rPr>
+            </w:pPr>
+            <w:r>
+              <w:rPr>
+                <w:sz w:val="24"/>
+                <w:szCs w:val="24"/>
+              </w:rPr>
+              <w:t>Bruno</w:t>
+            </w:r>
+          </w:p>
+        </w:tc>
+        <w:tc>
+          <w:tcPr>
+            <w:tcW w:w="2560" w:type="dxa"/>
+          </w:tcPr>
+          <w:p>
+            <w:pPr>
+              <w:spacing w:line="276" w:lineRule="auto"/>
+              <w:rPr>
+                <w:sz w:val="24"/>
+                <w:szCs w:val="24"/>
+              </w:rPr>
+            </w:pPr>
+            <w:r>
+              <w:rPr>
+                <w:sz w:val="24"/>
+                <w:szCs w:val="24"/>
+              </w:rPr>
+              <w:t>14</w:t>
+            </w:r>
+            <w:r>
+              <w:rPr>
+                <w:sz w:val="24"/>
+                <w:szCs w:val="24"/>
+              </w:rPr>
+              <w:t xml:space="preserve"> Stunden</w:t>
+            </w:r>
+          </w:p>
+        </w:tc>
+      </w:tr>
+      <w:tr>
+        <w:trPr>
+          <w:jc w:val="center"/>
+        </w:trPr>
+        <w:tc>
+          <w:tcPr>
+            <w:tcW w:w="1980" w:type="dxa"/>
+          </w:tcPr>
+          <w:p>
+            <w:pPr>
+              <w:spacing w:line="276" w:lineRule="auto"/>
+              <w:rPr>
+                <w:sz w:val="24"/>
+                <w:szCs w:val="24"/>
+              </w:rPr>
+            </w:pPr>
+            <w:r>
+              <w:rPr>
+                <w:sz w:val="24"/>
+                <w:szCs w:val="24"/>
+              </w:rPr>
+              <w:t>Eric</w:t>
+            </w:r>
+          </w:p>
+        </w:tc>
+        <w:tc>
+          <w:tcPr>
+            <w:tcW w:w="2560" w:type="dxa"/>
+          </w:tcPr>
+          <w:p>
+            <w:pPr>
+              <w:spacing w:line="276" w:lineRule="auto"/>
+              <w:rPr>
+                <w:sz w:val="24"/>
+                <w:szCs w:val="24"/>
+              </w:rPr>
+            </w:pPr>
+            <w:r>
+              <w:rPr>
+                <w:sz w:val="24"/>
+                <w:szCs w:val="24"/>
+              </w:rPr>
+              <w:t xml:space="preserve">20 </w:t>
+            </w:r>
+            <w:r>
+              <w:rPr>
+                <w:sz w:val="24"/>
+                <w:szCs w:val="24"/>
+              </w:rPr>
+              <w:t>Stunden</w:t>
+            </w:r>
+          </w:p>
+        </w:tc>
+      </w:tr>
+      <w:tr>
+        <w:trPr>
+          <w:jc w:val="center"/>
+        </w:trPr>
+        <w:tc>
+          <w:tcPr>
+            <w:tcW w:w="1980" w:type="dxa"/>
+          </w:tcPr>
+          <w:p>
+            <w:pPr>
+              <w:spacing w:line="276" w:lineRule="auto"/>
+              <w:rPr>
+                <w:sz w:val="24"/>
+                <w:szCs w:val="24"/>
+              </w:rPr>
+            </w:pPr>
+            <w:r>
+              <w:rPr>
+                <w:sz w:val="24"/>
+                <w:szCs w:val="24"/>
+              </w:rPr>
+              <w:t>Hai</w:t>
+            </w:r>
+          </w:p>
+        </w:tc>
+        <w:tc>
+          <w:tcPr>
+            <w:tcW w:w="2560" w:type="dxa"/>
+          </w:tcPr>
+          <w:p>
+            <w:pPr>
+              <w:spacing w:line="276" w:lineRule="auto"/>
+              <w:rPr>
+                <w:sz w:val="24"/>
+                <w:szCs w:val="24"/>
+              </w:rPr>
+            </w:pPr>
+            <w:r>
+              <w:rPr>
+                <w:sz w:val="24"/>
+                <w:szCs w:val="24"/>
+              </w:rPr>
+              <w:t>12</w:t>
+            </w:r>
+            <w:r>
+              <w:rPr>
+                <w:sz w:val="24"/>
+                <w:szCs w:val="24"/>
+              </w:rPr>
+              <w:t xml:space="preserve"> Stunden</w:t>
+            </w:r>
+          </w:p>
+        </w:tc>
+      </w:tr>
+      <w:tr>
+        <w:trPr>
+          <w:jc w:val="center"/>
+        </w:trPr>
+        <w:tc>
+          <w:tcPr>
+            <w:tcW w:w="1980" w:type="dxa"/>
+          </w:tcPr>
+          <w:p>
+            <w:pPr>
+              <w:spacing w:line="276" w:lineRule="auto"/>
+              <w:rPr>
+                <w:sz w:val="24"/>
+                <w:szCs w:val="24"/>
+              </w:rPr>
+            </w:pPr>
+            <w:r>
+              <w:rPr>
+                <w:sz w:val="24"/>
+                <w:szCs w:val="24"/>
+              </w:rPr>
+              <w:t>als Gruppe</w:t>
+            </w:r>
+          </w:p>
+        </w:tc>
+        <w:tc>
+          <w:tcPr>
+            <w:tcW w:w="2560" w:type="dxa"/>
+          </w:tcPr>
+          <w:p>
+            <w:pPr>
+              <w:spacing w:line="276" w:lineRule="auto"/>
+              <w:rPr>
+                <w:sz w:val="24"/>
+                <w:szCs w:val="24"/>
+              </w:rPr>
+            </w:pPr>
+            <w:r>
+              <w:rPr>
+                <w:sz w:val="24"/>
+                <w:szCs w:val="24"/>
+              </w:rPr>
+              <w:t>3</w:t>
+            </w:r>
+            <w:r>
+              <w:rPr>
+                <w:sz w:val="24"/>
+                <w:szCs w:val="24"/>
+              </w:rPr>
+              <w:t xml:space="preserve"> Stunden</w:t>
+            </w:r>
+          </w:p>
+        </w:tc>
+      </w:tr>
+    </w:tbl>
+    <w:p/>
+    <w:p>
+      <w:pPr>
+        <w:rPr>
+          <w:sz w:val="28"/>
+          <w:szCs w:val="28"/>
+        </w:rPr>
+      </w:pPr>
+      <w:r>
+        <w:rPr>
+          <w:sz w:val="28"/>
+          <w:szCs w:val="28"/>
+        </w:rPr>
+        <w:t>5.1.4 Reflexion</w:t>
+      </w:r>
+    </w:p>
+    <w:p>
+      <w:pPr>
+        <w:spacing w:line="276" w:lineRule="auto"/>
+        <w:rPr>
+          <w:sz w:val="24"/>
+          <w:szCs w:val="24"/>
+        </w:rPr>
+      </w:pPr>
+      <w:r>
+        <w:rPr>
+          <w:sz w:val="24"/>
+          <w:szCs w:val="24"/>
+        </w:rPr>
+        <w:t>Auch diese Woche konnten wir wieder erfolgreich als Team arbeiten. Meinungsverschiedenheiten und Unklarheiten zum Projekt haben wir direkt besprochen und ausdiskutiert. Die Aufteilung der Issues lief auch sehr gut.</w:t>
+      </w:r>
+    </w:p>
+    <w:p>
+      <w:pPr>
+        <w:spacing w:line="276" w:lineRule="auto"/>
+        <w:rPr>
+          <w:sz w:val="24"/>
+          <w:szCs w:val="24"/>
+        </w:rPr>
+      </w:pPr>
+      <w:r>
+        <w:rPr>
+          <w:sz w:val="24"/>
+          <w:szCs w:val="24"/>
+        </w:rPr>
+        <w:t>Unser Projekt ist jetzt schon sehr weit, was uns etwas beruhigt, weil wir gerade im 3. Meilenstein ziemlich viel Stress beim Arbeiten hatten.</w:t>
+      </w:r>
+    </w:p>
+    <w:p>
+      <w:pPr>
+        <w:spacing w:line="276" w:lineRule="auto"/>
+        <w:rPr>
+          <w:sz w:val="24"/>
+          <w:szCs w:val="24"/>
+        </w:rPr>
+      </w:pPr>
+      <w:r>
+        <w:rPr>
+          <w:sz w:val="24"/>
+          <w:szCs w:val="24"/>
+        </w:rPr>
+        <w:t xml:space="preserve">Wir haben aber immer noch Probleme mit Merge Konflikten. Diese treten bei uns leider sehr oft vor und nehmen sehr viel Zeit in Anspruch. Wir konnten jetzt erst mal eine Lösung finden, </w:t>
+      </w:r>
+      <w:r>
+        <w:rPr>
+          <w:sz w:val="24"/>
+          <w:szCs w:val="24"/>
+        </w:rPr>
+        <w:lastRenderedPageBreak/>
+        <w:t>indem wir einen Branch nur für Code haben. Wie erfolgreich das am Ende dann ist, wird sich noch in Zukunft zeigen.</w:t>
+      </w:r>
+    </w:p>
+    <w:p>
+      <w:pPr>
+        <w:spacing w:line="276" w:lineRule="auto"/>
+        <w:rPr>
+          <w:sz w:val="24"/>
+          <w:szCs w:val="24"/>
+        </w:rPr>
+      </w:pPr>
+      <w:r>
+        <w:rPr>
+          <w:sz w:val="24"/>
+          <w:szCs w:val="24"/>
+        </w:rPr>
+        <w:t>Was auch eher negativ für uns diesen Meilenstein war, sind die fehlende Informationen zum 4. MS. Bis jetzt sind wir immer noch nicht ganz sicher, was genau wir dann am Freitag präsentieren müssen. Wir hätten uns da vielleicht eine bessere Kommunikation gewünscht, da wir bis zum Montag nicht mal eine einzige Information hatten, weil selbst unsere Tutoren/Tutorinnen nichts wussten.</w:t>
+      </w:r>
+    </w:p>
+    <w:p>
+      <w:pPr>
+        <w:spacing w:line="276" w:lineRule="auto"/>
+        <w:rPr>
+          <w:sz w:val="24"/>
+          <w:szCs w:val="24"/>
+        </w:rPr>
+      </w:pPr>
+    </w:p>
+    <w:p>
+      <w:pPr>
+        <w:spacing w:line="276" w:lineRule="auto"/>
+        <w:rPr>
+          <w:sz w:val="28"/>
+          <w:szCs w:val="28"/>
+          <w:u w:val="single"/>
+        </w:rPr>
+      </w:pPr>
+      <w:r>
+        <w:rPr>
+          <w:sz w:val="28"/>
+          <w:szCs w:val="28"/>
+          <w:u w:val="single"/>
+        </w:rPr>
+        <w:t>5.2 Woche 2-3</w:t>
+      </w:r>
+    </w:p>
+    <w:p>
+      <w:pPr>
+        <w:spacing w:line="276" w:lineRule="auto"/>
+        <w:rPr>
+          <w:sz w:val="28"/>
+          <w:szCs w:val="28"/>
+        </w:rPr>
+      </w:pPr>
+      <w:r>
+        <w:rPr>
+          <w:sz w:val="28"/>
+          <w:szCs w:val="28"/>
+        </w:rPr>
+        <w:t>5.2.1 Arbeitsplanung</w:t>
+      </w:r>
+    </w:p>
+    <w:p>
+      <w:pPr>
+        <w:spacing w:line="276" w:lineRule="auto"/>
+        <w:rPr>
+          <w:sz w:val="24"/>
+          <w:szCs w:val="24"/>
+        </w:rPr>
+      </w:pPr>
+      <w:r>
+        <w:rPr>
+          <w:sz w:val="24"/>
+          <w:szCs w:val="24"/>
+        </w:rPr>
+        <w:t>Diese Woche sind die letzten Tätigkeiten an unserem Projekt im 4. Meilenstein zu erledigen und somit auch generell an unserem Produkt. Wir haben unsere Arbeit wie folgt aufgeteilt:</w:t>
+      </w:r>
+    </w:p>
+    <w:p>
+      <w:pPr>
+        <w:pStyle w:val="Listenabsatz"/>
+        <w:numPr>
+          <w:ilvl w:val="0"/>
+          <w:numId w:val="28"/>
+        </w:numPr>
+        <w:spacing w:line="276" w:lineRule="auto"/>
+        <w:rPr>
+          <w:sz w:val="24"/>
+          <w:szCs w:val="24"/>
+        </w:rPr>
+      </w:pPr>
+      <w:r>
+        <w:rPr>
+          <w:sz w:val="24"/>
+          <w:szCs w:val="24"/>
+        </w:rPr>
+        <w:t>Projektdokumentation Meilenstein 4 (Artefakt A)</w:t>
+      </w:r>
+    </w:p>
+    <w:p>
+      <w:pPr>
+        <w:pStyle w:val="Listenabsatz"/>
+        <w:numPr>
+          <w:ilvl w:val="0"/>
+          <w:numId w:val="28"/>
+        </w:numPr>
+        <w:spacing w:line="276" w:lineRule="auto"/>
+        <w:rPr>
+          <w:sz w:val="24"/>
+          <w:szCs w:val="24"/>
+        </w:rPr>
+      </w:pPr>
+      <w:r>
+        <w:rPr>
+          <w:sz w:val="24"/>
+          <w:szCs w:val="24"/>
+        </w:rPr>
+        <w:t>Dokumentiertes Softwareprodukt (Artefakt B)</w:t>
+      </w:r>
+    </w:p>
+    <w:p>
+      <w:pPr>
+        <w:pStyle w:val="Listenabsatz"/>
+        <w:numPr>
+          <w:ilvl w:val="1"/>
+          <w:numId w:val="28"/>
+        </w:numPr>
+        <w:spacing w:line="276" w:lineRule="auto"/>
+        <w:rPr>
+          <w:sz w:val="24"/>
+          <w:szCs w:val="24"/>
+        </w:rPr>
+      </w:pPr>
+      <w:r>
+        <w:rPr>
+          <w:sz w:val="24"/>
+          <w:szCs w:val="24"/>
+        </w:rPr>
+        <w:t>Beschreibung Systemtests</w:t>
+      </w:r>
+    </w:p>
+    <w:p>
+      <w:pPr>
+        <w:pStyle w:val="Listenabsatz"/>
+        <w:numPr>
+          <w:ilvl w:val="1"/>
+          <w:numId w:val="28"/>
+        </w:numPr>
+        <w:spacing w:line="276" w:lineRule="auto"/>
+        <w:rPr>
+          <w:sz w:val="24"/>
+          <w:szCs w:val="24"/>
+        </w:rPr>
+      </w:pPr>
+      <w:r>
+        <w:rPr>
+          <w:sz w:val="24"/>
+          <w:szCs w:val="24"/>
+        </w:rPr>
+        <w:t>Architekturbeschreibung</w:t>
+      </w:r>
+    </w:p>
+    <w:p>
+      <w:pPr>
+        <w:pStyle w:val="Listenabsatz"/>
+        <w:numPr>
+          <w:ilvl w:val="1"/>
+          <w:numId w:val="28"/>
+        </w:numPr>
+        <w:spacing w:line="276" w:lineRule="auto"/>
+        <w:rPr>
+          <w:sz w:val="24"/>
+          <w:szCs w:val="24"/>
+        </w:rPr>
+      </w:pPr>
+      <w:r>
+        <w:rPr>
+          <w:sz w:val="24"/>
+          <w:szCs w:val="24"/>
+        </w:rPr>
+        <w:t>Integrationstests</w:t>
+      </w:r>
+    </w:p>
+    <w:p>
+      <w:pPr>
+        <w:pStyle w:val="Listenabsatz"/>
+        <w:numPr>
+          <w:ilvl w:val="1"/>
+          <w:numId w:val="28"/>
+        </w:numPr>
+        <w:spacing w:line="276" w:lineRule="auto"/>
+        <w:rPr>
+          <w:sz w:val="24"/>
+          <w:szCs w:val="24"/>
+        </w:rPr>
+      </w:pPr>
+      <w:r>
+        <w:rPr>
+          <w:sz w:val="24"/>
+          <w:szCs w:val="24"/>
+        </w:rPr>
+        <w:t>Dokumentation der Testdurchführung</w:t>
+      </w:r>
+    </w:p>
+    <w:p>
+      <w:pPr>
+        <w:pStyle w:val="Listenabsatz"/>
+        <w:numPr>
+          <w:ilvl w:val="1"/>
+          <w:numId w:val="28"/>
+        </w:numPr>
+        <w:spacing w:line="276" w:lineRule="auto"/>
+        <w:rPr>
+          <w:sz w:val="24"/>
+          <w:szCs w:val="24"/>
+        </w:rPr>
+      </w:pPr>
+      <w:r>
+        <w:rPr>
+          <w:sz w:val="24"/>
+          <w:szCs w:val="24"/>
+        </w:rPr>
+        <w:t>Dokumentierter Code</w:t>
+      </w:r>
+    </w:p>
+    <w:p>
+      <w:pPr>
+        <w:pStyle w:val="Listenabsatz"/>
+        <w:numPr>
+          <w:ilvl w:val="1"/>
+          <w:numId w:val="28"/>
+        </w:numPr>
+        <w:spacing w:line="276" w:lineRule="auto"/>
+        <w:rPr>
+          <w:sz w:val="24"/>
+          <w:szCs w:val="24"/>
+        </w:rPr>
+      </w:pPr>
+      <w:r>
+        <w:rPr>
+          <w:sz w:val="24"/>
+          <w:szCs w:val="24"/>
+        </w:rPr>
+        <w:t>Unit Tests</w:t>
+      </w:r>
+    </w:p>
+    <w:p>
+      <w:pPr>
+        <w:pStyle w:val="Listenabsatz"/>
+        <w:numPr>
+          <w:ilvl w:val="1"/>
+          <w:numId w:val="28"/>
+        </w:numPr>
+        <w:spacing w:line="276" w:lineRule="auto"/>
+        <w:rPr>
+          <w:sz w:val="24"/>
+          <w:szCs w:val="24"/>
+        </w:rPr>
+      </w:pPr>
+      <w:r>
+        <w:rPr>
+          <w:sz w:val="24"/>
+          <w:szCs w:val="24"/>
+        </w:rPr>
+        <w:t>CI/CD-Pipeline</w:t>
+      </w:r>
+    </w:p>
+    <w:p>
+      <w:pPr>
+        <w:pStyle w:val="Listenabsatz"/>
+        <w:numPr>
+          <w:ilvl w:val="1"/>
+          <w:numId w:val="28"/>
+        </w:numPr>
+        <w:spacing w:line="276" w:lineRule="auto"/>
+        <w:rPr>
+          <w:sz w:val="24"/>
+          <w:szCs w:val="24"/>
+        </w:rPr>
+      </w:pPr>
+      <w:r>
+        <w:rPr>
+          <w:sz w:val="24"/>
+          <w:szCs w:val="24"/>
+        </w:rPr>
+        <w:t>Installations- &amp; Bedienungsanleitung</w:t>
+      </w:r>
+    </w:p>
+    <w:p>
+      <w:pPr>
+        <w:pStyle w:val="Listenabsatz"/>
+        <w:numPr>
+          <w:ilvl w:val="0"/>
+          <w:numId w:val="28"/>
+        </w:numPr>
+        <w:spacing w:line="276" w:lineRule="auto"/>
+        <w:rPr>
+          <w:sz w:val="24"/>
+          <w:szCs w:val="24"/>
+        </w:rPr>
+      </w:pPr>
+      <w:r>
+        <w:rPr>
+          <w:sz w:val="24"/>
+          <w:szCs w:val="24"/>
+        </w:rPr>
+        <w:t>Vorbereitung Abschlusspräsentation &amp; Infomarkt (Artefakt C)</w:t>
+      </w:r>
+    </w:p>
+    <w:p>
+      <w:pPr>
+        <w:spacing w:line="276" w:lineRule="auto"/>
+        <w:rPr>
+          <w:sz w:val="24"/>
+          <w:szCs w:val="24"/>
+        </w:rPr>
+      </w:pPr>
+      <w:r>
+        <w:rPr>
+          <w:sz w:val="24"/>
+          <w:szCs w:val="24"/>
+        </w:rPr>
+        <w:t xml:space="preserve">Da wir uns am Ende unserer Gruppenarbeit befinden, gibt es die letzten Wochen größtenteils Fehlerbehebung, Kommentieren unserer Produkte, Verbesserung und Vorbereitung auf die Präsentation. </w:t>
+      </w:r>
+      <w:r>
+        <w:rPr>
+          <w:sz w:val="24"/>
+          <w:szCs w:val="24"/>
+        </w:rPr>
+        <w:t>Wir haben deshalb eher weniger Zeitstunden eingeplant (ca. 7h pro Mitglied).</w:t>
+      </w:r>
+    </w:p>
+    <w:p>
+      <w:pPr>
+        <w:spacing w:line="276" w:lineRule="auto"/>
+        <w:rPr>
+          <w:sz w:val="24"/>
+          <w:szCs w:val="24"/>
+        </w:rPr>
+      </w:pPr>
+      <w:r>
+        <w:rPr>
+          <w:sz w:val="24"/>
+          <w:szCs w:val="24"/>
+        </w:rPr>
+        <w:t>Unsere KanBan-Boards sehen wie folgt aus:</w:t>
+      </w:r>
+    </w:p>
+    <w:p>
+      <w:pPr>
+        <w:spacing w:line="276" w:lineRule="auto"/>
+        <w:rPr>
+          <w:sz w:val="24"/>
+          <w:szCs w:val="24"/>
+        </w:rPr>
+      </w:pPr>
+      <w:r>
+        <w:rPr>
+          <w:sz w:val="24"/>
+          <w:szCs w:val="24"/>
+        </w:rPr>
+        <w:drawing>
+          <wp:inline distT="0" distB="0" distL="0" distR="0" wp14:anchorId="771D8C5C" wp14:editId="56CA7C54">
+            <wp:extent cx="5760720" cy="1884045"/>
+            <wp:effectExtent l="0" t="0" r="0" b="1905"/>
+            <wp:docPr id="1008968075" name="Grafik 1"/>
+            <wp:cNvGraphicFramePr>
+              <a:graphicFrameLocks xmlns:a="http://schemas.openxmlformats.org/drawingml/2006/main" noChangeAspect="1"/>
+            </wp:cNvGraphicFramePr>
+            <a:graphic xmlns:a="http://schemas.openxmlformats.org/drawingml/2006/main">
+              <a:graphicData uri="http://schemas.openxmlformats.org/drawingml/2006/picture">
+                <pic:pic xmlns:pic="http://schemas.openxmlformats.org/drawingml/2006/picture">
+                  <pic:nvPicPr>
+                    <pic:cNvPr id="1008968075" name="Grafik 1008968075"/>
+                    <pic:cNvPicPr/>
+                  </pic:nvPicPr>
+                  <pic:blipFill>
+                    <a:blip r:embed="rId15" cstate="print">
+                      <a:extLst>
+                        <a:ext uri="{28A0092B-C50C-407E-A947-70E740481C1C}">
+                          <a14:useLocalDpi xmlns:a14="http://schemas.microsoft.com/office/drawing/2010/main" val="0"/>
+                        </a:ext>
+                      </a:extLst>
+                    </a:blip>
+                    <a:stretch>
+                      <a:fillRect/>
+                    </a:stretch>
+                  </pic:blipFill>
+                  <pic:spPr>
+                    <a:xfrm>
+                      <a:off x="0" y="0"/>
+                      <a:ext cx="5760720" cy="1884045"/>
+                    </a:xfrm>
+                    <a:prstGeom prst="rect">
+                      <a:avLst/>
+                    </a:prstGeom>
+                  </pic:spPr>
+                </pic:pic>
+              </a:graphicData>
+            </a:graphic>
+          </wp:inline>
+        </w:drawing>
+      </w:r>
+    </w:p>
+    <w:p>
+      <w:pPr>
+        <w:spacing w:line="276" w:lineRule="auto"/>
+        <w:jc w:val="center"/>
+      </w:pPr>
+      <w:r>
+        <w:t>Abbildung 7: Snapshot vom KanBan-Board (21.01, 16:00)</w:t>
+      </w:r>
+    </w:p>
+    <w:p>
+      <w:pPr>
+        <w:spacing w:line="276" w:lineRule="auto"/>
+        <w:rPr>
+          <w:sz w:val="24"/>
+          <w:szCs w:val="24"/>
+        </w:rPr>
+      </w:pPr>
+      <w:r>
+        <w:rPr>
+          <w:sz w:val="24"/>
+          <w:szCs w:val="24"/>
+        </w:rPr>
+        <w:lastRenderedPageBreak/>
+        <w:drawing>
+          <wp:inline distT="0" distB="0" distL="0" distR="0" wp14:anchorId="754CE6CE" wp14:editId="5714DF61">
+            <wp:extent cx="5760720" cy="1450975"/>
+            <wp:effectExtent l="0" t="0" r="0" b="0"/>
+            <wp:docPr id="441211262" name="Grafik 2"/>
+            <wp:cNvGraphicFramePr>
+              <a:graphicFrameLocks xmlns:a="http://schemas.openxmlformats.org/drawingml/2006/main" noChangeAspect="1"/>
+            </wp:cNvGraphicFramePr>
+            <a:graphic xmlns:a="http://schemas.openxmlformats.org/drawingml/2006/main">
+              <a:graphicData uri="http://schemas.openxmlformats.org/drawingml/2006/picture">
+                <pic:pic xmlns:pic="http://schemas.openxmlformats.org/drawingml/2006/picture">
+                  <pic:nvPicPr>
+                    <pic:cNvPr id="441211262" name="Grafik 441211262"/>
+                    <pic:cNvPicPr/>
+                  </pic:nvPicPr>
+                  <pic:blipFill>
+                    <a:blip r:embed="rId16" cstate="print">
+                      <a:extLst>
+                        <a:ext uri="{28A0092B-C50C-407E-A947-70E740481C1C}">
+                          <a14:useLocalDpi xmlns:a14="http://schemas.microsoft.com/office/drawing/2010/main" val="0"/>
+                        </a:ext>
+                      </a:extLst>
+                    </a:blip>
+                    <a:stretch>
+                      <a:fillRect/>
+                    </a:stretch>
+                  </pic:blipFill>
+                  <pic:spPr>
+                    <a:xfrm>
+                      <a:off x="0" y="0"/>
+                      <a:ext cx="5760720" cy="1450975"/>
+                    </a:xfrm>
+                    <a:prstGeom prst="rect">
+                      <a:avLst/>
+                    </a:prstGeom>
+                  </pic:spPr>
+                </pic:pic>
+              </a:graphicData>
+            </a:graphic>
+          </wp:inline>
+        </w:drawing>
+      </w:r>
+    </w:p>
+    <w:p>
+      <w:pPr>
+        <w:spacing w:line="276" w:lineRule="auto"/>
+        <w:jc w:val="center"/>
+      </w:pPr>
+      <w:r>
+        <w:t>Abbildung 8: Snapshot vom KanBan-Board (28.01, 15:00)</w:t>
+      </w:r>
+    </w:p>
+    <w:p>
+      <w:pPr>
+        <w:spacing w:line="276" w:lineRule="auto"/>
+        <w:rPr>
+          <w:sz w:val="24"/>
+          <w:szCs w:val="24"/>
+        </w:rPr>
+      </w:pPr>
+      <w:r>
+        <w:rPr>
+          <w:sz w:val="24"/>
+          <w:szCs w:val="24"/>
+        </w:rPr>
+        <w:t xml:space="preserve">Wie man sehen kann, tragen schon viel mehr Issues Labels wie „In Progress“ oder „Testing“, weil wenig </w:t>
+      </w:r>
+      <w:r>
+        <w:rPr>
+          <w:sz w:val="24"/>
+          <w:szCs w:val="24"/>
+        </w:rPr>
+        <w:t>Neue hinzugekommen sind. Auf dem Abbildungen sind keine Issues zur Erstellung der Präsentation zu sehen, weil wir bei der Planung noch nicht wissen, wie genau wir die Sprechanteile fair aufteilen. Trotzdem planen wir die Anfertigung einer übersichtlichen Powerpoint mit hoher Priorität ein.</w:t>
+      </w:r>
+    </w:p>
+    <w:p>
+      <w:pPr>
+        <w:spacing w:line="276" w:lineRule="auto"/>
+        <w:rPr>
+          <w:sz w:val="24"/>
+          <w:szCs w:val="24"/>
+        </w:rPr>
+      </w:pPr>
+      <w:r>
+        <w:rPr>
+          <w:sz w:val="24"/>
+          <w:szCs w:val="24"/>
+        </w:rPr>
+        <w:t xml:space="preserve">Auch diese Woche ist unser </w:t>
+      </w:r>
+      <w:r>
+        <w:rPr>
+          <w:i/>
+          <w:iCs/>
+          <w:sz w:val="24"/>
+          <w:szCs w:val="24"/>
+        </w:rPr>
+        <w:t>WiP-Limit</w:t>
+      </w:r>
+      <w:r>
+        <w:rPr>
+          <w:sz w:val="24"/>
+          <w:szCs w:val="24"/>
+        </w:rPr>
+        <w:t xml:space="preserve"> unverändert zum letzten Mal. </w:t>
+      </w:r>
+      <w:r>
+        <w:rPr>
+          <w:sz w:val="24"/>
+          <w:szCs w:val="24"/>
+        </w:rPr>
+        <w:t>Alle arbeiten, an so vielen Aufgaben, wie sie Zeit haben bzw. wie nötig ist.</w:t>
+      </w:r>
+    </w:p>
+    <w:p>
+      <w:pPr>
+        <w:spacing w:line="276" w:lineRule="auto"/>
+        <w:rPr>
+          <w:sz w:val="24"/>
+          <w:szCs w:val="24"/>
+        </w:rPr>
+      </w:pPr>
+      <w:r>
+        <w:rPr>
+          <w:sz w:val="24"/>
+          <w:szCs w:val="24"/>
+        </w:rPr>
+        <w:t xml:space="preserve">Bei der </w:t>
+      </w:r>
+      <w:r>
+        <w:rPr>
+          <w:i/>
+          <w:iCs/>
+          <w:sz w:val="24"/>
+          <w:szCs w:val="24"/>
+        </w:rPr>
+        <w:t>Definition of Done</w:t>
+      </w:r>
+      <w:r>
+        <w:rPr>
+          <w:sz w:val="24"/>
+          <w:szCs w:val="24"/>
+        </w:rPr>
+        <w:t xml:space="preserve"> haben wir uns diese Woche schwer getan. Da immer wieder etwas auszubessern oder anzupassen ist, können wir oft keine Issues auf „Done“ verschieben. Wenn wir dann mal ein Issue als fertig kennzeichnen sollten, dann kommt wieder ein neuer Vorschlag hinzu und dann haben 2 Issues dieselbe Zielführung bzw. denselben Namen (z. B. … überarbeiten).</w:t>
+      </w:r>
+    </w:p>
+    <w:p>
+      <w:pPr>
+        <w:spacing w:line="276" w:lineRule="auto"/>
+        <w:rPr>
+          <w:sz w:val="24"/>
+          <w:szCs w:val="24"/>
+        </w:rPr>
+      </w:pPr>
+    </w:p>
+    <w:p>
+      <w:pPr>
+        <w:spacing w:line="276" w:lineRule="auto"/>
+        <w:rPr>
+          <w:sz w:val="28"/>
+          <w:szCs w:val="28"/>
+        </w:rPr>
+      </w:pPr>
+      <w:r>
+        <w:rPr>
+          <w:sz w:val="28"/>
+          <w:szCs w:val="28"/>
+        </w:rPr>
+        <w:t>5.2.2 Arbeitsaufteilung</w:t>
+      </w:r>
+    </w:p>
+    <w:p>
+      <w:pPr>
+        <w:spacing w:line="276" w:lineRule="auto"/>
+        <w:rPr>
+          <w:sz w:val="24"/>
+          <w:szCs w:val="24"/>
+        </w:rPr>
+      </w:pPr>
+      <w:r>
+        <w:rPr>
+          <w:sz w:val="24"/>
+          <w:szCs w:val="24"/>
+        </w:rPr>
+        <w:t>Unsere Arbeitsaufteilung sah den 4. Meilenstein über wie folgt aus:</w:t>
+      </w:r>
+    </w:p>
+    <w:p>
+      <w:pPr>
+        <w:pStyle w:val="Listenabsatz"/>
+        <w:numPr>
+          <w:ilvl w:val="0"/>
+          <w:numId w:val="29"/>
+        </w:numPr>
+        <w:spacing w:line="276" w:lineRule="auto"/>
+        <w:rPr>
+          <w:sz w:val="24"/>
+          <w:szCs w:val="24"/>
+        </w:rPr>
+      </w:pPr>
+      <w:r>
+        <w:rPr>
+          <w:sz w:val="24"/>
+          <w:szCs w:val="24"/>
+        </w:rPr>
+        <w:t>Letzte Bearbeitung der App – Eric, Hai, Valentina</w:t>
+      </w:r>
+    </w:p>
+    <w:p>
+      <w:pPr>
+        <w:pStyle w:val="Listenabsatz"/>
+        <w:numPr>
+          <w:ilvl w:val="0"/>
+          <w:numId w:val="29"/>
+        </w:numPr>
+        <w:spacing w:line="276" w:lineRule="auto"/>
+        <w:rPr>
+          <w:sz w:val="24"/>
+          <w:szCs w:val="24"/>
+        </w:rPr>
+      </w:pPr>
+      <w:r>
+        <w:rPr>
+          <w:sz w:val="24"/>
+          <w:szCs w:val="24"/>
+        </w:rPr>
+        <w:t xml:space="preserve">Letze Bearbeitung der Website </w:t>
+      </w:r>
+      <w:r>
+        <w:rPr>
+          <w:sz w:val="24"/>
+          <w:szCs w:val="24"/>
+        </w:rPr>
+        <w:t>–</w:t>
+      </w:r>
+      <w:r>
+        <w:rPr>
+          <w:sz w:val="24"/>
+          <w:szCs w:val="24"/>
+        </w:rPr>
+        <w:t xml:space="preserve"> Bruno</w:t>
+      </w:r>
+    </w:p>
+    <w:p>
+      <w:pPr>
+        <w:pStyle w:val="Listenabsatz"/>
+        <w:numPr>
+          <w:ilvl w:val="0"/>
+          <w:numId w:val="29"/>
+        </w:numPr>
+        <w:spacing w:line="276" w:lineRule="auto"/>
+        <w:rPr>
+          <w:sz w:val="24"/>
+          <w:szCs w:val="24"/>
+        </w:rPr>
+      </w:pPr>
+      <w:r>
+        <w:rPr>
+          <w:sz w:val="24"/>
+          <w:szCs w:val="24"/>
+        </w:rPr>
+        <w:t>Letzte Beabrietung des Backends – Valentina, Bruno, Hai, Marwa</w:t>
+      </w:r>
+    </w:p>
+    <w:p>
+      <w:pPr>
+        <w:pStyle w:val="Listenabsatz"/>
+        <w:numPr>
+          <w:ilvl w:val="0"/>
+          <w:numId w:val="29"/>
+        </w:numPr>
+        <w:spacing w:line="276" w:lineRule="auto"/>
+        <w:rPr>
+          <w:sz w:val="24"/>
+          <w:szCs w:val="24"/>
+        </w:rPr>
+      </w:pPr>
+      <w:r>
+        <w:rPr>
+          <w:sz w:val="24"/>
+          <w:szCs w:val="24"/>
+        </w:rPr>
+        <w:t>Anpassung der Produktdokumentation – Valentina, Hai</w:t>
+      </w:r>
+    </w:p>
+    <w:p>
+      <w:pPr>
+        <w:pStyle w:val="Listenabsatz"/>
+        <w:numPr>
+          <w:ilvl w:val="0"/>
+          <w:numId w:val="29"/>
+        </w:numPr>
+        <w:spacing w:line="276" w:lineRule="auto"/>
+        <w:rPr>
+          <w:sz w:val="24"/>
+          <w:szCs w:val="24"/>
+        </w:rPr>
+      </w:pPr>
+      <w:r>
+        <w:rPr>
+          <w:sz w:val="24"/>
+          <w:szCs w:val="24"/>
+        </w:rPr>
+        <w:t>Schreiben der Bedienungsanleitung – alle</w:t>
+      </w:r>
+    </w:p>
+    <w:p>
+      <w:pPr>
+        <w:pStyle w:val="Listenabsatz"/>
+        <w:numPr>
+          <w:ilvl w:val="0"/>
+          <w:numId w:val="29"/>
+        </w:numPr>
+        <w:spacing w:line="276" w:lineRule="auto"/>
+        <w:rPr>
+          <w:sz w:val="24"/>
+          <w:szCs w:val="24"/>
+        </w:rPr>
+      </w:pPr>
+      <w:r>
+        <w:rPr>
+          <w:sz w:val="24"/>
+          <w:szCs w:val="24"/>
+        </w:rPr>
+        <w:t>Reperatur CI/CD-Pipelin + Verknüpfung mi</w:t>
+      </w:r>
+      <w:r>
+        <w:rPr>
+          <w:sz w:val="24"/>
+          <w:szCs w:val="24"/>
+        </w:rPr>
+        <w:t>t Sonar</w:t>
+      </w:r>
+      <w:r>
+        <w:rPr>
+          <w:sz w:val="24"/>
+          <w:szCs w:val="24"/>
+        </w:rPr>
+        <w:t>Q</w:t>
+      </w:r>
+      <w:r>
+        <w:rPr>
+          <w:sz w:val="24"/>
+          <w:szCs w:val="24"/>
+        </w:rPr>
+        <w:t>ube</w:t>
+      </w:r>
+      <w:r>
+        <w:rPr>
+          <w:sz w:val="24"/>
+          <w:szCs w:val="24"/>
+        </w:rPr>
+        <w:t xml:space="preserve"> – Hai</w:t>
+      </w:r>
+    </w:p>
+    <w:p>
+      <w:pPr>
+        <w:pStyle w:val="Listenabsatz"/>
+        <w:numPr>
+          <w:ilvl w:val="0"/>
+          <w:numId w:val="29"/>
+        </w:numPr>
+        <w:spacing w:line="276" w:lineRule="auto"/>
+        <w:rPr>
+          <w:sz w:val="24"/>
+          <w:szCs w:val="24"/>
+        </w:rPr>
+      </w:pPr>
+      <w:r>
+        <w:rPr>
+          <w:sz w:val="24"/>
+          <w:szCs w:val="24"/>
+        </w:rPr>
+        <w:t>Unit-/Integrations-/Systemtests - Marwa</w:t>
+      </w:r>
+    </w:p>
+    <w:p>
+      <w:pPr>
+        <w:pStyle w:val="Listenabsatz"/>
+        <w:numPr>
+          <w:ilvl w:val="0"/>
+          <w:numId w:val="29"/>
+        </w:numPr>
+        <w:spacing w:line="276" w:lineRule="auto"/>
+        <w:rPr>
+          <w:sz w:val="24"/>
+          <w:szCs w:val="24"/>
+        </w:rPr>
+      </w:pPr>
+      <w:r>
+        <w:rPr>
+          <w:sz w:val="24"/>
+          <w:szCs w:val="24"/>
+        </w:rPr>
+        <w:t xml:space="preserve">Letzte Projektdokumentation </w:t>
+      </w:r>
+      <w:r>
+        <w:rPr>
+          <w:sz w:val="24"/>
+          <w:szCs w:val="24"/>
+        </w:rPr>
+        <w:t>–</w:t>
+      </w:r>
+      <w:r>
+        <w:rPr>
+          <w:sz w:val="24"/>
+          <w:szCs w:val="24"/>
+        </w:rPr>
+        <w:t xml:space="preserve"> Bruno</w:t>
+      </w:r>
+    </w:p>
+    <w:p>
+      <w:pPr>
+        <w:spacing w:line="276" w:lineRule="auto"/>
+        <w:rPr>
+          <w:sz w:val="24"/>
+          <w:szCs w:val="24"/>
+        </w:rPr>
+      </w:pPr>
+    </w:p>
+    <w:p>
+      <w:pPr>
+        <w:spacing w:line="276" w:lineRule="auto"/>
+        <w:rPr>
+          <w:sz w:val="28"/>
+          <w:szCs w:val="28"/>
+        </w:rPr>
+      </w:pPr>
+      <w:r>
+        <w:rPr>
+          <w:sz w:val="28"/>
+          <w:szCs w:val="28"/>
+        </w:rPr>
+        <w:t>5.2.3 Arbeitsfortschritt</w:t>
+      </w:r>
+    </w:p>
+    <w:p>
+      <w:pPr>
+        <w:spacing w:line="276" w:lineRule="auto"/>
+        <w:rPr>
+          <w:sz w:val="24"/>
+          <w:szCs w:val="24"/>
+        </w:rPr>
+      </w:pPr>
+      <w:r>
+        <w:rPr>
+          <w:sz w:val="24"/>
+          <w:szCs w:val="24"/>
+        </w:rPr>
+        <w:t xml:space="preserve">Am </w:t>
+      </w:r>
+      <w:r>
+        <w:rPr>
+          <w:sz w:val="24"/>
+          <w:szCs w:val="24"/>
+        </w:rPr>
+        <w:t>Freitag</w:t>
+      </w:r>
+      <w:r>
+        <w:rPr>
+          <w:sz w:val="24"/>
+          <w:szCs w:val="24"/>
+        </w:rPr>
+        <w:t>, den</w:t>
+      </w:r>
+      <w:r>
+        <w:rPr>
+          <w:sz w:val="24"/>
+          <w:szCs w:val="24"/>
+        </w:rPr>
+        <w:t xml:space="preserve"> 16.01</w:t>
+      </w:r>
+      <w:r>
+        <w:rPr>
+          <w:sz w:val="24"/>
+          <w:szCs w:val="24"/>
+        </w:rPr>
+        <w:t xml:space="preserve"> hatten wir dann wieder ein Review, welches sich eher auf die Systemebene bezogen hat. Wir konnten aus dem Gespräch noch mal viele wichtige Punkte mitnehmen.</w:t>
+      </w:r>
+    </w:p>
+    <w:p>
+      <w:pPr>
+        <w:spacing w:line="276" w:lineRule="auto"/>
+        <w:rPr>
+          <w:sz w:val="24"/>
+          <w:szCs w:val="24"/>
+        </w:rPr>
+      </w:pPr>
+      <w:r>
+        <w:rPr>
+          <w:sz w:val="24"/>
+          <w:szCs w:val="24"/>
+        </w:rPr>
+        <w:lastRenderedPageBreak/>
+        <w:t xml:space="preserve">Den </w:t>
+      </w:r>
+      <w:r>
+        <w:rPr>
+          <w:sz w:val="24"/>
+          <w:szCs w:val="24"/>
+        </w:rPr>
+        <w:t>Montag</w:t>
+      </w:r>
+      <w:r>
+        <w:rPr>
+          <w:sz w:val="24"/>
+          <w:szCs w:val="24"/>
+        </w:rPr>
+        <w:t xml:space="preserve"> darauf hatten wir wieder ein Gespräch mit unserer Tutorin, in dem wir Fragen gestellt haben bzw. unsere Gruppenarbeit bisher ausgewertet haben. Daraufhin haben wir uns am </w:t>
+      </w:r>
+      <w:r>
+        <w:rPr>
+          <w:sz w:val="24"/>
+          <w:szCs w:val="24"/>
+        </w:rPr>
+        <w:t xml:space="preserve">Dienstag + Mittwoch </w:t>
+      </w:r>
+      <w:r>
+        <w:rPr>
+          <w:sz w:val="24"/>
+          <w:szCs w:val="24"/>
+        </w:rPr>
+        <w:t>(</w:t>
+      </w:r>
+      <w:r>
+        <w:rPr>
+          <w:sz w:val="24"/>
+          <w:szCs w:val="24"/>
+        </w:rPr>
+        <w:t>20./21.01</w:t>
+      </w:r>
+      <w:r>
+        <w:rPr>
+          <w:sz w:val="24"/>
+          <w:szCs w:val="24"/>
+        </w:rPr>
+        <w:t xml:space="preserve">) getroffen, um unsere Ziele für den restlichen Meilenstein zu definieren, Aufgaben zu verteilen und bisherige Lösungen zu besprechen und ggf. zu korrigieren. </w:t>
+      </w:r>
+    </w:p>
+    <w:p>
+      <w:pPr>
+        <w:spacing w:line="276" w:lineRule="auto"/>
+        <w:rPr>
+          <w:sz w:val="24"/>
+          <w:szCs w:val="24"/>
+        </w:rPr>
+      </w:pPr>
+      <w:r>
+        <w:rPr>
+          <w:sz w:val="24"/>
+          <w:szCs w:val="24"/>
+        </w:rPr>
+        <w:t xml:space="preserve">Da wir </w:t>
+      </w:r>
+      <w:r>
+        <w:rPr>
+          <w:sz w:val="24"/>
+          <w:szCs w:val="24"/>
+        </w:rPr>
+        <w:t xml:space="preserve">bereits während der Woche schon viel untereinander geschrieben und besprochen haben, haben wir das freiwillige Meeting, welches eigentlich am </w:t>
+      </w:r>
+      <w:r>
+        <w:rPr>
+          <w:sz w:val="24"/>
+          <w:szCs w:val="24"/>
+        </w:rPr>
+        <w:t xml:space="preserve">Freitag </w:t>
+      </w:r>
+      <w:r>
+        <w:rPr>
+          <w:sz w:val="24"/>
+          <w:szCs w:val="24"/>
+        </w:rPr>
+        <w:t>stattfinden sollte, auf Samstag verschoben. Andernfalls wäre das Gespräch wahrscheinlich überflüssig gewesen, weil wir bis dahin noch nicht viel weiter gearbeitet haben.</w:t>
+      </w:r>
+    </w:p>
+    <w:p>
+      <w:pPr>
+        <w:spacing w:line="276" w:lineRule="auto"/>
+        <w:rPr>
+          <w:sz w:val="24"/>
+          <w:szCs w:val="24"/>
+        </w:rPr>
+      </w:pPr>
+      <w:r>
+        <w:rPr>
+          <w:sz w:val="24"/>
+          <w:szCs w:val="24"/>
+        </w:rPr>
+        <w:t xml:space="preserve">Den darauffolgenden </w:t>
+      </w:r>
+      <w:r>
+        <w:rPr>
+          <w:sz w:val="24"/>
+          <w:szCs w:val="24"/>
+        </w:rPr>
+        <w:t>Montag</w:t>
+      </w:r>
+      <w:r>
+        <w:rPr>
+          <w:sz w:val="24"/>
+          <w:szCs w:val="24"/>
+        </w:rPr>
+        <w:t xml:space="preserve"> hatten wir dann das letzte Gespräch mit unserer Tutorin, in welchem wir noch mal generell über unsere Gruppenarbeit im Softwarepraktikum gesprochen haben. Wir konnten anmerken, was uns am Modul gefallen hat und wo wir in Zukunft noch Verbesserungspotenzial sehen. Außerdem konnten wir noch letzte Unklarheiten klären.</w:t>
+      </w:r>
+    </w:p>
+    <w:p>
+      <w:pPr>
+        <w:spacing w:line="276" w:lineRule="auto"/>
+        <w:rPr>
+          <w:sz w:val="24"/>
+          <w:szCs w:val="24"/>
+        </w:rPr>
+      </w:pPr>
+      <w:r>
+        <w:rPr>
+          <w:sz w:val="24"/>
+          <w:szCs w:val="24"/>
+        </w:rPr>
+        <w:t>Am</w:t>
+      </w:r>
+      <w:r>
+        <w:rPr>
+          <w:sz w:val="24"/>
+          <w:szCs w:val="24"/>
+        </w:rPr>
+        <w:t xml:space="preserve"> 27.</w:t>
+      </w:r>
+      <w:r>
+        <w:rPr>
+          <w:sz w:val="24"/>
+          <w:szCs w:val="24"/>
+        </w:rPr>
+        <w:t xml:space="preserve"> Und </w:t>
+      </w:r>
+      <w:r>
+        <w:rPr>
+          <w:sz w:val="24"/>
+          <w:szCs w:val="24"/>
+        </w:rPr>
+        <w:t>28.01</w:t>
+      </w:r>
+      <w:r>
+        <w:rPr>
+          <w:sz w:val="24"/>
+          <w:szCs w:val="24"/>
+        </w:rPr>
+        <w:t xml:space="preserve"> hatten wir (wie jede Woche) unsere 2 Gruppenmeetings, in welchen wir die genaue Aufteilung der Sprechanteile in der Präsentation festgelegt haben. Außerdem konnten wir als Gruppe das Vorschauvideo relativ zeitig fertigstellen, was wir dann auch in unserem Meeting besprechen konnten.</w:t>
+      </w:r>
+    </w:p>
+    <w:p>
+      <w:pPr>
+        <w:spacing w:line="276" w:lineRule="auto"/>
+        <w:rPr>
+          <w:sz w:val="24"/>
+          <w:szCs w:val="24"/>
+        </w:rPr>
+      </w:pPr>
+      <w:r>
+        <w:rPr>
+          <w:sz w:val="24"/>
+          <w:szCs w:val="24"/>
+        </w:rPr>
+        <w:t xml:space="preserve">Am </w:t>
+      </w:r>
+      <w:r>
+        <w:rPr>
+          <w:sz w:val="24"/>
+          <w:szCs w:val="24"/>
+        </w:rPr>
+        <w:t>Freitag</w:t>
+      </w:r>
+      <w:r>
+        <w:rPr>
+          <w:sz w:val="24"/>
+          <w:szCs w:val="24"/>
+        </w:rPr>
+        <w:t>, den</w:t>
+      </w:r>
+      <w:r>
+        <w:rPr>
+          <w:sz w:val="24"/>
+          <w:szCs w:val="24"/>
+        </w:rPr>
+        <w:t xml:space="preserve"> 30.01</w:t>
+      </w:r>
+      <w:r>
+        <w:rPr>
+          <w:sz w:val="24"/>
+          <w:szCs w:val="24"/>
+        </w:rPr>
+        <w:t xml:space="preserve"> steht nun die Präsentation an. Wir fühlen uns gut vorbereitet und können dank harter Arbeit ein fertiges Produkt vorstellen.</w:t>
+      </w:r>
+    </w:p>
+    <w:p>
+      <w:pPr>
+        <w:spacing w:line="276" w:lineRule="auto"/>
+        <w:rPr>
+          <w:sz w:val="24"/>
+          <w:szCs w:val="24"/>
+        </w:rPr>
+      </w:pPr>
+      <w:r>
+        <w:rPr>
+          <w:sz w:val="24"/>
+          <w:szCs w:val="24"/>
+        </w:rPr>
+        <w:t>Die Arbeitszeiten diese Woche sahen wie folgt aus:</w:t>
+      </w:r>
+    </w:p>
+    <w:tbl>
+      <w:tblPr>
+        <w:tblStyle w:val="Tabellenraster"/>
+        <w:tblW w:w="0" w:type="auto"/>
+        <w:jc w:val="center"/>
+        <w:tblLook w:val="04A0" w:firstRow="1" w:lastRow="0" w:firstColumn="1" w:lastColumn="0" w:noHBand="0" w:noVBand="1"/>
+      </w:tblPr>
+      <w:tblGrid>
+        <w:gridCol w:w="1980"/>
+        <w:gridCol w:w="2560"/>
+      </w:tblGrid>
+      <w:tr>
+        <w:trPr>
+          <w:jc w:val="center"/>
+        </w:trPr>
+        <w:tc>
+          <w:tcPr>
+            <w:tcW w:w="1980" w:type="dxa"/>
+          </w:tcPr>
+          <w:p>
+            <w:pPr>
+              <w:spacing w:line="276" w:lineRule="auto"/>
+              <w:rPr>
+                <w:b/>
+                <w:bCs/>
+                <w:sz w:val="24"/>
+                <w:szCs w:val="24"/>
+              </w:rPr>
+            </w:pPr>
+            <w:r>
+              <w:rPr>
+                <w:b/>
+                <w:bCs/>
+                <w:sz w:val="24"/>
+                <w:szCs w:val="24"/>
+              </w:rPr>
+              <w:t>Gruppenmitglied</w:t>
+            </w:r>
+          </w:p>
+        </w:tc>
+        <w:tc>
+          <w:tcPr>
+            <w:tcW w:w="2560" w:type="dxa"/>
+          </w:tcPr>
+          <w:p>
+            <w:pPr>
+              <w:spacing w:line="276" w:lineRule="auto"/>
+              <w:rPr>
+                <w:b/>
+                <w:bCs/>
+                <w:sz w:val="24"/>
+                <w:szCs w:val="24"/>
+              </w:rPr>
+            </w:pPr>
+            <w:r>
+              <w:rPr>
+                <w:b/>
+                <w:bCs/>
+                <w:sz w:val="24"/>
+                <w:szCs w:val="24"/>
+              </w:rPr>
+              <w:t>Arbeitszeit</w:t>
+            </w:r>
+          </w:p>
+        </w:tc>
+      </w:tr>
+      <w:tr>
+        <w:trPr>
+          <w:jc w:val="center"/>
+        </w:trPr>
+        <w:tc>
+          <w:tcPr>
+            <w:tcW w:w="1980" w:type="dxa"/>
+          </w:tcPr>
+          <w:p>
+            <w:pPr>
+              <w:spacing w:line="276" w:lineRule="auto"/>
+              <w:rPr>
+                <w:sz w:val="24"/>
+                <w:szCs w:val="24"/>
+              </w:rPr>
+            </w:pPr>
+            <w:r>
+              <w:rPr>
+                <w:sz w:val="24"/>
+                <w:szCs w:val="24"/>
+              </w:rPr>
+              <w:t>Marwa</w:t>
+            </w:r>
+          </w:p>
+        </w:tc>
+        <w:tc>
+          <w:tcPr>
+            <w:tcW w:w="2560" w:type="dxa"/>
+          </w:tcPr>
+          <w:p>
+            <w:pPr>
+              <w:spacing w:line="276" w:lineRule="auto"/>
+              <w:rPr>
+                <w:sz w:val="24"/>
+                <w:szCs w:val="24"/>
+              </w:rPr>
+            </w:pPr>
+            <w:r>
+              <w:rPr>
+                <w:sz w:val="24"/>
+                <w:szCs w:val="24"/>
+              </w:rPr>
+              <w:t>20</w:t>
+            </w:r>
+            <w:r>
+              <w:rPr>
+                <w:sz w:val="24"/>
+                <w:szCs w:val="24"/>
+              </w:rPr>
+              <w:t xml:space="preserve"> Stunden</w:t>
+            </w:r>
+          </w:p>
+        </w:tc>
+      </w:tr>
+      <w:tr>
+        <w:trPr>
+          <w:jc w:val="center"/>
+        </w:trPr>
+        <w:tc>
+          <w:tcPr>
+            <w:tcW w:w="1980" w:type="dxa"/>
+          </w:tcPr>
+          <w:p>
+            <w:pPr>
+              <w:spacing w:line="276" w:lineRule="auto"/>
+              <w:rPr>
+                <w:sz w:val="24"/>
+                <w:szCs w:val="24"/>
+              </w:rPr>
+            </w:pPr>
+            <w:r>
+              <w:rPr>
+                <w:sz w:val="24"/>
+                <w:szCs w:val="24"/>
+              </w:rPr>
+              <w:t>Valentina</w:t>
+            </w:r>
+          </w:p>
+        </w:tc>
+        <w:tc>
+          <w:tcPr>
+            <w:tcW w:w="2560" w:type="dxa"/>
+          </w:tcPr>
+          <w:p>
+            <w:pPr>
+              <w:spacing w:line="276" w:lineRule="auto"/>
+              <w:rPr>
+                <w:sz w:val="24"/>
+                <w:szCs w:val="24"/>
+              </w:rPr>
+            </w:pPr>
+            <w:r>
+              <w:rPr>
+                <w:sz w:val="24"/>
+                <w:szCs w:val="24"/>
+              </w:rPr>
+              <w:t>1</w:t>
+            </w:r>
+            <w:r>
+              <w:rPr>
+                <w:sz w:val="24"/>
+                <w:szCs w:val="24"/>
+              </w:rPr>
+              <w:t>7</w:t>
+            </w:r>
+            <w:r>
+              <w:rPr>
+                <w:sz w:val="24"/>
+                <w:szCs w:val="24"/>
+              </w:rPr>
+              <w:t xml:space="preserve"> Stunden</w:t>
+            </w:r>
+          </w:p>
+        </w:tc>
+      </w:tr>
+      <w:tr>
+        <w:trPr>
+          <w:jc w:val="center"/>
+        </w:trPr>
+        <w:tc>
+          <w:tcPr>
+            <w:tcW w:w="1980" w:type="dxa"/>
+          </w:tcPr>
+          <w:p>
+            <w:pPr>
+              <w:spacing w:line="276" w:lineRule="auto"/>
+              <w:rPr>
+                <w:sz w:val="24"/>
+                <w:szCs w:val="24"/>
+              </w:rPr>
+            </w:pPr>
+            <w:r>
+              <w:rPr>
+                <w:sz w:val="24"/>
+                <w:szCs w:val="24"/>
+              </w:rPr>
+              <w:t>Bruno</w:t>
+            </w:r>
+          </w:p>
+        </w:tc>
+        <w:tc>
+          <w:tcPr>
+            <w:tcW w:w="2560" w:type="dxa"/>
+          </w:tcPr>
+          <w:p>
+            <w:pPr>
+              <w:spacing w:line="276" w:lineRule="auto"/>
+              <w:rPr>
+                <w:sz w:val="24"/>
+                <w:szCs w:val="24"/>
+              </w:rPr>
+            </w:pPr>
+            <w:r>
+              <w:rPr>
+                <w:sz w:val="24"/>
+                <w:szCs w:val="24"/>
+              </w:rPr>
+              <w:t>1</w:t>
+            </w:r>
+            <w:r>
+              <w:rPr>
+                <w:sz w:val="24"/>
+                <w:szCs w:val="24"/>
+              </w:rPr>
+              <w:t>5</w:t>
+            </w:r>
+            <w:r>
+              <w:rPr>
+                <w:sz w:val="24"/>
+                <w:szCs w:val="24"/>
+              </w:rPr>
+              <w:t xml:space="preserve"> Stunden</w:t>
+            </w:r>
+          </w:p>
+        </w:tc>
+      </w:tr>
+      <w:tr>
+        <w:trPr>
+          <w:jc w:val="center"/>
+        </w:trPr>
+        <w:tc>
+          <w:tcPr>
+            <w:tcW w:w="1980" w:type="dxa"/>
+          </w:tcPr>
+          <w:p>
+            <w:pPr>
+              <w:spacing w:line="276" w:lineRule="auto"/>
+              <w:rPr>
+                <w:sz w:val="24"/>
+                <w:szCs w:val="24"/>
+              </w:rPr>
+            </w:pPr>
+            <w:r>
+              <w:rPr>
+                <w:sz w:val="24"/>
+                <w:szCs w:val="24"/>
+              </w:rPr>
+              <w:t>Eric</w:t>
+            </w:r>
+          </w:p>
+        </w:tc>
+        <w:tc>
+          <w:tcPr>
+            <w:tcW w:w="2560" w:type="dxa"/>
+          </w:tcPr>
+          <w:p>
+            <w:pPr>
+              <w:spacing w:line="276" w:lineRule="auto"/>
+              <w:rPr>
+                <w:sz w:val="24"/>
+                <w:szCs w:val="24"/>
+              </w:rPr>
+            </w:pPr>
+            <w:r>
+              <w:rPr>
+                <w:sz w:val="24"/>
+                <w:szCs w:val="24"/>
+              </w:rPr>
+              <w:t>10</w:t>
+            </w:r>
+            <w:r>
+              <w:rPr>
+                <w:sz w:val="24"/>
+                <w:szCs w:val="24"/>
+              </w:rPr>
+              <w:t xml:space="preserve"> Stunden</w:t>
+            </w:r>
+          </w:p>
+        </w:tc>
+      </w:tr>
+      <w:tr>
+        <w:trPr>
+          <w:jc w:val="center"/>
+        </w:trPr>
+        <w:tc>
+          <w:tcPr>
+            <w:tcW w:w="1980" w:type="dxa"/>
+          </w:tcPr>
+          <w:p>
+            <w:pPr>
+              <w:spacing w:line="276" w:lineRule="auto"/>
+              <w:rPr>
+                <w:sz w:val="24"/>
+                <w:szCs w:val="24"/>
+              </w:rPr>
+            </w:pPr>
+            <w:r>
+              <w:rPr>
+                <w:sz w:val="24"/>
+                <w:szCs w:val="24"/>
+              </w:rPr>
+              <w:t>Hai</w:t>
+            </w:r>
+          </w:p>
+        </w:tc>
+        <w:tc>
+          <w:tcPr>
+            <w:tcW w:w="2560" w:type="dxa"/>
+          </w:tcPr>
+          <w:p>
+            <w:pPr>
+              <w:spacing w:line="276" w:lineRule="auto"/>
+              <w:rPr>
+                <w:sz w:val="24"/>
+                <w:szCs w:val="24"/>
+              </w:rPr>
+            </w:pPr>
+            <w:r>
+              <w:rPr>
+                <w:sz w:val="24"/>
+                <w:szCs w:val="24"/>
+              </w:rPr>
+              <w:t>1</w:t>
+            </w:r>
+            <w:r>
+              <w:rPr>
+                <w:sz w:val="24"/>
+                <w:szCs w:val="24"/>
+              </w:rPr>
+              <w:t>0</w:t>
+            </w:r>
+            <w:r>
+              <w:rPr>
+                <w:sz w:val="24"/>
+                <w:szCs w:val="24"/>
+              </w:rPr>
+              <w:t xml:space="preserve"> Stunden</w:t>
+            </w:r>
+          </w:p>
+        </w:tc>
+      </w:tr>
+      <w:tr>
+        <w:trPr>
+          <w:jc w:val="center"/>
+        </w:trPr>
+        <w:tc>
+          <w:tcPr>
+            <w:tcW w:w="1980" w:type="dxa"/>
+          </w:tcPr>
+          <w:p>
+            <w:pPr>
+              <w:spacing w:line="276" w:lineRule="auto"/>
+              <w:rPr>
+                <w:sz w:val="24"/>
+                <w:szCs w:val="24"/>
+              </w:rPr>
+            </w:pPr>
+            <w:r>
+              <w:rPr>
+                <w:sz w:val="24"/>
+                <w:szCs w:val="24"/>
+              </w:rPr>
+              <w:t>als Gruppe</w:t>
+            </w:r>
+          </w:p>
+        </w:tc>
+        <w:tc>
+          <w:tcPr>
+            <w:tcW w:w="2560" w:type="dxa"/>
+          </w:tcPr>
+          <w:p>
+            <w:pPr>
+              <w:spacing w:line="276" w:lineRule="auto"/>
+              <w:rPr>
+                <w:sz w:val="24"/>
+                <w:szCs w:val="24"/>
+              </w:rPr>
+            </w:pPr>
+            <w:r>
+              <w:rPr>
+                <w:sz w:val="24"/>
+                <w:szCs w:val="24"/>
+              </w:rPr>
+              <w:t>5</w:t>
+            </w:r>
+            <w:r>
+              <w:rPr>
+                <w:sz w:val="24"/>
+                <w:szCs w:val="24"/>
+              </w:rPr>
+              <w:t xml:space="preserve"> Stunden</w:t>
+            </w:r>
+          </w:p>
+        </w:tc>
+      </w:tr>
+    </w:tbl>
+    <w:p>
+      <w:pPr>
+        <w:spacing w:line="276" w:lineRule="auto"/>
+        <w:rPr>
+          <w:sz w:val="24"/>
+          <w:szCs w:val="24"/>
+        </w:rPr>
+      </w:pPr>
+    </w:p>
+    <w:p>
+      <w:pPr>
+        <w:spacing w:line="276" w:lineRule="auto"/>
+        <w:rPr>
+          <w:sz w:val="28"/>
+          <w:szCs w:val="28"/>
+        </w:rPr>
+      </w:pPr>
+      <w:r>
+        <w:rPr>
+          <w:sz w:val="28"/>
+          <w:szCs w:val="28"/>
+        </w:rPr>
+        <w:t>5.2.4 Reflexion</w:t>
+      </w:r>
+    </w:p>
+    <w:p>
+      <w:pPr>
+        <w:rPr>
+          <w:sz w:val="24"/>
+          <w:szCs w:val="24"/>
+        </w:rPr>
+      </w:pPr>
+      <w:r>
+        <w:rPr>
+          <w:sz w:val="24"/>
+          <w:szCs w:val="24"/>
+        </w:rPr>
+        <w:t>Als Gruppe sind wir froh das wir ein sehr gutes Projekt und Produkt fertigstellen konnten und sind auch ein bisschen stolz drauf. Wir sind schon etwas aufgeregt wegen Freitag und hoffen, dass alles so funktioniert, wie es soll.</w:t>
+      </w:r>
+    </w:p>
+    <w:p>
+      <w:pPr>
+        <w:rPr>
+          <w:sz w:val="24"/>
+          <w:szCs w:val="24"/>
+        </w:rPr>
+      </w:pPr>
+      <w:r>
+        <w:rPr>
+          <w:sz w:val="24"/>
+          <w:szCs w:val="24"/>
+        </w:rPr>
+        <w:t>Dadurch, dass wir im 3. Meilenstein schon so viel gearbeitet haben, waren nur noch einige Verbesserungen offen, was uns ein bisschen Stress erspart hat. So konnten wir noch mal besonders auf Konsistenz und Qualität setzen.</w:t>
+      </w:r>
+    </w:p>
+    <w:p>
+      <w:pPr>
+        <w:rPr>
+          <w:sz w:val="24"/>
+          <w:szCs w:val="24"/>
+        </w:rPr>
+      </w:pPr>
+      <w:r>
+        <w:rPr>
+          <w:sz w:val="24"/>
+          <w:szCs w:val="24"/>
+        </w:rPr>
+        <w:lastRenderedPageBreak/>
+        <w:t>Die Vorbereitung der Präsentation war aber sehr chaotisch, weil wir alle nicht wirklich wussten, wie wir richtig damit anfangen sollen. Wir waren uns bei vielen Gebieten unschlüssig und uneinig, ob diese in die Präsentation reingehören bzw. wie man sie am besten für das Publikum darstellen kann.</w:t>
+      </w:r>
+    </w:p>
+    <w:p>
+      <w:pPr>
+        <w:rPr>
+          <w:sz w:val="24"/>
+          <w:szCs w:val="24"/>
+        </w:rPr>
+      </w:pPr>
+      <w:r>
+        <w:rPr>
+          <w:sz w:val="24"/>
+          <w:szCs w:val="24"/>
+        </w:rPr>
+        <w:t>Abschließend können wir sagen, dass uns das Modul gut gefallen hat. Wir konnten einen kleinen Einblick bekommen, wie man mit einem Team über einen vorgebenen Zeitraum aus erhaltenen Anforderungen ein funktionierendes Produkt entwickelt. Außerdem konnten wir einige Praxiserfahrung sammeln, die uns später sicher weiterhelfen wir.</w:t>
+      </w:r>
+    </w:p>
+    <w:p>
+      <w:pPr>
+        <w:rPr>
+          <w:sz w:val="24"/>
+          <w:szCs w:val="24"/>
+        </w:rPr>
+      </w:pPr>
+      <w:r>
+        <w:rPr>
+          <w:sz w:val="24"/>
+          <w:szCs w:val="24"/>
+        </w:rPr>
+        <w:t xml:space="preserve">Was wir in Zukunft am Modul noch verbessern würden, ist die </w:t>
+      </w:r>
+      <w:r>
+        <w:rPr>
+          <w:sz w:val="24"/>
+          <w:szCs w:val="24"/>
+        </w:rPr>
+        <w:t>Mitteilung von den nächsten Meilensteinen. Diese kamen erst sehr spät und es war meist etwas unklar, was jetzt zu machen ist. Durch die Tutoren konnten wir das dann erfahren, aber da ist noch Verbesserungspotenzial vorhanden. Außerdem wünschen wir uns klarere Vorgaben, was wir machen müssen bzw. was wir verwenden müssen und was uns freigestellt ist. Das war auch nicht immer klar formuliert (z.B. SonarQube, CD/CI-Pipeline, etc.).</w:t>
+      </w:r>
+      <w:r>
+        <w:rPr>
+          <w:sz w:val="24"/>
+          <w:szCs w:val="24"/>
+        </w:rPr>
+        <w:br w:type="page"/>
+      </w:r>
+    </w:p>
+    <w:p>
+      <w:pPr>
+        <w:spacing w:line="276" w:lineRule="auto"/>
+        <w:rPr>
+          <w:sz w:val="24"/>
+          <w:szCs w:val="24"/>
+        </w:rPr>
+      </w:pPr>
+    </w:p>
+    <w:p>
+      <w:pPr>
+        <w:pStyle w:val="berschrift1gendert"/>
+      </w:pPr>
+      <w:r>
+        <w:t>6 Überblick</w:t>
+      </w:r>
+    </w:p>
+    <w:p>
+      <w:pPr>
+        <w:pStyle w:val="berschrift1gendert"/>
+      </w:pPr>
+    </w:p>
+    <w:tbl>
+      <w:tblPr>
+        <w:tblStyle w:val="Tabellenraster"/>
+        <w:tblW w:w="0" w:type="auto"/>
+        <w:tblLook w:val="04A0" w:firstRow="1" w:lastRow="0" w:firstColumn="1" w:lastColumn="0" w:noHBand="0" w:noVBand="1"/>
+      </w:tblPr>
+      <w:tblGrid>
+        <w:gridCol w:w="1830"/>
+        <w:gridCol w:w="1695"/>
+        <w:gridCol w:w="1131"/>
+        <w:gridCol w:w="1158"/>
+        <w:gridCol w:w="989"/>
+        <w:gridCol w:w="967"/>
+        <w:gridCol w:w="1292"/>
+      </w:tblGrid>
+      <w:tr>
+        <w:tc>
+          <w:tcPr>
+            <w:tcW w:w="1838" w:type="dxa"/>
+          </w:tcPr>
+          <w:p>
+            <w:pPr>
+              <w:spacing w:line="276" w:lineRule="auto"/>
+              <w:rPr>
+                <w:sz w:val="24"/>
+                <w:szCs w:val="24"/>
+              </w:rPr>
+            </w:pPr>
+          </w:p>
+        </w:tc>
+        <w:tc>
+          <w:tcPr>
+            <w:tcW w:w="1701" w:type="dxa"/>
+          </w:tcPr>
+          <w:p>
+            <w:pPr>
+              <w:spacing w:line="276" w:lineRule="auto"/>
+              <w:rPr>
+                <w:b/>
+                <w:bCs/>
+                <w:sz w:val="24"/>
+                <w:szCs w:val="24"/>
+              </w:rPr>
+            </w:pPr>
+            <w:r>
+              <w:rPr>
+                <w:b/>
+                <w:bCs/>
+                <w:sz w:val="24"/>
+                <w:szCs w:val="24"/>
+              </w:rPr>
+              <w:t>Marwa</w:t>
+            </w:r>
+          </w:p>
+        </w:tc>
+        <w:tc>
+          <w:tcPr>
+            <w:tcW w:w="1134" w:type="dxa"/>
+          </w:tcPr>
+          <w:p>
+            <w:pPr>
+              <w:spacing w:line="276" w:lineRule="auto"/>
+              <w:rPr>
+                <w:b/>
+                <w:bCs/>
+                <w:sz w:val="24"/>
+                <w:szCs w:val="24"/>
+              </w:rPr>
+            </w:pPr>
+            <w:r>
+              <w:rPr>
+                <w:b/>
+                <w:bCs/>
+                <w:sz w:val="24"/>
+                <w:szCs w:val="24"/>
+              </w:rPr>
+              <w:t>Eric</w:t>
+            </w:r>
+          </w:p>
+        </w:tc>
+        <w:tc>
+          <w:tcPr>
+            <w:tcW w:w="1134" w:type="dxa"/>
+          </w:tcPr>
+          <w:p>
+            <w:pPr>
+              <w:spacing w:line="276" w:lineRule="auto"/>
+              <w:rPr>
+                <w:b/>
+                <w:bCs/>
+                <w:sz w:val="24"/>
+                <w:szCs w:val="24"/>
+              </w:rPr>
+            </w:pPr>
+            <w:r>
+              <w:rPr>
+                <w:b/>
+                <w:bCs/>
+                <w:sz w:val="24"/>
+                <w:szCs w:val="24"/>
+              </w:rPr>
+              <w:t>Valentina</w:t>
+            </w:r>
+          </w:p>
+        </w:tc>
+        <w:tc>
+          <w:tcPr>
+            <w:tcW w:w="992" w:type="dxa"/>
+          </w:tcPr>
+          <w:p>
+            <w:pPr>
+              <w:spacing w:line="276" w:lineRule="auto"/>
+              <w:rPr>
+                <w:b/>
+                <w:bCs/>
+                <w:sz w:val="24"/>
+                <w:szCs w:val="24"/>
+              </w:rPr>
+            </w:pPr>
+            <w:r>
+              <w:rPr>
+                <w:b/>
+                <w:bCs/>
+                <w:sz w:val="24"/>
+                <w:szCs w:val="24"/>
+              </w:rPr>
+              <w:t>Hai</w:t>
+            </w:r>
+          </w:p>
+        </w:tc>
+        <w:tc>
+          <w:tcPr>
+            <w:tcW w:w="968" w:type="dxa"/>
+          </w:tcPr>
+          <w:p>
+            <w:pPr>
+              <w:spacing w:line="276" w:lineRule="auto"/>
+              <w:rPr>
+                <w:b/>
+                <w:bCs/>
+                <w:sz w:val="24"/>
+                <w:szCs w:val="24"/>
+              </w:rPr>
+            </w:pPr>
+            <w:r>
+              <w:rPr>
+                <w:b/>
+                <w:bCs/>
+                <w:sz w:val="24"/>
+                <w:szCs w:val="24"/>
+              </w:rPr>
+              <w:t>Bruno</w:t>
+            </w:r>
+          </w:p>
+        </w:tc>
+        <w:tc>
+          <w:tcPr>
+            <w:tcW w:w="1295" w:type="dxa"/>
+          </w:tcPr>
+          <w:p>
+            <w:pPr>
+              <w:spacing w:line="276" w:lineRule="auto"/>
+              <w:rPr>
+                <w:b/>
+                <w:bCs/>
+                <w:sz w:val="24"/>
+                <w:szCs w:val="24"/>
+              </w:rPr>
+            </w:pPr>
+            <w:r>
+              <w:rPr>
+                <w:b/>
+                <w:bCs/>
+                <w:sz w:val="24"/>
+                <w:szCs w:val="24"/>
+              </w:rPr>
+              <w:t>als Gruppe</w:t>
+            </w:r>
+          </w:p>
+        </w:tc>
+      </w:tr>
+      <w:tr>
+        <w:tc>
+          <w:tcPr>
+            <w:tcW w:w="1838" w:type="dxa"/>
+          </w:tcPr>
+          <w:p>
+            <w:pPr>
+              <w:spacing w:line="276" w:lineRule="auto"/>
+              <w:rPr>
+                <w:sz w:val="24"/>
+                <w:szCs w:val="24"/>
+              </w:rPr>
+            </w:pPr>
+            <w:r>
+              <w:rPr>
+                <w:sz w:val="24"/>
+                <w:szCs w:val="24"/>
+              </w:rPr>
+              <w:t>MS1 – 1. Woche (25.10 – 29.10)</w:t>
+            </w:r>
+          </w:p>
+        </w:tc>
+        <w:tc>
+          <w:tcPr>
+            <w:tcW w:w="1701" w:type="dxa"/>
+          </w:tcPr>
+          <w:p>
+            <w:pPr>
+              <w:spacing w:line="276" w:lineRule="auto"/>
+              <w:rPr>
+                <w:sz w:val="24"/>
+                <w:szCs w:val="24"/>
+              </w:rPr>
+            </w:pPr>
+            <w:r>
+              <w:rPr>
+                <w:sz w:val="24"/>
+                <w:szCs w:val="24"/>
+              </w:rPr>
+              <w:t>4h (Gruppe C)</w:t>
+            </w:r>
+          </w:p>
+        </w:tc>
+        <w:tc>
+          <w:tcPr>
+            <w:tcW w:w="1134" w:type="dxa"/>
+          </w:tcPr>
+          <w:p>
+            <w:pPr>
+              <w:spacing w:line="276" w:lineRule="auto"/>
+              <w:rPr>
+                <w:sz w:val="24"/>
+                <w:szCs w:val="24"/>
+              </w:rPr>
+            </w:pPr>
+            <w:r>
+              <w:rPr>
+                <w:sz w:val="24"/>
+                <w:szCs w:val="24"/>
+              </w:rPr>
+              <w:t>3h</w:t>
+            </w:r>
+          </w:p>
+        </w:tc>
+        <w:tc>
+          <w:tcPr>
+            <w:tcW w:w="1134" w:type="dxa"/>
+          </w:tcPr>
+          <w:p>
+            <w:pPr>
+              <w:spacing w:line="276" w:lineRule="auto"/>
+              <w:rPr>
+                <w:sz w:val="24"/>
+                <w:szCs w:val="24"/>
+              </w:rPr>
+            </w:pPr>
+            <w:r>
+              <w:rPr>
+                <w:sz w:val="24"/>
+                <w:szCs w:val="24"/>
+              </w:rPr>
+              <w:t>8h</w:t>
+            </w:r>
+          </w:p>
+        </w:tc>
+        <w:tc>
+          <w:tcPr>
+            <w:tcW w:w="992" w:type="dxa"/>
+          </w:tcPr>
+          <w:p>
+            <w:pPr>
+              <w:spacing w:line="276" w:lineRule="auto"/>
+              <w:rPr>
+                <w:sz w:val="24"/>
+                <w:szCs w:val="24"/>
+              </w:rPr>
+            </w:pPr>
+            <w:r>
+              <w:rPr>
+                <w:sz w:val="24"/>
+                <w:szCs w:val="24"/>
+              </w:rPr>
+              <w:t>6h</w:t>
+            </w:r>
+          </w:p>
+        </w:tc>
+        <w:tc>
+          <w:tcPr>
+            <w:tcW w:w="968" w:type="dxa"/>
+          </w:tcPr>
+          <w:p>
+            <w:pPr>
+              <w:spacing w:line="276" w:lineRule="auto"/>
+              <w:rPr>
+                <w:sz w:val="24"/>
+                <w:szCs w:val="24"/>
+              </w:rPr>
+            </w:pPr>
+            <w:r>
+              <w:rPr>
+                <w:sz w:val="24"/>
+                <w:szCs w:val="24"/>
+              </w:rPr>
+              <w:t>5h</w:t>
+            </w:r>
+          </w:p>
+        </w:tc>
+        <w:tc>
+          <w:tcPr>
+            <w:tcW w:w="1295" w:type="dxa"/>
+          </w:tcPr>
+          <w:p>
+            <w:pPr>
+              <w:spacing w:line="276" w:lineRule="auto"/>
+              <w:rPr>
+                <w:sz w:val="24"/>
+                <w:szCs w:val="24"/>
+              </w:rPr>
+            </w:pPr>
+            <w:r>
+              <w:rPr>
+                <w:sz w:val="24"/>
+                <w:szCs w:val="24"/>
+              </w:rPr>
+              <w:t>3h</w:t>
+            </w:r>
+          </w:p>
+        </w:tc>
+      </w:tr>
+      <w:tr>
+        <w:tc>
+          <w:tcPr>
+            <w:tcW w:w="1838" w:type="dxa"/>
+          </w:tcPr>
+          <w:p>
+            <w:pPr>
+              <w:spacing w:line="276" w:lineRule="auto"/>
+              <w:rPr>
+                <w:sz w:val="24"/>
+                <w:szCs w:val="24"/>
+              </w:rPr>
+            </w:pPr>
+            <w:r>
+              <w:rPr>
+                <w:sz w:val="24"/>
+                <w:szCs w:val="24"/>
+              </w:rPr>
+              <w:t>MS1 – 2. Woche (01.11 – 05.11)</w:t>
+            </w:r>
+          </w:p>
+        </w:tc>
+        <w:tc>
+          <w:tcPr>
+            <w:tcW w:w="1701" w:type="dxa"/>
+          </w:tcPr>
+          <w:p>
+            <w:pPr>
+              <w:spacing w:line="276" w:lineRule="auto"/>
+              <w:rPr>
+                <w:sz w:val="24"/>
+                <w:szCs w:val="24"/>
+              </w:rPr>
+            </w:pPr>
+            <w:r>
+              <w:rPr>
+                <w:sz w:val="24"/>
+                <w:szCs w:val="24"/>
+              </w:rPr>
+              <w:t>5h (Gruppe C)</w:t>
+            </w:r>
+          </w:p>
+        </w:tc>
+        <w:tc>
+          <w:tcPr>
+            <w:tcW w:w="1134" w:type="dxa"/>
+          </w:tcPr>
+          <w:p>
+            <w:pPr>
+              <w:spacing w:line="276" w:lineRule="auto"/>
+              <w:rPr>
+                <w:sz w:val="24"/>
+                <w:szCs w:val="24"/>
+              </w:rPr>
+            </w:pPr>
+            <w:r>
+              <w:rPr>
+                <w:sz w:val="24"/>
+                <w:szCs w:val="24"/>
+              </w:rPr>
+              <w:t>2h</w:t>
+            </w:r>
+          </w:p>
+        </w:tc>
+        <w:tc>
+          <w:tcPr>
+            <w:tcW w:w="1134" w:type="dxa"/>
+          </w:tcPr>
+          <w:p>
+            <w:pPr>
+              <w:spacing w:line="276" w:lineRule="auto"/>
+              <w:rPr>
+                <w:sz w:val="24"/>
+                <w:szCs w:val="24"/>
+              </w:rPr>
+            </w:pPr>
+            <w:r>
+              <w:rPr>
+                <w:sz w:val="24"/>
+                <w:szCs w:val="24"/>
+              </w:rPr>
+              <w:t>1h</w:t>
+            </w:r>
+          </w:p>
+        </w:tc>
+        <w:tc>
+          <w:tcPr>
+            <w:tcW w:w="992" w:type="dxa"/>
+          </w:tcPr>
+          <w:p>
+            <w:pPr>
+              <w:spacing w:line="276" w:lineRule="auto"/>
+              <w:rPr>
+                <w:sz w:val="24"/>
+                <w:szCs w:val="24"/>
+              </w:rPr>
+            </w:pPr>
+            <w:r>
+              <w:rPr>
+                <w:sz w:val="24"/>
+                <w:szCs w:val="24"/>
+              </w:rPr>
+              <w:t>3h</w:t>
+            </w:r>
+          </w:p>
+        </w:tc>
+        <w:tc>
+          <w:tcPr>
+            <w:tcW w:w="968" w:type="dxa"/>
+          </w:tcPr>
+          <w:p>
+            <w:pPr>
+              <w:spacing w:line="276" w:lineRule="auto"/>
+              <w:rPr>
+                <w:sz w:val="24"/>
+                <w:szCs w:val="24"/>
+              </w:rPr>
+            </w:pPr>
+            <w:r>
+              <w:rPr>
+                <w:sz w:val="24"/>
+                <w:szCs w:val="24"/>
+              </w:rPr>
+              <w:t>2h</w:t>
+            </w:r>
+          </w:p>
+        </w:tc>
+        <w:tc>
+          <w:tcPr>
+            <w:tcW w:w="1295" w:type="dxa"/>
+          </w:tcPr>
+          <w:p>
+            <w:pPr>
+              <w:spacing w:line="276" w:lineRule="auto"/>
+              <w:rPr>
+                <w:sz w:val="24"/>
+                <w:szCs w:val="24"/>
+              </w:rPr>
+            </w:pPr>
+            <w:r>
+              <w:rPr>
+                <w:sz w:val="24"/>
+                <w:szCs w:val="24"/>
+              </w:rPr>
+              <w:t>3h</w:t>
+            </w:r>
+          </w:p>
+        </w:tc>
+      </w:tr>
+      <w:tr>
+        <w:tc>
+          <w:tcPr>
+            <w:tcW w:w="1838" w:type="dxa"/>
+          </w:tcPr>
+          <w:p>
+            <w:pPr>
+              <w:spacing w:line="276" w:lineRule="auto"/>
+              <w:rPr>
+                <w:sz w:val="24"/>
+                <w:szCs w:val="24"/>
+              </w:rPr>
+            </w:pPr>
+            <w:r>
+              <w:rPr>
+                <w:sz w:val="24"/>
+                <w:szCs w:val="24"/>
+              </w:rPr>
+              <w:t>MS2 – 1. Woche (08.11 – 12.11)</w:t>
+            </w:r>
+          </w:p>
+        </w:tc>
+        <w:tc>
+          <w:tcPr>
+            <w:tcW w:w="1701" w:type="dxa"/>
+          </w:tcPr>
+          <w:p>
+            <w:pPr>
+              <w:spacing w:line="276" w:lineRule="auto"/>
+              <w:rPr>
+                <w:sz w:val="24"/>
+                <w:szCs w:val="24"/>
+              </w:rPr>
+            </w:pPr>
+            <w:r>
+              <w:rPr>
+                <w:sz w:val="24"/>
+                <w:szCs w:val="24"/>
+              </w:rPr>
+              <w:t>5h</w:t>
+            </w:r>
+          </w:p>
+        </w:tc>
+        <w:tc>
+          <w:tcPr>
+            <w:tcW w:w="1134" w:type="dxa"/>
+          </w:tcPr>
+          <w:p>
+            <w:pPr>
+              <w:spacing w:line="276" w:lineRule="auto"/>
+              <w:rPr>
+                <w:sz w:val="24"/>
+                <w:szCs w:val="24"/>
+              </w:rPr>
+            </w:pPr>
+            <w:r>
+              <w:rPr>
+                <w:sz w:val="24"/>
+                <w:szCs w:val="24"/>
+              </w:rPr>
+              <w:t>5h</w:t>
+            </w:r>
+          </w:p>
+        </w:tc>
+        <w:tc>
+          <w:tcPr>
+            <w:tcW w:w="1134" w:type="dxa"/>
+          </w:tcPr>
+          <w:p>
+            <w:pPr>
+              <w:spacing w:line="276" w:lineRule="auto"/>
+              <w:rPr>
+                <w:sz w:val="24"/>
+                <w:szCs w:val="24"/>
+              </w:rPr>
+            </w:pPr>
+            <w:r>
+              <w:rPr>
+                <w:sz w:val="24"/>
+                <w:szCs w:val="24"/>
+              </w:rPr>
+              <w:t>7h</w:t>
+            </w:r>
+          </w:p>
+        </w:tc>
+        <w:tc>
+          <w:tcPr>
+            <w:tcW w:w="992" w:type="dxa"/>
+          </w:tcPr>
+          <w:p>
+            <w:pPr>
+              <w:spacing w:line="276" w:lineRule="auto"/>
+              <w:rPr>
+                <w:sz w:val="24"/>
+                <w:szCs w:val="24"/>
+              </w:rPr>
+            </w:pPr>
+            <w:r>
+              <w:rPr>
+                <w:sz w:val="24"/>
+                <w:szCs w:val="24"/>
+              </w:rPr>
+              <w:t>8h</w:t>
+            </w:r>
+          </w:p>
+        </w:tc>
+        <w:tc>
+          <w:tcPr>
+            <w:tcW w:w="968" w:type="dxa"/>
+          </w:tcPr>
+          <w:p>
+            <w:pPr>
+              <w:spacing w:line="276" w:lineRule="auto"/>
+              <w:rPr>
+                <w:sz w:val="24"/>
+                <w:szCs w:val="24"/>
+              </w:rPr>
+            </w:pPr>
+            <w:r>
+              <w:rPr>
+                <w:sz w:val="24"/>
+                <w:szCs w:val="24"/>
+              </w:rPr>
+              <w:t>8h</w:t>
+            </w:r>
+          </w:p>
+        </w:tc>
+        <w:tc>
+          <w:tcPr>
+            <w:tcW w:w="1295" w:type="dxa"/>
+          </w:tcPr>
+          <w:p>
+            <w:pPr>
+              <w:spacing w:line="276" w:lineRule="auto"/>
+              <w:rPr>
+                <w:sz w:val="24"/>
+                <w:szCs w:val="24"/>
+              </w:rPr>
+            </w:pPr>
+            <w:r>
+              <w:rPr>
+                <w:sz w:val="24"/>
+                <w:szCs w:val="24"/>
+              </w:rPr>
+              <w:t>3h</w:t>
+            </w:r>
+          </w:p>
+        </w:tc>
+      </w:tr>
+      <w:tr>
+        <w:tc>
+          <w:tcPr>
+            <w:tcW w:w="1838" w:type="dxa"/>
+          </w:tcPr>
+          <w:p>
+            <w:pPr>
+              <w:spacing w:line="276" w:lineRule="auto"/>
+              <w:rPr>
+                <w:sz w:val="24"/>
+                <w:szCs w:val="24"/>
+              </w:rPr>
+            </w:pPr>
+            <w:r>
+              <w:rPr>
+                <w:sz w:val="24"/>
+                <w:szCs w:val="24"/>
+              </w:rPr>
+              <w:t>MS2 – 2. Woche (15.11 – 19.11)</w:t>
+            </w:r>
+          </w:p>
+        </w:tc>
+        <w:tc>
+          <w:tcPr>
+            <w:tcW w:w="1701" w:type="dxa"/>
+          </w:tcPr>
+          <w:p>
+            <w:pPr>
+              <w:spacing w:line="276" w:lineRule="auto"/>
+              <w:rPr>
+                <w:sz w:val="24"/>
+                <w:szCs w:val="24"/>
+              </w:rPr>
+            </w:pPr>
+            <w:r>
+              <w:rPr>
+                <w:sz w:val="24"/>
+                <w:szCs w:val="24"/>
+              </w:rPr>
+              <w:t>3h</w:t>
+            </w:r>
+          </w:p>
+        </w:tc>
+        <w:tc>
+          <w:tcPr>
+            <w:tcW w:w="1134" w:type="dxa"/>
+          </w:tcPr>
+          <w:p>
+            <w:pPr>
+              <w:spacing w:line="276" w:lineRule="auto"/>
+              <w:rPr>
+                <w:sz w:val="24"/>
+                <w:szCs w:val="24"/>
+              </w:rPr>
+            </w:pPr>
+            <w:r>
+              <w:rPr>
+                <w:sz w:val="24"/>
+                <w:szCs w:val="24"/>
+              </w:rPr>
+              <w:t>3h</w:t>
+            </w:r>
+          </w:p>
+        </w:tc>
+        <w:tc>
+          <w:tcPr>
+            <w:tcW w:w="1134" w:type="dxa"/>
+          </w:tcPr>
+          <w:p>
+            <w:pPr>
+              <w:spacing w:line="276" w:lineRule="auto"/>
+              <w:rPr>
+                <w:sz w:val="24"/>
+                <w:szCs w:val="24"/>
+              </w:rPr>
+            </w:pPr>
+            <w:r>
+              <w:rPr>
+                <w:sz w:val="24"/>
+                <w:szCs w:val="24"/>
+              </w:rPr>
+              <w:t>3h</w:t>
+            </w:r>
+          </w:p>
+        </w:tc>
+        <w:tc>
+          <w:tcPr>
+            <w:tcW w:w="992" w:type="dxa"/>
+          </w:tcPr>
+          <w:p>
+            <w:pPr>
+              <w:spacing w:line="276" w:lineRule="auto"/>
+              <w:rPr>
+                <w:sz w:val="24"/>
+                <w:szCs w:val="24"/>
+              </w:rPr>
+            </w:pPr>
+            <w:r>
+              <w:rPr>
+                <w:sz w:val="24"/>
+                <w:szCs w:val="24"/>
+              </w:rPr>
+              <w:t>4h</w:t>
+            </w:r>
+          </w:p>
+        </w:tc>
+        <w:tc>
+          <w:tcPr>
+            <w:tcW w:w="968" w:type="dxa"/>
+          </w:tcPr>
+          <w:p>
+            <w:pPr>
+              <w:spacing w:line="276" w:lineRule="auto"/>
+              <w:rPr>
+                <w:sz w:val="24"/>
+                <w:szCs w:val="24"/>
+              </w:rPr>
+            </w:pPr>
+            <w:r>
+              <w:rPr>
+                <w:sz w:val="24"/>
+                <w:szCs w:val="24"/>
+              </w:rPr>
+              <w:t>5h</w:t>
+            </w:r>
+          </w:p>
+        </w:tc>
+        <w:tc>
+          <w:tcPr>
+            <w:tcW w:w="1295" w:type="dxa"/>
+          </w:tcPr>
+          <w:p>
+            <w:pPr>
+              <w:spacing w:line="276" w:lineRule="auto"/>
+              <w:rPr>
+                <w:sz w:val="24"/>
+                <w:szCs w:val="24"/>
+              </w:rPr>
+            </w:pPr>
+            <w:r>
+              <w:rPr>
+                <w:sz w:val="24"/>
+                <w:szCs w:val="24"/>
+              </w:rPr>
+              <w:t>3h</w:t>
+            </w:r>
+          </w:p>
+        </w:tc>
+      </w:tr>
+      <w:tr>
+        <w:tc>
+          <w:tcPr>
+            <w:tcW w:w="1838" w:type="dxa"/>
+          </w:tcPr>
+          <w:p>
+            <w:pPr>
+              <w:spacing w:line="276" w:lineRule="auto"/>
+              <w:rPr>
+                <w:sz w:val="24"/>
+                <w:szCs w:val="24"/>
+              </w:rPr>
+            </w:pPr>
+            <w:r>
+              <w:rPr>
+                <w:sz w:val="24"/>
+                <w:szCs w:val="24"/>
+              </w:rPr>
+              <w:t>MS2 – 3. Woche (22.11 – 26.11)</w:t>
+            </w:r>
+          </w:p>
+        </w:tc>
+        <w:tc>
+          <w:tcPr>
+            <w:tcW w:w="1701" w:type="dxa"/>
+          </w:tcPr>
+          <w:p>
+            <w:pPr>
+              <w:spacing w:line="276" w:lineRule="auto"/>
+              <w:rPr>
+                <w:sz w:val="24"/>
+                <w:szCs w:val="24"/>
+              </w:rPr>
+            </w:pPr>
+            <w:r>
+              <w:rPr>
+                <w:sz w:val="24"/>
+                <w:szCs w:val="24"/>
+              </w:rPr>
+              <w:t>7h</w:t>
+            </w:r>
+          </w:p>
+        </w:tc>
+        <w:tc>
+          <w:tcPr>
+            <w:tcW w:w="1134" w:type="dxa"/>
+          </w:tcPr>
+          <w:p>
+            <w:pPr>
+              <w:spacing w:line="276" w:lineRule="auto"/>
+              <w:rPr>
+                <w:sz w:val="24"/>
+                <w:szCs w:val="24"/>
+              </w:rPr>
+            </w:pPr>
+            <w:r>
+              <w:rPr>
+                <w:sz w:val="24"/>
+                <w:szCs w:val="24"/>
+              </w:rPr>
+              <w:t>15h</w:t>
+            </w:r>
+          </w:p>
+        </w:tc>
+        <w:tc>
+          <w:tcPr>
+            <w:tcW w:w="1134" w:type="dxa"/>
+          </w:tcPr>
+          <w:p>
+            <w:pPr>
+              <w:spacing w:line="276" w:lineRule="auto"/>
+              <w:rPr>
+                <w:sz w:val="24"/>
+                <w:szCs w:val="24"/>
+              </w:rPr>
+            </w:pPr>
+            <w:r>
+              <w:rPr>
+                <w:sz w:val="24"/>
+                <w:szCs w:val="24"/>
+              </w:rPr>
+              <w:t>7h</w:t>
+            </w:r>
+          </w:p>
+        </w:tc>
+        <w:tc>
+          <w:tcPr>
+            <w:tcW w:w="992" w:type="dxa"/>
+          </w:tcPr>
+          <w:p>
+            <w:pPr>
+              <w:spacing w:line="276" w:lineRule="auto"/>
+              <w:rPr>
+                <w:sz w:val="24"/>
+                <w:szCs w:val="24"/>
+              </w:rPr>
+            </w:pPr>
+            <w:r>
+              <w:rPr>
+                <w:sz w:val="24"/>
+                <w:szCs w:val="24"/>
+              </w:rPr>
+              <w:t>8h</w:t>
+            </w:r>
+          </w:p>
+        </w:tc>
+        <w:tc>
+          <w:tcPr>
+            <w:tcW w:w="968" w:type="dxa"/>
+          </w:tcPr>
+          <w:p>
+            <w:pPr>
+              <w:spacing w:line="276" w:lineRule="auto"/>
+              <w:rPr>
+                <w:sz w:val="24"/>
+                <w:szCs w:val="24"/>
+              </w:rPr>
+            </w:pPr>
+            <w:r>
+              <w:rPr>
+                <w:sz w:val="24"/>
+                <w:szCs w:val="24"/>
+              </w:rPr>
+              <w:t>7h</w:t>
+            </w:r>
+          </w:p>
+        </w:tc>
+        <w:tc>
+          <w:tcPr>
+            <w:tcW w:w="1295" w:type="dxa"/>
+          </w:tcPr>
+          <w:p>
+            <w:pPr>
+              <w:spacing w:line="276" w:lineRule="auto"/>
+              <w:rPr>
+                <w:sz w:val="24"/>
+                <w:szCs w:val="24"/>
+              </w:rPr>
+            </w:pPr>
+            <w:r>
+              <w:rPr>
+                <w:sz w:val="24"/>
+                <w:szCs w:val="24"/>
+              </w:rPr>
+              <w:t>3h</w:t>
+            </w:r>
+          </w:p>
+        </w:tc>
+      </w:tr>
+      <w:tr>
+        <w:tc>
+          <w:tcPr>
+            <w:tcW w:w="1838" w:type="dxa"/>
+          </w:tcPr>
+          <w:p>
+            <w:pPr>
+              <w:spacing w:line="276" w:lineRule="auto"/>
+              <w:rPr>
+                <w:sz w:val="24"/>
+                <w:szCs w:val="24"/>
+              </w:rPr>
+            </w:pPr>
+            <w:r>
+              <w:rPr>
+                <w:sz w:val="24"/>
+                <w:szCs w:val="24"/>
+              </w:rPr>
+              <w:t>MS3 – 1. Woche (29.11 – 03.12)</w:t>
+            </w:r>
+          </w:p>
+        </w:tc>
+        <w:tc>
+          <w:tcPr>
+            <w:tcW w:w="1701" w:type="dxa"/>
+          </w:tcPr>
+          <w:p>
+            <w:pPr>
+              <w:spacing w:line="276" w:lineRule="auto"/>
+              <w:rPr>
+                <w:sz w:val="24"/>
+                <w:szCs w:val="24"/>
+              </w:rPr>
+            </w:pPr>
+            <w:r>
+              <w:rPr>
+                <w:sz w:val="24"/>
+                <w:szCs w:val="24"/>
+              </w:rPr>
+              <w:t>9h</w:t>
+            </w:r>
+          </w:p>
+        </w:tc>
+        <w:tc>
+          <w:tcPr>
+            <w:tcW w:w="1134" w:type="dxa"/>
+          </w:tcPr>
+          <w:p>
+            <w:pPr>
+              <w:spacing w:line="276" w:lineRule="auto"/>
+              <w:rPr>
+                <w:sz w:val="24"/>
+                <w:szCs w:val="24"/>
+              </w:rPr>
+            </w:pPr>
+            <w:r>
+              <w:rPr>
+                <w:sz w:val="24"/>
+                <w:szCs w:val="24"/>
+              </w:rPr>
+              <w:t>7h</w:t>
+            </w:r>
+          </w:p>
+        </w:tc>
+        <w:tc>
+          <w:tcPr>
+            <w:tcW w:w="1134" w:type="dxa"/>
+          </w:tcPr>
+          <w:p>
+            <w:pPr>
+              <w:spacing w:line="276" w:lineRule="auto"/>
+              <w:rPr>
+                <w:sz w:val="24"/>
+                <w:szCs w:val="24"/>
+              </w:rPr>
+            </w:pPr>
+            <w:r>
+              <w:rPr>
+                <w:sz w:val="24"/>
+                <w:szCs w:val="24"/>
+              </w:rPr>
+              <w:t>6h</w:t>
+            </w:r>
+          </w:p>
+        </w:tc>
+        <w:tc>
+          <w:tcPr>
+            <w:tcW w:w="992" w:type="dxa"/>
+          </w:tcPr>
+          <w:p>
+            <w:pPr>
+              <w:spacing w:line="276" w:lineRule="auto"/>
+              <w:rPr>
+                <w:sz w:val="24"/>
+                <w:szCs w:val="24"/>
+              </w:rPr>
+            </w:pPr>
+            <w:r>
+              <w:rPr>
+                <w:sz w:val="24"/>
+                <w:szCs w:val="24"/>
+              </w:rPr>
+              <w:t>7h</w:t>
+            </w:r>
+          </w:p>
+        </w:tc>
+        <w:tc>
+          <w:tcPr>
+            <w:tcW w:w="968" w:type="dxa"/>
+          </w:tcPr>
+          <w:p>
+            <w:pPr>
+              <w:spacing w:line="276" w:lineRule="auto"/>
+              <w:rPr>
+                <w:sz w:val="24"/>
+                <w:szCs w:val="24"/>
+              </w:rPr>
+            </w:pPr>
+            <w:r>
+              <w:rPr>
+                <w:sz w:val="24"/>
+                <w:szCs w:val="24"/>
+              </w:rPr>
+              <w:t>10h</w:t>
+            </w:r>
+          </w:p>
+        </w:tc>
+        <w:tc>
+          <w:tcPr>
+            <w:tcW w:w="1295" w:type="dxa"/>
+          </w:tcPr>
+          <w:p>
+            <w:pPr>
+              <w:spacing w:line="276" w:lineRule="auto"/>
+              <w:rPr>
+                <w:sz w:val="24"/>
+                <w:szCs w:val="24"/>
+              </w:rPr>
+            </w:pPr>
+            <w:r>
+              <w:rPr>
+                <w:sz w:val="24"/>
+                <w:szCs w:val="24"/>
+              </w:rPr>
+              <w:t>4h</w:t>
+            </w:r>
+          </w:p>
+        </w:tc>
+      </w:tr>
+      <w:tr>
+        <w:tc>
+          <w:tcPr>
+            <w:tcW w:w="1838" w:type="dxa"/>
+          </w:tcPr>
+          <w:p>
+            <w:pPr>
+              <w:spacing w:line="276" w:lineRule="auto"/>
+              <w:rPr>
+                <w:sz w:val="24"/>
+                <w:szCs w:val="24"/>
+              </w:rPr>
+            </w:pPr>
+            <w:r>
+              <w:rPr>
+                <w:sz w:val="24"/>
+                <w:szCs w:val="24"/>
+              </w:rPr>
+              <w:t>MS3 – 2. Woche (06.12 – 10.12)</w:t>
+            </w:r>
+          </w:p>
+        </w:tc>
+        <w:tc>
+          <w:tcPr>
+            <w:tcW w:w="1701" w:type="dxa"/>
+          </w:tcPr>
+          <w:p>
+            <w:pPr>
+              <w:spacing w:line="276" w:lineRule="auto"/>
+              <w:rPr>
+                <w:sz w:val="24"/>
+                <w:szCs w:val="24"/>
+              </w:rPr>
+            </w:pPr>
+            <w:r>
+              <w:rPr>
+                <w:sz w:val="24"/>
+                <w:szCs w:val="24"/>
+              </w:rPr>
+              <w:t>8h</w:t>
+            </w:r>
+          </w:p>
+        </w:tc>
+        <w:tc>
+          <w:tcPr>
+            <w:tcW w:w="1134" w:type="dxa"/>
+          </w:tcPr>
+          <w:p>
+            <w:pPr>
+              <w:spacing w:line="276" w:lineRule="auto"/>
+              <w:rPr>
+                <w:sz w:val="24"/>
+                <w:szCs w:val="24"/>
+              </w:rPr>
+            </w:pPr>
+            <w:r>
+              <w:rPr>
+                <w:sz w:val="24"/>
+                <w:szCs w:val="24"/>
+              </w:rPr>
+              <w:t>2h</w:t>
+            </w:r>
+          </w:p>
+        </w:tc>
+        <w:tc>
+          <w:tcPr>
+            <w:tcW w:w="1134" w:type="dxa"/>
+          </w:tcPr>
+          <w:p>
+            <w:pPr>
+              <w:spacing w:line="276" w:lineRule="auto"/>
+              <w:rPr>
+                <w:sz w:val="24"/>
+                <w:szCs w:val="24"/>
+              </w:rPr>
+            </w:pPr>
+            <w:r>
+              <w:rPr>
+                <w:sz w:val="24"/>
+                <w:szCs w:val="24"/>
+              </w:rPr>
+              <w:t>9h</w:t>
+            </w:r>
+          </w:p>
+        </w:tc>
+        <w:tc>
+          <w:tcPr>
+            <w:tcW w:w="992" w:type="dxa"/>
+          </w:tcPr>
+          <w:p>
+            <w:pPr>
+              <w:spacing w:line="276" w:lineRule="auto"/>
+              <w:rPr>
+                <w:sz w:val="24"/>
+                <w:szCs w:val="24"/>
+              </w:rPr>
+            </w:pPr>
+            <w:r>
+              <w:rPr>
+                <w:sz w:val="24"/>
+                <w:szCs w:val="24"/>
+              </w:rPr>
+              <w:t>9h</w:t>
+            </w:r>
+          </w:p>
+        </w:tc>
+        <w:tc>
+          <w:tcPr>
+            <w:tcW w:w="968" w:type="dxa"/>
+          </w:tcPr>
+          <w:p>
+            <w:pPr>
+              <w:spacing w:line="276" w:lineRule="auto"/>
+              <w:rPr>
+                <w:sz w:val="24"/>
+                <w:szCs w:val="24"/>
+              </w:rPr>
+            </w:pPr>
+            <w:r>
+              <w:rPr>
+                <w:sz w:val="24"/>
+                <w:szCs w:val="24"/>
+              </w:rPr>
+              <w:t>8h</w:t>
+            </w:r>
+          </w:p>
+        </w:tc>
+        <w:tc>
+          <w:tcPr>
+            <w:tcW w:w="1295" w:type="dxa"/>
+          </w:tcPr>
+          <w:p>
+            <w:pPr>
+              <w:spacing w:line="276" w:lineRule="auto"/>
+              <w:rPr>
+                <w:sz w:val="24"/>
+                <w:szCs w:val="24"/>
+              </w:rPr>
+            </w:pPr>
+            <w:r>
+              <w:rPr>
+                <w:sz w:val="24"/>
+                <w:szCs w:val="24"/>
+              </w:rPr>
+              <w:t>3h</w:t>
+            </w:r>
+          </w:p>
+        </w:tc>
+      </w:tr>
+      <w:tr>
+        <w:tc>
+          <w:tcPr>
+            <w:tcW w:w="1838" w:type="dxa"/>
+          </w:tcPr>
+          <w:p>
+            <w:pPr>
+              <w:spacing w:line="276" w:lineRule="auto"/>
+              <w:rPr>
+                <w:sz w:val="24"/>
+                <w:szCs w:val="24"/>
+              </w:rPr>
+            </w:pPr>
+            <w:r>
+              <w:rPr>
+                <w:sz w:val="24"/>
+                <w:szCs w:val="24"/>
+              </w:rPr>
+              <w:t>MS3 – 3. Woche (13.12 – 17.12)</w:t>
+            </w:r>
+          </w:p>
+        </w:tc>
+        <w:tc>
+          <w:tcPr>
+            <w:tcW w:w="1701" w:type="dxa"/>
+          </w:tcPr>
+          <w:p>
+            <w:pPr>
+              <w:spacing w:line="276" w:lineRule="auto"/>
+              <w:rPr>
+                <w:sz w:val="24"/>
+                <w:szCs w:val="24"/>
+              </w:rPr>
+            </w:pPr>
+            <w:r>
+              <w:rPr>
+                <w:sz w:val="24"/>
+                <w:szCs w:val="24"/>
+              </w:rPr>
+              <w:t>16h</w:t>
+            </w:r>
+          </w:p>
+        </w:tc>
+        <w:tc>
+          <w:tcPr>
+            <w:tcW w:w="1134" w:type="dxa"/>
+          </w:tcPr>
+          <w:p>
+            <w:pPr>
+              <w:spacing w:line="276" w:lineRule="auto"/>
+              <w:rPr>
+                <w:sz w:val="24"/>
+                <w:szCs w:val="24"/>
+              </w:rPr>
+            </w:pPr>
+            <w:r>
+              <w:rPr>
+                <w:sz w:val="24"/>
+                <w:szCs w:val="24"/>
+              </w:rPr>
+              <w:t>15,5h</w:t>
+            </w:r>
+          </w:p>
+        </w:tc>
+        <w:tc>
+          <w:tcPr>
+            <w:tcW w:w="1134" w:type="dxa"/>
+          </w:tcPr>
+          <w:p>
+            <w:pPr>
+              <w:spacing w:line="276" w:lineRule="auto"/>
+              <w:rPr>
+                <w:sz w:val="24"/>
+                <w:szCs w:val="24"/>
+              </w:rPr>
+            </w:pPr>
+            <w:r>
+              <w:rPr>
+                <w:sz w:val="24"/>
+                <w:szCs w:val="24"/>
+              </w:rPr>
+              <w:t>17h</w:t>
+            </w:r>
+          </w:p>
+        </w:tc>
+        <w:tc>
+          <w:tcPr>
+            <w:tcW w:w="992" w:type="dxa"/>
+          </w:tcPr>
+          <w:p>
+            <w:pPr>
+              <w:spacing w:line="276" w:lineRule="auto"/>
+              <w:rPr>
+                <w:sz w:val="24"/>
+                <w:szCs w:val="24"/>
+              </w:rPr>
+            </w:pPr>
+            <w:r>
+              <w:rPr>
+                <w:sz w:val="24"/>
+                <w:szCs w:val="24"/>
+              </w:rPr>
+              <w:t>8h</w:t>
+            </w:r>
+          </w:p>
+        </w:tc>
+        <w:tc>
+          <w:tcPr>
+            <w:tcW w:w="968" w:type="dxa"/>
+          </w:tcPr>
+          <w:p>
+            <w:pPr>
+              <w:spacing w:line="276" w:lineRule="auto"/>
+              <w:rPr>
+                <w:sz w:val="24"/>
+                <w:szCs w:val="24"/>
+              </w:rPr>
+            </w:pPr>
+            <w:r>
+              <w:rPr>
+                <w:sz w:val="24"/>
+                <w:szCs w:val="24"/>
+              </w:rPr>
+              <w:t>13h</w:t>
+            </w:r>
+          </w:p>
+        </w:tc>
+        <w:tc>
+          <w:tcPr>
+            <w:tcW w:w="1295" w:type="dxa"/>
+          </w:tcPr>
+          <w:p>
+            <w:pPr>
+              <w:spacing w:line="276" w:lineRule="auto"/>
+              <w:rPr>
+                <w:sz w:val="24"/>
+                <w:szCs w:val="24"/>
+              </w:rPr>
+            </w:pPr>
+            <w:r>
+              <w:rPr>
+                <w:sz w:val="24"/>
+                <w:szCs w:val="24"/>
+              </w:rPr>
+              <w:t>3h</w:t>
+            </w:r>
+          </w:p>
+        </w:tc>
+      </w:tr>
+      <w:tr>
+        <w:tc>
+          <w:tcPr>
+            <w:tcW w:w="1838" w:type="dxa"/>
+          </w:tcPr>
+          <w:p>
+            <w:pPr>
+              <w:spacing w:line="276" w:lineRule="auto"/>
+              <w:rPr>
+                <w:sz w:val="24"/>
+                <w:szCs w:val="24"/>
+              </w:rPr>
+            </w:pPr>
+            <w:r>
+              <w:rPr>
+                <w:sz w:val="24"/>
+                <w:szCs w:val="24"/>
+              </w:rPr>
+              <w:t>MS3 – 4. Woche (20.12 – 07.01)</w:t>
+            </w:r>
+          </w:p>
+        </w:tc>
+        <w:tc>
+          <w:tcPr>
+            <w:tcW w:w="1701" w:type="dxa"/>
+          </w:tcPr>
+          <w:p>
+            <w:pPr>
+              <w:spacing w:line="276" w:lineRule="auto"/>
+              <w:rPr>
+                <w:sz w:val="24"/>
+                <w:szCs w:val="24"/>
+              </w:rPr>
+            </w:pPr>
+            <w:r>
+              <w:rPr>
+                <w:sz w:val="24"/>
+                <w:szCs w:val="24"/>
+              </w:rPr>
+              <w:t>34h</w:t>
+            </w:r>
+          </w:p>
+        </w:tc>
+        <w:tc>
+          <w:tcPr>
+            <w:tcW w:w="1134" w:type="dxa"/>
+          </w:tcPr>
+          <w:p>
+            <w:pPr>
+              <w:spacing w:line="276" w:lineRule="auto"/>
+              <w:rPr>
+                <w:sz w:val="24"/>
+                <w:szCs w:val="24"/>
+              </w:rPr>
+            </w:pPr>
+            <w:r>
+              <w:rPr>
+                <w:sz w:val="24"/>
+                <w:szCs w:val="24"/>
+              </w:rPr>
+              <w:t>57h</w:t>
+            </w:r>
+          </w:p>
+        </w:tc>
+        <w:tc>
+          <w:tcPr>
+            <w:tcW w:w="1134" w:type="dxa"/>
+          </w:tcPr>
+          <w:p>
+            <w:pPr>
+              <w:spacing w:line="276" w:lineRule="auto"/>
+              <w:rPr>
+                <w:sz w:val="24"/>
+                <w:szCs w:val="24"/>
+              </w:rPr>
+            </w:pPr>
+            <w:r>
+              <w:rPr>
+                <w:sz w:val="24"/>
+                <w:szCs w:val="24"/>
+              </w:rPr>
+              <w:t>25h</w:t>
+            </w:r>
+          </w:p>
+        </w:tc>
+        <w:tc>
+          <w:tcPr>
+            <w:tcW w:w="992" w:type="dxa"/>
+          </w:tcPr>
+          <w:p>
+            <w:pPr>
+              <w:spacing w:line="276" w:lineRule="auto"/>
+              <w:rPr>
+                <w:sz w:val="24"/>
+                <w:szCs w:val="24"/>
+              </w:rPr>
+            </w:pPr>
+            <w:r>
+              <w:rPr>
+                <w:sz w:val="24"/>
+                <w:szCs w:val="24"/>
+              </w:rPr>
+              <w:t>30h</w:t>
+            </w:r>
+          </w:p>
+        </w:tc>
+        <w:tc>
+          <w:tcPr>
+            <w:tcW w:w="968" w:type="dxa"/>
+          </w:tcPr>
+          <w:p>
+            <w:pPr>
+              <w:spacing w:line="276" w:lineRule="auto"/>
+              <w:rPr>
+                <w:sz w:val="24"/>
+                <w:szCs w:val="24"/>
+              </w:rPr>
+            </w:pPr>
+            <w:r>
+              <w:rPr>
+                <w:sz w:val="24"/>
+                <w:szCs w:val="24"/>
+              </w:rPr>
+              <w:t>20h</w:t>
+            </w:r>
+          </w:p>
+        </w:tc>
+        <w:tc>
+          <w:tcPr>
+            <w:tcW w:w="1295" w:type="dxa"/>
+          </w:tcPr>
+          <w:p>
+            <w:pPr>
+              <w:spacing w:line="276" w:lineRule="auto"/>
+              <w:rPr>
+                <w:sz w:val="24"/>
+                <w:szCs w:val="24"/>
+              </w:rPr>
+            </w:pPr>
+            <w:r>
+              <w:rPr>
+                <w:sz w:val="24"/>
+                <w:szCs w:val="24"/>
+              </w:rPr>
+              <w:t>6h</w:t>
+            </w:r>
+          </w:p>
+        </w:tc>
+      </w:tr>
+      <w:tr>
+        <w:tc>
+          <w:tcPr>
+            <w:tcW w:w="1838" w:type="dxa"/>
+          </w:tcPr>
+          <w:p>
+            <w:pPr>
+              <w:spacing w:line="276" w:lineRule="auto"/>
+              <w:rPr>
+                <w:sz w:val="24"/>
+                <w:szCs w:val="24"/>
+              </w:rPr>
+            </w:pPr>
+            <w:r>
+              <w:rPr>
+                <w:sz w:val="24"/>
+                <w:szCs w:val="24"/>
+              </w:rPr>
+              <w:t>MS4 – 1. Woche (10.01 – 14.01)</w:t>
+            </w:r>
+          </w:p>
+        </w:tc>
+        <w:tc>
+          <w:tcPr>
+            <w:tcW w:w="1701" w:type="dxa"/>
+          </w:tcPr>
+          <w:p>
+            <w:pPr>
+              <w:spacing w:line="276" w:lineRule="auto"/>
+              <w:rPr>
+                <w:sz w:val="24"/>
+                <w:szCs w:val="24"/>
+              </w:rPr>
+            </w:pPr>
+            <w:r>
+              <w:rPr>
+                <w:sz w:val="24"/>
+                <w:szCs w:val="24"/>
+              </w:rPr>
+              <w:t>17h</w:t>
+            </w:r>
+          </w:p>
+        </w:tc>
+        <w:tc>
+          <w:tcPr>
+            <w:tcW w:w="1134" w:type="dxa"/>
+          </w:tcPr>
+          <w:p>
+            <w:pPr>
+              <w:spacing w:line="276" w:lineRule="auto"/>
+              <w:rPr>
+                <w:sz w:val="24"/>
+                <w:szCs w:val="24"/>
+              </w:rPr>
+            </w:pPr>
+            <w:r>
+              <w:rPr>
+                <w:sz w:val="24"/>
+                <w:szCs w:val="24"/>
+              </w:rPr>
+              <w:t>20h</w:t>
+            </w:r>
+          </w:p>
+        </w:tc>
+        <w:tc>
+          <w:tcPr>
+            <w:tcW w:w="1134" w:type="dxa"/>
+          </w:tcPr>
+          <w:p>
+            <w:pPr>
+              <w:spacing w:line="276" w:lineRule="auto"/>
+              <w:rPr>
+                <w:sz w:val="24"/>
+                <w:szCs w:val="24"/>
+              </w:rPr>
+            </w:pPr>
+            <w:r>
+              <w:rPr>
+                <w:sz w:val="24"/>
+                <w:szCs w:val="24"/>
+              </w:rPr>
+              <w:t>14h</w:t>
+            </w:r>
+          </w:p>
+        </w:tc>
+        <w:tc>
+          <w:tcPr>
+            <w:tcW w:w="992" w:type="dxa"/>
+          </w:tcPr>
+          <w:p>
+            <w:pPr>
+              <w:spacing w:line="276" w:lineRule="auto"/>
+              <w:rPr>
+                <w:sz w:val="24"/>
+                <w:szCs w:val="24"/>
+              </w:rPr>
+            </w:pPr>
+            <w:r>
+              <w:rPr>
+                <w:sz w:val="24"/>
+                <w:szCs w:val="24"/>
+              </w:rPr>
+              <w:t>12h</w:t>
+            </w:r>
+          </w:p>
+        </w:tc>
+        <w:tc>
+          <w:tcPr>
+            <w:tcW w:w="968" w:type="dxa"/>
+          </w:tcPr>
+          <w:p>
+            <w:pPr>
+              <w:spacing w:line="276" w:lineRule="auto"/>
+              <w:rPr>
+                <w:sz w:val="24"/>
+                <w:szCs w:val="24"/>
+              </w:rPr>
+            </w:pPr>
+            <w:r>
+              <w:rPr>
+                <w:sz w:val="24"/>
+                <w:szCs w:val="24"/>
+              </w:rPr>
+              <w:t>14h</w:t>
+            </w:r>
+          </w:p>
+        </w:tc>
+        <w:tc>
+          <w:tcPr>
+            <w:tcW w:w="1295" w:type="dxa"/>
+          </w:tcPr>
+          <w:p>
+            <w:pPr>
+              <w:spacing w:line="276" w:lineRule="auto"/>
+              <w:rPr>
+                <w:sz w:val="24"/>
+                <w:szCs w:val="24"/>
+              </w:rPr>
+            </w:pPr>
+            <w:r>
+              <w:rPr>
+                <w:sz w:val="24"/>
+                <w:szCs w:val="24"/>
+              </w:rPr>
+              <w:t>3h</w:t>
+            </w:r>
+          </w:p>
+        </w:tc>
+      </w:tr>
+      <w:tr>
+        <w:tc>
+          <w:tcPr>
+            <w:tcW w:w="1838" w:type="dxa"/>
+          </w:tcPr>
+          <w:p>
+            <w:pPr>
+              <w:spacing w:line="276" w:lineRule="auto"/>
+              <w:rPr>
+                <w:sz w:val="24"/>
+                <w:szCs w:val="24"/>
+              </w:rPr>
+            </w:pPr>
+            <w:r>
+              <w:rPr>
+                <w:sz w:val="24"/>
+                <w:szCs w:val="24"/>
+              </w:rPr>
+              <w:t>MS4 – 2. Woche (17.01 – 21.01)</w:t>
+            </w:r>
+          </w:p>
+        </w:tc>
+        <w:tc>
+          <w:tcPr>
+            <w:tcW w:w="1701" w:type="dxa"/>
+          </w:tcPr>
+          <w:p>
+            <w:pPr>
+              <w:spacing w:line="276" w:lineRule="auto"/>
+              <w:rPr>
+                <w:sz w:val="24"/>
+                <w:szCs w:val="24"/>
+              </w:rPr>
+            </w:pPr>
+            <w:r>
+              <w:rPr>
+                <w:sz w:val="24"/>
+                <w:szCs w:val="24"/>
+              </w:rPr>
+              <w:t>20h</w:t>
+            </w:r>
+          </w:p>
+        </w:tc>
+        <w:tc>
+          <w:tcPr>
+            <w:tcW w:w="1134" w:type="dxa"/>
+          </w:tcPr>
+          <w:p>
+            <w:pPr>
+              <w:spacing w:line="276" w:lineRule="auto"/>
+              <w:rPr>
+                <w:sz w:val="24"/>
+                <w:szCs w:val="24"/>
+              </w:rPr>
+            </w:pPr>
+            <w:r>
+              <w:rPr>
+                <w:sz w:val="24"/>
+                <w:szCs w:val="24"/>
+              </w:rPr>
+              <w:t>20h</w:t>
+            </w:r>
+          </w:p>
+        </w:tc>
+        <w:tc>
+          <w:tcPr>
+            <w:tcW w:w="1134" w:type="dxa"/>
+          </w:tcPr>
+          <w:p>
+            <w:pPr>
+              <w:spacing w:line="276" w:lineRule="auto"/>
+              <w:rPr>
+                <w:sz w:val="24"/>
+                <w:szCs w:val="24"/>
+              </w:rPr>
+            </w:pPr>
+            <w:r>
+              <w:rPr>
+                <w:sz w:val="24"/>
+                <w:szCs w:val="24"/>
+              </w:rPr>
+              <w:t>15h</w:t>
+            </w:r>
+          </w:p>
+        </w:tc>
+        <w:tc>
+          <w:tcPr>
+            <w:tcW w:w="992" w:type="dxa"/>
+          </w:tcPr>
+          <w:p>
+            <w:pPr>
+              <w:spacing w:line="276" w:lineRule="auto"/>
+              <w:rPr>
+                <w:sz w:val="24"/>
+                <w:szCs w:val="24"/>
+              </w:rPr>
+            </w:pPr>
+            <w:r>
+              <w:rPr>
+                <w:sz w:val="24"/>
+                <w:szCs w:val="24"/>
+              </w:rPr>
+              <w:t>14h</w:t>
+            </w:r>
+          </w:p>
+        </w:tc>
+        <w:tc>
+          <w:tcPr>
+            <w:tcW w:w="968" w:type="dxa"/>
+          </w:tcPr>
+          <w:p>
+            <w:pPr>
+              <w:spacing w:line="276" w:lineRule="auto"/>
+              <w:rPr>
+                <w:sz w:val="24"/>
+                <w:szCs w:val="24"/>
+              </w:rPr>
+            </w:pPr>
+            <w:r>
+              <w:rPr>
+                <w:sz w:val="24"/>
+                <w:szCs w:val="24"/>
+              </w:rPr>
+              <w:t>15h</w:t>
+            </w:r>
+          </w:p>
+        </w:tc>
+        <w:tc>
+          <w:tcPr>
+            <w:tcW w:w="1295" w:type="dxa"/>
+          </w:tcPr>
+          <w:p>
+            <w:pPr>
+              <w:spacing w:line="276" w:lineRule="auto"/>
+              <w:rPr>
+                <w:sz w:val="24"/>
+                <w:szCs w:val="24"/>
+              </w:rPr>
+            </w:pPr>
+            <w:r>
+              <w:rPr>
+                <w:sz w:val="24"/>
+                <w:szCs w:val="24"/>
+              </w:rPr>
+              <w:t>4h</w:t>
+            </w:r>
+          </w:p>
+        </w:tc>
+      </w:tr>
+      <w:tr>
+        <w:tc>
+          <w:tcPr>
+            <w:tcW w:w="1838" w:type="dxa"/>
+          </w:tcPr>
+          <w:p>
+            <w:pPr>
+              <w:spacing w:line="276" w:lineRule="auto"/>
+              <w:rPr>
+                <w:sz w:val="24"/>
+                <w:szCs w:val="24"/>
+              </w:rPr>
+            </w:pPr>
+            <w:r>
+              <w:rPr>
+                <w:sz w:val="24"/>
+                <w:szCs w:val="24"/>
+              </w:rPr>
+              <w:t>MS4 – 3. Woche (24.01 – 28.01)</w:t>
+            </w:r>
+          </w:p>
+        </w:tc>
+        <w:tc>
+          <w:tcPr>
+            <w:tcW w:w="1701" w:type="dxa"/>
+          </w:tcPr>
+          <w:p>
+            <w:pPr>
+              <w:spacing w:line="276" w:lineRule="auto"/>
+              <w:rPr>
+                <w:sz w:val="24"/>
+                <w:szCs w:val="24"/>
+              </w:rPr>
+            </w:pPr>
+            <w:r>
+              <w:rPr>
+                <w:sz w:val="24"/>
+                <w:szCs w:val="24"/>
+              </w:rPr>
+              <w:t>20h</w:t>
+            </w:r>
+          </w:p>
+        </w:tc>
+        <w:tc>
+          <w:tcPr>
+            <w:tcW w:w="1134" w:type="dxa"/>
+          </w:tcPr>
+          <w:p>
+            <w:pPr>
+              <w:spacing w:line="276" w:lineRule="auto"/>
+              <w:rPr>
+                <w:sz w:val="24"/>
+                <w:szCs w:val="24"/>
+              </w:rPr>
+            </w:pPr>
+            <w:r>
+              <w:rPr>
+                <w:sz w:val="24"/>
+                <w:szCs w:val="24"/>
+              </w:rPr>
+              <w:t>10h</w:t>
+            </w:r>
+          </w:p>
+        </w:tc>
+        <w:tc>
+          <w:tcPr>
+            <w:tcW w:w="1134" w:type="dxa"/>
+          </w:tcPr>
+          <w:p>
+            <w:pPr>
+              <w:spacing w:line="276" w:lineRule="auto"/>
+              <w:rPr>
+                <w:sz w:val="24"/>
+                <w:szCs w:val="24"/>
+              </w:rPr>
+            </w:pPr>
+            <w:r>
+              <w:rPr>
+                <w:sz w:val="24"/>
+                <w:szCs w:val="24"/>
+              </w:rPr>
+              <w:t>17h</w:t>
+            </w:r>
+          </w:p>
+        </w:tc>
+        <w:tc>
+          <w:tcPr>
+            <w:tcW w:w="992" w:type="dxa"/>
+          </w:tcPr>
+          <w:p>
+            <w:pPr>
+              <w:spacing w:line="276" w:lineRule="auto"/>
+              <w:rPr>
+                <w:sz w:val="24"/>
+                <w:szCs w:val="24"/>
+              </w:rPr>
+            </w:pPr>
+            <w:r>
+              <w:rPr>
+                <w:sz w:val="24"/>
+                <w:szCs w:val="24"/>
+              </w:rPr>
+              <w:t>10h</w:t>
+            </w:r>
+          </w:p>
+        </w:tc>
+        <w:tc>
+          <w:tcPr>
+            <w:tcW w:w="968" w:type="dxa"/>
+          </w:tcPr>
+          <w:p>
+            <w:pPr>
+              <w:spacing w:line="276" w:lineRule="auto"/>
+              <w:rPr>
+                <w:sz w:val="24"/>
+                <w:szCs w:val="24"/>
+              </w:rPr>
+            </w:pPr>
+            <w:r>
+              <w:rPr>
+                <w:sz w:val="24"/>
+                <w:szCs w:val="24"/>
+              </w:rPr>
+              <w:t>15h</w:t>
+            </w:r>
+          </w:p>
+        </w:tc>
+        <w:tc>
+          <w:tcPr>
+            <w:tcW w:w="1295" w:type="dxa"/>
+          </w:tcPr>
+          <w:p>
+            <w:pPr>
+              <w:spacing w:line="276" w:lineRule="auto"/>
+              <w:rPr>
+                <w:sz w:val="24"/>
+                <w:szCs w:val="24"/>
+              </w:rPr>
+            </w:pPr>
+            <w:r>
+              <w:rPr>
+                <w:sz w:val="24"/>
+                <w:szCs w:val="24"/>
+              </w:rPr>
+              <w:t>5h</w:t>
+            </w:r>
+          </w:p>
+        </w:tc>
+      </w:tr>
+    </w:tbl>
+    <w:p>
+      <w:pPr>
+        <w:spacing w:line="276" w:lineRule="auto"/>
+        <w:rPr>
+          <w:sz w:val="24"/>
+          <w:szCs w:val="24"/>
+        </w:rPr>
+      </w:pPr>
+    </w:p>
     <w:sectPr>
-      <w:footerReference w:type="default" r:id="rId13"/>
-      <w:footerReference w:type="first" r:id="rId14"/>
+      <w:footerReference w:type="default" r:id="rId17"/>
+      <w:footerReference w:type="first" r:id="rId18"/>
       <w:pgSz w:w="11906" w:h="16838"/>
       <w:pgMar w:top="1417" w:right="1417" w:bottom="1134" w:left="1417" w:header="708" w:footer="708" w:gutter="0"/>
       <w:cols w:space="708"/>
@@ -8675,16 +14648,10 @@
       <w:t xml:space="preserve">Cottbus, den </w:t>
     </w:r>
     <w:r>
-      <w:t>1</w:t>
+      <w:t>28</w:t>
     </w:r>
     <w:r>
-      <w:t>7</w:t>
-    </w:r>
-    <w:r>
-      <w:t>. Dezember</w:t>
-    </w:r>
-    <w:r>
-      <w:t xml:space="preserve"> 2025</w:t>
+      <w:t>. Januar 2026</w:t>
     </w:r>
     <w:r>
       <w:ptab w:relativeTo="margin" w:alignment="center" w:leader="none"/>
@@ -8840,6 +14807,119 @@
     </w:lvl>
   </w:abstractNum>
   <w:abstractNum w:abstractNumId="1" w15:restartNumberingAfterBreak="0">
+    <w:nsid w:val="0B5735C3"/>
+    <w:multiLevelType w:val="hybridMultilevel"/>
+    <w:tmpl w:val="8F26087E"/>
+    <w:lvl w:ilvl="0" w:tplc="04070001">
+      <w:start w:val="1"/>
+      <w:numFmt w:val="bullet"/>
+      <w:lvlText w:val=""/>
+      <w:lvlJc w:val="left"/>
+      <w:pPr>
+        <w:ind w:left="720" w:hanging="360"/>
+      </w:pPr>
+      <w:rPr>
+        <w:rFonts w:ascii="Symbol" w:hAnsi="Symbol" w:hint="default"/>
+      </w:rPr>
+    </w:lvl>
+    <w:lvl w:ilvl="1" w:tplc="04070003">
+      <w:start w:val="1"/>
+      <w:numFmt w:val="bullet"/>
+      <w:lvlText w:val="o"/>
+      <w:lvlJc w:val="left"/>
+      <w:pPr>
+        <w:ind w:left="1440" w:hanging="360"/>
+      </w:pPr>
+      <w:rPr>
+        <w:rFonts w:ascii="Courier New" w:hAnsi="Courier New" w:cs="Courier New" w:hint="default"/>
+      </w:rPr>
+    </w:lvl>
+    <w:lvl w:ilvl="2" w:tplc="04070005" w:tentative="1">
+      <w:start w:val="1"/>
+      <w:numFmt w:val="bullet"/>
+      <w:lvlText w:val=""/>
+      <w:lvlJc w:val="left"/>
+      <w:pPr>
+        <w:ind w:left="2160" w:hanging="360"/>
+      </w:pPr>
+      <w:rPr>
+        <w:rFonts w:ascii="Wingdings" w:hAnsi="Wingdings" w:hint="default"/>
+      </w:rPr>
+    </w:lvl>
+    <w:lvl w:ilvl="3" w:tplc="04070001" w:tentative="1">
+      <w:start w:val="1"/>
+      <w:numFmt w:val="bullet"/>
+      <w:lvlText w:val=""/>
+      <w:lvlJc w:val="left"/>
+      <w:pPr>
+        <w:ind w:left="2880" w:hanging="360"/>
+      </w:pPr>
+      <w:rPr>
+        <w:rFonts w:ascii="Symbol" w:hAnsi="Symbol" w:hint="default"/>
+      </w:rPr>
+    </w:lvl>
+    <w:lvl w:ilvl="4" w:tplc="04070003" w:tentative="1">
+      <w:start w:val="1"/>
+      <w:numFmt w:val="bullet"/>
+      <w:lvlText w:val="o"/>
+      <w:lvlJc w:val="left"/>
+      <w:pPr>
+        <w:ind w:left="3600" w:hanging="360"/>
+      </w:pPr>
+      <w:rPr>
+        <w:rFonts w:ascii="Courier New" w:hAnsi="Courier New" w:cs="Courier New" w:hint="default"/>
+      </w:rPr>
+    </w:lvl>
+    <w:lvl w:ilvl="5" w:tplc="04070005" w:tentative="1">
+      <w:start w:val="1"/>
+      <w:numFmt w:val="bullet"/>
+      <w:lvlText w:val=""/>
+      <w:lvlJc w:val="left"/>
+      <w:pPr>
+        <w:ind w:left="4320" w:hanging="360"/>
+      </w:pPr>
+      <w:rPr>
+        <w:rFonts w:ascii="Wingdings" w:hAnsi="Wingdings" w:hint="default"/>
+      </w:rPr>
+    </w:lvl>
+    <w:lvl w:ilvl="6" w:tplc="04070001" w:tentative="1">
+      <w:start w:val="1"/>
+      <w:numFmt w:val="bullet"/>
+      <w:lvlText w:val=""/>
+      <w:lvlJc w:val="left"/>
+      <w:pPr>
+        <w:ind w:left="5040" w:hanging="360"/>
+      </w:pPr>
+      <w:rPr>
+        <w:rFonts w:ascii="Symbol" w:hAnsi="Symbol" w:hint="default"/>
+      </w:rPr>
+    </w:lvl>
+    <w:lvl w:ilvl="7" w:tplc="04070003" w:tentative="1">
+      <w:start w:val="1"/>
+      <w:numFmt w:val="bullet"/>
+      <w:lvlText w:val="o"/>
+      <w:lvlJc w:val="left"/>
+      <w:pPr>
+        <w:ind w:left="5760" w:hanging="360"/>
+      </w:pPr>
+      <w:rPr>
+        <w:rFonts w:ascii="Courier New" w:hAnsi="Courier New" w:cs="Courier New" w:hint="default"/>
+      </w:rPr>
+    </w:lvl>
+    <w:lvl w:ilvl="8" w:tplc="04070005" w:tentative="1">
+      <w:start w:val="1"/>
+      <w:numFmt w:val="bullet"/>
+      <w:lvlText w:val=""/>
+      <w:lvlJc w:val="left"/>
+      <w:pPr>
+        <w:ind w:left="6480" w:hanging="360"/>
+      </w:pPr>
+      <w:rPr>
+        <w:rFonts w:ascii="Wingdings" w:hAnsi="Wingdings" w:hint="default"/>
+      </w:rPr>
+    </w:lvl>
+  </w:abstractNum>
+  <w:abstractNum w:abstractNumId="2" w15:restartNumberingAfterBreak="0">
     <w:nsid w:val="124C257C"/>
     <w:multiLevelType w:val="hybridMultilevel"/>
     <w:tmpl w:val="49F0D17E"/>
@@ -8952,7 +15032,120 @@
       </w:rPr>
     </w:lvl>
   </w:abstractNum>
-  <w:abstractNum w:abstractNumId="2" w15:restartNumberingAfterBreak="0">
+  <w:abstractNum w:abstractNumId="3" w15:restartNumberingAfterBreak="0">
+    <w:nsid w:val="21476C06"/>
+    <w:multiLevelType w:val="hybridMultilevel"/>
+    <w:tmpl w:val="CC0A1CA4"/>
+    <w:lvl w:ilvl="0" w:tplc="04070001">
+      <w:start w:val="1"/>
+      <w:numFmt w:val="bullet"/>
+      <w:lvlText w:val=""/>
+      <w:lvlJc w:val="left"/>
+      <w:pPr>
+        <w:ind w:left="720" w:hanging="360"/>
+      </w:pPr>
+      <w:rPr>
+        <w:rFonts w:ascii="Symbol" w:hAnsi="Symbol" w:hint="default"/>
+      </w:rPr>
+    </w:lvl>
+    <w:lvl w:ilvl="1" w:tplc="04070003" w:tentative="1">
+      <w:start w:val="1"/>
+      <w:numFmt w:val="bullet"/>
+      <w:lvlText w:val="o"/>
+      <w:lvlJc w:val="left"/>
+      <w:pPr>
+        <w:ind w:left="1440" w:hanging="360"/>
+      </w:pPr>
+      <w:rPr>
+        <w:rFonts w:ascii="Courier New" w:hAnsi="Courier New" w:cs="Courier New" w:hint="default"/>
+      </w:rPr>
+    </w:lvl>
+    <w:lvl w:ilvl="2" w:tplc="04070005" w:tentative="1">
+      <w:start w:val="1"/>
+      <w:numFmt w:val="bullet"/>
+      <w:lvlText w:val=""/>
+      <w:lvlJc w:val="left"/>
+      <w:pPr>
+        <w:ind w:left="2160" w:hanging="360"/>
+      </w:pPr>
+      <w:rPr>
+        <w:rFonts w:ascii="Wingdings" w:hAnsi="Wingdings" w:hint="default"/>
+      </w:rPr>
+    </w:lvl>
+    <w:lvl w:ilvl="3" w:tplc="04070001" w:tentative="1">
+      <w:start w:val="1"/>
+      <w:numFmt w:val="bullet"/>
+      <w:lvlText w:val=""/>
+      <w:lvlJc w:val="left"/>
+      <w:pPr>
+        <w:ind w:left="2880" w:hanging="360"/>
+      </w:pPr>
+      <w:rPr>
+        <w:rFonts w:ascii="Symbol" w:hAnsi="Symbol" w:hint="default"/>
+      </w:rPr>
+    </w:lvl>
+    <w:lvl w:ilvl="4" w:tplc="04070003" w:tentative="1">
+      <w:start w:val="1"/>
+      <w:numFmt w:val="bullet"/>
+      <w:lvlText w:val="o"/>
+      <w:lvlJc w:val="left"/>
+      <w:pPr>
+        <w:ind w:left="3600" w:hanging="360"/>
+      </w:pPr>
+      <w:rPr>
+        <w:rFonts w:ascii="Courier New" w:hAnsi="Courier New" w:cs="Courier New" w:hint="default"/>
+      </w:rPr>
+    </w:lvl>
+    <w:lvl w:ilvl="5" w:tplc="04070005" w:tentative="1">
+      <w:start w:val="1"/>
+      <w:numFmt w:val="bullet"/>
+      <w:lvlText w:val=""/>
+      <w:lvlJc w:val="left"/>
+      <w:pPr>
+        <w:ind w:left="4320" w:hanging="360"/>
+      </w:pPr>
+      <w:rPr>
+        <w:rFonts w:ascii="Wingdings" w:hAnsi="Wingdings" w:hint="default"/>
+      </w:rPr>
+    </w:lvl>
+    <w:lvl w:ilvl="6" w:tplc="04070001" w:tentative="1">
+      <w:start w:val="1"/>
+      <w:numFmt w:val="bullet"/>
+      <w:lvlText w:val=""/>
+      <w:lvlJc w:val="left"/>
+      <w:pPr>
+        <w:ind w:left="5040" w:hanging="360"/>
+      </w:pPr>
+      <w:rPr>
+        <w:rFonts w:ascii="Symbol" w:hAnsi="Symbol" w:hint="default"/>
+      </w:rPr>
+    </w:lvl>
+    <w:lvl w:ilvl="7" w:tplc="04070003" w:tentative="1">
+      <w:start w:val="1"/>
+      <w:numFmt w:val="bullet"/>
+      <w:lvlText w:val="o"/>
+      <w:lvlJc w:val="left"/>
+      <w:pPr>
+        <w:ind w:left="5760" w:hanging="360"/>
+      </w:pPr>
+      <w:rPr>
+        <w:rFonts w:ascii="Courier New" w:hAnsi="Courier New" w:cs="Courier New" w:hint="default"/>
+      </w:rPr>
+    </w:lvl>
+    <w:lvl w:ilvl="8" w:tplc="04070005" w:tentative="1">
+      <w:start w:val="1"/>
+      <w:numFmt w:val="bullet"/>
+      <w:lvlText w:val=""/>
+      <w:lvlJc w:val="left"/>
+      <w:pPr>
+        <w:ind w:left="6480" w:hanging="360"/>
+      </w:pPr>
+      <w:rPr>
+        <w:rFonts w:ascii="Wingdings" w:hAnsi="Wingdings" w:hint="default"/>
+      </w:rPr>
+    </w:lvl>
+  </w:abstractNum>
+  <w:abstractNum w:abstractNumId="4" w15:restartNumberingAfterBreak="0">
     <w:nsid w:val="2BB451AE"/>
     <w:multiLevelType w:val="hybridMultilevel"/>
     <w:tmpl w:val="B350B6E4"/>
@@ -9065,7 +15258,7 @@
       </w:rPr>
     </w:lvl>
   </w:abstractNum>
-  <w:abstractNum w:abstractNumId="3" w15:restartNumberingAfterBreak="0">
+  <w:abstractNum w:abstractNumId="5" w15:restartNumberingAfterBreak="0">
     <w:nsid w:val="2D9D0D14"/>
     <w:multiLevelType w:val="hybridMultilevel"/>
     <w:tmpl w:val="7B3AC23C"/>
@@ -9178,7 +15371,7 @@
       </w:rPr>
     </w:lvl>
   </w:abstractNum>
-  <w:abstractNum w:abstractNumId="4" w15:restartNumberingAfterBreak="0">
+  <w:abstractNum w:abstractNumId="6" w15:restartNumberingAfterBreak="0">
     <w:nsid w:val="32CA357A"/>
     <w:multiLevelType w:val="hybridMultilevel"/>
     <w:tmpl w:val="CC7AE2A4"/>
@@ -9291,7 +15484,7 @@
       </w:rPr>
     </w:lvl>
   </w:abstractNum>
-  <w:abstractNum w:abstractNumId="5" w15:restartNumberingAfterBreak="0">
+  <w:abstractNum w:abstractNumId="7" w15:restartNumberingAfterBreak="0">
     <w:nsid w:val="33422069"/>
     <w:multiLevelType w:val="hybridMultilevel"/>
     <w:tmpl w:val="401E0E44"/>
@@ -9404,7 +15597,7 @@
       </w:rPr>
     </w:lvl>
   </w:abstractNum>
-  <w:abstractNum w:abstractNumId="6" w15:restartNumberingAfterBreak="0">
+  <w:abstractNum w:abstractNumId="8" w15:restartNumberingAfterBreak="0">
     <w:nsid w:val="378E13D0"/>
     <w:multiLevelType w:val="hybridMultilevel"/>
     <w:tmpl w:val="E24890C2"/>
@@ -9493,7 +15686,7 @@
       </w:pPr>
     </w:lvl>
   </w:abstractNum>
-  <w:abstractNum w:abstractNumId="7" w15:restartNumberingAfterBreak="0">
+  <w:abstractNum w:abstractNumId="9" w15:restartNumberingAfterBreak="0">
     <w:nsid w:val="39C500E4"/>
     <w:multiLevelType w:val="hybridMultilevel"/>
     <w:tmpl w:val="35F08BF2"/>
@@ -9582,7 +15775,7 @@
       </w:pPr>
     </w:lvl>
   </w:abstractNum>
-  <w:abstractNum w:abstractNumId="8" w15:restartNumberingAfterBreak="0">
+  <w:abstractNum w:abstractNumId="10" w15:restartNumberingAfterBreak="0">
     <w:nsid w:val="3B0A3F6B"/>
     <w:multiLevelType w:val="hybridMultilevel"/>
     <w:tmpl w:val="913083AA"/>
@@ -9695,7 +15888,7 @@
       </w:rPr>
     </w:lvl>
   </w:abstractNum>
-  <w:abstractNum w:abstractNumId="9" w15:restartNumberingAfterBreak="0">
+  <w:abstractNum w:abstractNumId="11" w15:restartNumberingAfterBreak="0">
     <w:nsid w:val="47B418B9"/>
     <w:multiLevelType w:val="hybridMultilevel"/>
     <w:tmpl w:val="D5A49BF0"/>
@@ -9784,7 +15977,233 @@
       </w:pPr>
     </w:lvl>
   </w:abstractNum>
-  <w:abstractNum w:abstractNumId="10" w15:restartNumberingAfterBreak="0">
+  <w:abstractNum w:abstractNumId="12" w15:restartNumberingAfterBreak="0">
+    <w:nsid w:val="499B7ECD"/>
+    <w:multiLevelType w:val="hybridMultilevel"/>
+    <w:tmpl w:val="B3B2390C"/>
+    <w:lvl w:ilvl="0" w:tplc="04070001">
+      <w:start w:val="1"/>
+      <w:numFmt w:val="bullet"/>
+      <w:lvlText w:val=""/>
+      <w:lvlJc w:val="left"/>
+      <w:pPr>
+        <w:ind w:left="720" w:hanging="360"/>
+      </w:pPr>
+      <w:rPr>
+        <w:rFonts w:ascii="Symbol" w:hAnsi="Symbol" w:hint="default"/>
+      </w:rPr>
+    </w:lvl>
+    <w:lvl w:ilvl="1" w:tplc="04070003" w:tentative="1">
+      <w:start w:val="1"/>
+      <w:numFmt w:val="bullet"/>
+      <w:lvlText w:val="o"/>
+      <w:lvlJc w:val="left"/>
+      <w:pPr>
+        <w:ind w:left="1440" w:hanging="360"/>
+      </w:pPr>
+      <w:rPr>
+        <w:rFonts w:ascii="Courier New" w:hAnsi="Courier New" w:cs="Courier New" w:hint="default"/>
+      </w:rPr>
+    </w:lvl>
+    <w:lvl w:ilvl="2" w:tplc="04070005" w:tentative="1">
+      <w:start w:val="1"/>
+      <w:numFmt w:val="bullet"/>
+      <w:lvlText w:val=""/>
+      <w:lvlJc w:val="left"/>
+      <w:pPr>
+        <w:ind w:left="2160" w:hanging="360"/>
+      </w:pPr>
+      <w:rPr>
+        <w:rFonts w:ascii="Wingdings" w:hAnsi="Wingdings" w:hint="default"/>
+      </w:rPr>
+    </w:lvl>
+    <w:lvl w:ilvl="3" w:tplc="04070001" w:tentative="1">
+      <w:start w:val="1"/>
+      <w:numFmt w:val="bullet"/>
+      <w:lvlText w:val=""/>
+      <w:lvlJc w:val="left"/>
+      <w:pPr>
+        <w:ind w:left="2880" w:hanging="360"/>
+      </w:pPr>
+      <w:rPr>
+        <w:rFonts w:ascii="Symbol" w:hAnsi="Symbol" w:hint="default"/>
+      </w:rPr>
+    </w:lvl>
+    <w:lvl w:ilvl="4" w:tplc="04070003" w:tentative="1">
+      <w:start w:val="1"/>
+      <w:numFmt w:val="bullet"/>
+      <w:lvlText w:val="o"/>
+      <w:lvlJc w:val="left"/>
+      <w:pPr>
+        <w:ind w:left="3600" w:hanging="360"/>
+      </w:pPr>
+      <w:rPr>
+        <w:rFonts w:ascii="Courier New" w:hAnsi="Courier New" w:cs="Courier New" w:hint="default"/>
+      </w:rPr>
+    </w:lvl>
+    <w:lvl w:ilvl="5" w:tplc="04070005" w:tentative="1">
+      <w:start w:val="1"/>
+      <w:numFmt w:val="bullet"/>
+      <w:lvlText w:val=""/>
+      <w:lvlJc w:val="left"/>
+      <w:pPr>
+        <w:ind w:left="4320" w:hanging="360"/>
+      </w:pPr>
+      <w:rPr>
+        <w:rFonts w:ascii="Wingdings" w:hAnsi="Wingdings" w:hint="default"/>
+      </w:rPr>
+    </w:lvl>
+    <w:lvl w:ilvl="6" w:tplc="04070001" w:tentative="1">
+      <w:start w:val="1"/>
+      <w:numFmt w:val="bullet"/>
+      <w:lvlText w:val=""/>
+      <w:lvlJc w:val="left"/>
+      <w:pPr>
+        <w:ind w:left="5040" w:hanging="360"/>
+      </w:pPr>
+      <w:rPr>
+        <w:rFonts w:ascii="Symbol" w:hAnsi="Symbol" w:hint="default"/>
+      </w:rPr>
+    </w:lvl>
+    <w:lvl w:ilvl="7" w:tplc="04070003" w:tentative="1">
+      <w:start w:val="1"/>
+      <w:numFmt w:val="bullet"/>
+      <w:lvlText w:val="o"/>
+      <w:lvlJc w:val="left"/>
+      <w:pPr>
+        <w:ind w:left="5760" w:hanging="360"/>
+      </w:pPr>
+      <w:rPr>
+        <w:rFonts w:ascii="Courier New" w:hAnsi="Courier New" w:cs="Courier New" w:hint="default"/>
+      </w:rPr>
+    </w:lvl>
+    <w:lvl w:ilvl="8" w:tplc="04070005" w:tentative="1">
+      <w:start w:val="1"/>
+      <w:numFmt w:val="bullet"/>
+      <w:lvlText w:val=""/>
+      <w:lvlJc w:val="left"/>
+      <w:pPr>
+        <w:ind w:left="6480" w:hanging="360"/>
+      </w:pPr>
+      <w:rPr>
+        <w:rFonts w:ascii="Wingdings" w:hAnsi="Wingdings" w:hint="default"/>
+      </w:rPr>
+    </w:lvl>
+  </w:abstractNum>
+  <w:abstractNum w:abstractNumId="13" w15:restartNumberingAfterBreak="0">
+    <w:nsid w:val="50CA1A6C"/>
+    <w:multiLevelType w:val="hybridMultilevel"/>
+    <w:tmpl w:val="CBB0A33C"/>
+    <w:lvl w:ilvl="0" w:tplc="04070001">
+      <w:start w:val="1"/>
+      <w:numFmt w:val="bullet"/>
+      <w:lvlText w:val=""/>
+      <w:lvlJc w:val="left"/>
+      <w:pPr>
+        <w:ind w:left="720" w:hanging="360"/>
+      </w:pPr>
+      <w:rPr>
+        <w:rFonts w:ascii="Symbol" w:hAnsi="Symbol" w:hint="default"/>
+      </w:rPr>
+    </w:lvl>
+    <w:lvl w:ilvl="1" w:tplc="04070003" w:tentative="1">
+      <w:start w:val="1"/>
+      <w:numFmt w:val="bullet"/>
+      <w:lvlText w:val="o"/>
+      <w:lvlJc w:val="left"/>
+      <w:pPr>
+        <w:ind w:left="1440" w:hanging="360"/>
+      </w:pPr>
+      <w:rPr>
+        <w:rFonts w:ascii="Courier New" w:hAnsi="Courier New" w:cs="Courier New" w:hint="default"/>
+      </w:rPr>
+    </w:lvl>
+    <w:lvl w:ilvl="2" w:tplc="04070005" w:tentative="1">
+      <w:start w:val="1"/>
+      <w:numFmt w:val="bullet"/>
+      <w:lvlText w:val=""/>
+      <w:lvlJc w:val="left"/>
+      <w:pPr>
+        <w:ind w:left="2160" w:hanging="360"/>
+      </w:pPr>
+      <w:rPr>
+        <w:rFonts w:ascii="Wingdings" w:hAnsi="Wingdings" w:hint="default"/>
+      </w:rPr>
+    </w:lvl>
+    <w:lvl w:ilvl="3" w:tplc="04070001" w:tentative="1">
+      <w:start w:val="1"/>
+      <w:numFmt w:val="bullet"/>
+      <w:lvlText w:val=""/>
+      <w:lvlJc w:val="left"/>
+      <w:pPr>
+        <w:ind w:left="2880" w:hanging="360"/>
+      </w:pPr>
+      <w:rPr>
+        <w:rFonts w:ascii="Symbol" w:hAnsi="Symbol" w:hint="default"/>
+      </w:rPr>
+    </w:lvl>
+    <w:lvl w:ilvl="4" w:tplc="04070003" w:tentative="1">
+      <w:start w:val="1"/>
+      <w:numFmt w:val="bullet"/>
+      <w:lvlText w:val="o"/>
+      <w:lvlJc w:val="left"/>
+      <w:pPr>
+        <w:ind w:left="3600" w:hanging="360"/>
+      </w:pPr>
+      <w:rPr>
+        <w:rFonts w:ascii="Courier New" w:hAnsi="Courier New" w:cs="Courier New" w:hint="default"/>
+      </w:rPr>
+    </w:lvl>
+    <w:lvl w:ilvl="5" w:tplc="04070005" w:tentative="1">
+      <w:start w:val="1"/>
+      <w:numFmt w:val="bullet"/>
+      <w:lvlText w:val=""/>
+      <w:lvlJc w:val="left"/>
+      <w:pPr>
+        <w:ind w:left="4320" w:hanging="360"/>
+      </w:pPr>
+      <w:rPr>
+        <w:rFonts w:ascii="Wingdings" w:hAnsi="Wingdings" w:hint="default"/>
+      </w:rPr>
+    </w:lvl>
+    <w:lvl w:ilvl="6" w:tplc="04070001" w:tentative="1">
+      <w:start w:val="1"/>
+      <w:numFmt w:val="bullet"/>
+      <w:lvlText w:val=""/>
+      <w:lvlJc w:val="left"/>
+      <w:pPr>
+        <w:ind w:left="5040" w:hanging="360"/>
+      </w:pPr>
+      <w:rPr>
+        <w:rFonts w:ascii="Symbol" w:hAnsi="Symbol" w:hint="default"/>
+      </w:rPr>
+    </w:lvl>
+    <w:lvl w:ilvl="7" w:tplc="04070003" w:tentative="1">
+      <w:start w:val="1"/>
+      <w:numFmt w:val="bullet"/>
+      <w:lvlText w:val="o"/>
+      <w:lvlJc w:val="left"/>
+      <w:pPr>
+        <w:ind w:left="5760" w:hanging="360"/>
+      </w:pPr>
+      <w:rPr>
+        <w:rFonts w:ascii="Courier New" w:hAnsi="Courier New" w:cs="Courier New" w:hint="default"/>
+      </w:rPr>
+    </w:lvl>
+    <w:lvl w:ilvl="8" w:tplc="04070005" w:tentative="1">
+      <w:start w:val="1"/>
+      <w:numFmt w:val="bullet"/>
+      <w:lvlText w:val=""/>
+      <w:lvlJc w:val="left"/>
+      <w:pPr>
+        <w:ind w:left="6480" w:hanging="360"/>
+      </w:pPr>
+      <w:rPr>
+        <w:rFonts w:ascii="Wingdings" w:hAnsi="Wingdings" w:hint="default"/>
+      </w:rPr>
+    </w:lvl>
+  </w:abstractNum>
+  <w:abstractNum w:abstractNumId="14" w15:restartNumberingAfterBreak="0">
     <w:nsid w:val="540B7BB1"/>
     <w:multiLevelType w:val="hybridMultilevel"/>
     <w:tmpl w:val="F2A65C26"/>
@@ -9897,7 +16316,7 @@
       </w:rPr>
     </w:lvl>
   </w:abstractNum>
-  <w:abstractNum w:abstractNumId="11" w15:restartNumberingAfterBreak="0">
+  <w:abstractNum w:abstractNumId="15" w15:restartNumberingAfterBreak="0">
     <w:nsid w:val="54131E40"/>
     <w:multiLevelType w:val="hybridMultilevel"/>
     <w:tmpl w:val="62CEF7D8"/>
@@ -10010,7 +16429,7 @@
       </w:rPr>
     </w:lvl>
   </w:abstractNum>
-  <w:abstractNum w:abstractNumId="12" w15:restartNumberingAfterBreak="0">
+  <w:abstractNum w:abstractNumId="16" w15:restartNumberingAfterBreak="0">
     <w:nsid w:val="583C3F98"/>
     <w:multiLevelType w:val="hybridMultilevel"/>
     <w:tmpl w:val="CB40CB32"/>
@@ -10099,7 +16518,7 @@
       </w:pPr>
     </w:lvl>
   </w:abstractNum>
-  <w:abstractNum w:abstractNumId="13" w15:restartNumberingAfterBreak="0">
+  <w:abstractNum w:abstractNumId="17" w15:restartNumberingAfterBreak="0">
     <w:nsid w:val="623B3F56"/>
     <w:multiLevelType w:val="hybridMultilevel"/>
     <w:tmpl w:val="13F292C6"/>
@@ -10188,7 +16607,7 @@
       </w:pPr>
     </w:lvl>
   </w:abstractNum>
-  <w:abstractNum w:abstractNumId="14" w15:restartNumberingAfterBreak="0">
+  <w:abstractNum w:abstractNumId="18" w15:restartNumberingAfterBreak="0">
     <w:nsid w:val="671A2322"/>
     <w:multiLevelType w:val="hybridMultilevel"/>
     <w:tmpl w:val="F6E8AE40"/>
@@ -10301,7 +16720,7 @@
       </w:rPr>
     </w:lvl>
   </w:abstractNum>
-  <w:abstractNum w:abstractNumId="15" w15:restartNumberingAfterBreak="0">
+  <w:abstractNum w:abstractNumId="19" w15:restartNumberingAfterBreak="0">
     <w:nsid w:val="69AF2758"/>
     <w:multiLevelType w:val="hybridMultilevel"/>
     <w:tmpl w:val="0D6AD66E"/>
@@ -10414,7 +16833,7 @@
       </w:rPr>
     </w:lvl>
   </w:abstractNum>
-  <w:abstractNum w:abstractNumId="16" w15:restartNumberingAfterBreak="0">
+  <w:abstractNum w:abstractNumId="20" w15:restartNumberingAfterBreak="0">
     <w:nsid w:val="6C251ACD"/>
     <w:multiLevelType w:val="hybridMultilevel"/>
     <w:tmpl w:val="1C8C89AA"/>
@@ -10527,7 +16946,7 @@
       </w:rPr>
     </w:lvl>
   </w:abstractNum>
-  <w:abstractNum w:abstractNumId="17" w15:restartNumberingAfterBreak="0">
+  <w:abstractNum w:abstractNumId="21" w15:restartNumberingAfterBreak="0">
     <w:nsid w:val="70257917"/>
     <w:multiLevelType w:val="hybridMultilevel"/>
     <w:tmpl w:val="34283478"/>
@@ -10616,7 +17035,7 @@
       </w:pPr>
     </w:lvl>
   </w:abstractNum>
-  <w:abstractNum w:abstractNumId="18" w15:restartNumberingAfterBreak="0">
+  <w:abstractNum w:abstractNumId="22" w15:restartNumberingAfterBreak="0">
     <w:nsid w:val="739323ED"/>
     <w:multiLevelType w:val="hybridMultilevel"/>
     <w:tmpl w:val="F17A6774"/>
@@ -10729,7 +17148,7 @@
       </w:rPr>
     </w:lvl>
   </w:abstractNum>
-  <w:abstractNum w:abstractNumId="19" w15:restartNumberingAfterBreak="0">
+  <w:abstractNum w:abstractNumId="23" w15:restartNumberingAfterBreak="0">
     <w:nsid w:val="74DC65E3"/>
     <w:multiLevelType w:val="hybridMultilevel"/>
     <w:tmpl w:val="FE942CCC"/>
@@ -10842,7 +17261,7 @@
       </w:rPr>
     </w:lvl>
   </w:abstractNum>
-  <w:abstractNum w:abstractNumId="20" w15:restartNumberingAfterBreak="0">
+  <w:abstractNum w:abstractNumId="24" w15:restartNumberingAfterBreak="0">
     <w:nsid w:val="764A54E3"/>
     <w:multiLevelType w:val="hybridMultilevel"/>
     <w:tmpl w:val="55A03A86"/>
@@ -10955,7 +17374,120 @@
       </w:rPr>
     </w:lvl>
   </w:abstractNum>
-  <w:abstractNum w:abstractNumId="21" w15:restartNumberingAfterBreak="0">
+  <w:abstractNum w:abstractNumId="25" w15:restartNumberingAfterBreak="0">
+    <w:nsid w:val="77263711"/>
+    <w:multiLevelType w:val="hybridMultilevel"/>
+    <w:tmpl w:val="A8FC390E"/>
+    <w:lvl w:ilvl="0" w:tplc="04070001">
+      <w:start w:val="1"/>
+      <w:numFmt w:val="bullet"/>
+      <w:lvlText w:val=""/>
+      <w:lvlJc w:val="left"/>
+      <w:pPr>
+        <w:ind w:left="720" w:hanging="360"/>
+      </w:pPr>
+      <w:rPr>
+        <w:rFonts w:ascii="Symbol" w:hAnsi="Symbol" w:hint="default"/>
+      </w:rPr>
+    </w:lvl>
+    <w:lvl w:ilvl="1" w:tplc="04070003" w:tentative="1">
+      <w:start w:val="1"/>
+      <w:numFmt w:val="bullet"/>
+      <w:lvlText w:val="o"/>
+      <w:lvlJc w:val="left"/>
+      <w:pPr>
+        <w:ind w:left="1440" w:hanging="360"/>
+      </w:pPr>
+      <w:rPr>
+        <w:rFonts w:ascii="Courier New" w:hAnsi="Courier New" w:cs="Courier New" w:hint="default"/>
+      </w:rPr>
+    </w:lvl>
+    <w:lvl w:ilvl="2" w:tplc="04070005" w:tentative="1">
+      <w:start w:val="1"/>
+      <w:numFmt w:val="bullet"/>
+      <w:lvlText w:val=""/>
+      <w:lvlJc w:val="left"/>
+      <w:pPr>
+        <w:ind w:left="2160" w:hanging="360"/>
+      </w:pPr>
+      <w:rPr>
+        <w:rFonts w:ascii="Wingdings" w:hAnsi="Wingdings" w:hint="default"/>
+      </w:rPr>
+    </w:lvl>
+    <w:lvl w:ilvl="3" w:tplc="04070001" w:tentative="1">
+      <w:start w:val="1"/>
+      <w:numFmt w:val="bullet"/>
+      <w:lvlText w:val=""/>
+      <w:lvlJc w:val="left"/>
+      <w:pPr>
+        <w:ind w:left="2880" w:hanging="360"/>
+      </w:pPr>
+      <w:rPr>
+        <w:rFonts w:ascii="Symbol" w:hAnsi="Symbol" w:hint="default"/>
+      </w:rPr>
+    </w:lvl>
+    <w:lvl w:ilvl="4" w:tplc="04070003" w:tentative="1">
+      <w:start w:val="1"/>
+      <w:numFmt w:val="bullet"/>
+      <w:lvlText w:val="o"/>
+      <w:lvlJc w:val="left"/>
+      <w:pPr>
+        <w:ind w:left="3600" w:hanging="360"/>
+      </w:pPr>
+      <w:rPr>
+        <w:rFonts w:ascii="Courier New" w:hAnsi="Courier New" w:cs="Courier New" w:hint="default"/>
+      </w:rPr>
+    </w:lvl>
+    <w:lvl w:ilvl="5" w:tplc="04070005" w:tentative="1">
+      <w:start w:val="1"/>
+      <w:numFmt w:val="bullet"/>
+      <w:lvlText w:val=""/>
+      <w:lvlJc w:val="left"/>
+      <w:pPr>
+        <w:ind w:left="4320" w:hanging="360"/>
+      </w:pPr>
+      <w:rPr>
+        <w:rFonts w:ascii="Wingdings" w:hAnsi="Wingdings" w:hint="default"/>
+      </w:rPr>
+    </w:lvl>
+    <w:lvl w:ilvl="6" w:tplc="04070001" w:tentative="1">
+      <w:start w:val="1"/>
+      <w:numFmt w:val="bullet"/>
+      <w:lvlText w:val=""/>
+      <w:lvlJc w:val="left"/>
+      <w:pPr>
+        <w:ind w:left="5040" w:hanging="360"/>
+      </w:pPr>
+      <w:rPr>
+        <w:rFonts w:ascii="Symbol" w:hAnsi="Symbol" w:hint="default"/>
+      </w:rPr>
+    </w:lvl>
+    <w:lvl w:ilvl="7" w:tplc="04070003" w:tentative="1">
+      <w:start w:val="1"/>
+      <w:numFmt w:val="bullet"/>
+      <w:lvlText w:val="o"/>
+      <w:lvlJc w:val="left"/>
+      <w:pPr>
+        <w:ind w:left="5760" w:hanging="360"/>
+      </w:pPr>
+      <w:rPr>
+        <w:rFonts w:ascii="Courier New" w:hAnsi="Courier New" w:cs="Courier New" w:hint="default"/>
+      </w:rPr>
+    </w:lvl>
+    <w:lvl w:ilvl="8" w:tplc="04070005" w:tentative="1">
+      <w:start w:val="1"/>
+      <w:numFmt w:val="bullet"/>
+      <w:lvlText w:val=""/>
+      <w:lvlJc w:val="left"/>
+      <w:pPr>
+        <w:ind w:left="6480" w:hanging="360"/>
+      </w:pPr>
+      <w:rPr>
+        <w:rFonts w:ascii="Wingdings" w:hAnsi="Wingdings" w:hint="default"/>
+      </w:rPr>
+    </w:lvl>
+  </w:abstractNum>
+  <w:abstractNum w:abstractNumId="26" w15:restartNumberingAfterBreak="0">
     <w:nsid w:val="77391E81"/>
     <w:multiLevelType w:val="hybridMultilevel"/>
     <w:tmpl w:val="C3B6C984"/>
@@ -11068,7 +17600,7 @@
       </w:rPr>
     </w:lvl>
   </w:abstractNum>
-  <w:abstractNum w:abstractNumId="22" w15:restartNumberingAfterBreak="0">
+  <w:abstractNum w:abstractNumId="27" w15:restartNumberingAfterBreak="0">
     <w:nsid w:val="7DCE10D0"/>
     <w:multiLevelType w:val="hybridMultilevel"/>
     <w:tmpl w:val="6936B4DA"/>
@@ -11181,7 +17713,7 @@
       </w:rPr>
     </w:lvl>
   </w:abstractNum>
-  <w:abstractNum w:abstractNumId="23" w15:restartNumberingAfterBreak="0">
+  <w:abstractNum w:abstractNumId="28" w15:restartNumberingAfterBreak="0">
     <w:nsid w:val="7E277F3E"/>
     <w:multiLevelType w:val="hybridMultilevel"/>
     <w:tmpl w:val="9A14849C"/>
@@ -11295,76 +17827,91 @@
     </w:lvl>
   </w:abstractNum>
   <w:num w:numId="1" w16cid:durableId="781385824">
-    <w:abstractNumId w:val="13"/>
+    <w:abstractNumId w:val="17"/>
   </w:num>
   <w:num w:numId="2" w16cid:durableId="894005447">
-    <w:abstractNumId w:val="12"/>
+    <w:abstractNumId w:val="16"/>
   </w:num>
   <w:num w:numId="3" w16cid:durableId="2147046199">
+    <w:abstractNumId w:val="26"/>
+  </w:num>
+  <w:num w:numId="4" w16cid:durableId="522207677">
+    <w:abstractNumId w:val="24"/>
+  </w:num>
+  <w:num w:numId="5" w16cid:durableId="800923094">
+    <w:abstractNumId w:val="2"/>
+  </w:num>
+  <w:num w:numId="6" w16cid:durableId="1987319571">
+    <w:abstractNumId w:val="11"/>
+  </w:num>
+  <w:num w:numId="7" w16cid:durableId="907694091">
+    <w:abstractNumId w:val="23"/>
+  </w:num>
+  <w:num w:numId="8" w16cid:durableId="1967005931">
     <w:abstractNumId w:val="21"/>
   </w:num>
-  <w:num w:numId="4" w16cid:durableId="522207677">
-    <w:abstractNumId w:val="20"/>
-  </w:num>
-  <w:num w:numId="5" w16cid:durableId="800923094">
-    <w:abstractNumId w:val="1"/>
-  </w:num>
-  <w:num w:numId="6" w16cid:durableId="1987319571">
+  <w:num w:numId="9" w16cid:durableId="534848117">
     <w:abstractNumId w:val="9"/>
   </w:num>
-  <w:num w:numId="7" w16cid:durableId="907694091">
+  <w:num w:numId="10" w16cid:durableId="688990626">
+    <w:abstractNumId w:val="8"/>
+  </w:num>
+  <w:num w:numId="11" w16cid:durableId="454758888">
+    <w:abstractNumId w:val="5"/>
+  </w:num>
+  <w:num w:numId="12" w16cid:durableId="1246644479">
+    <w:abstractNumId w:val="7"/>
+  </w:num>
+  <w:num w:numId="13" w16cid:durableId="387344090">
+    <w:abstractNumId w:val="22"/>
+  </w:num>
+  <w:num w:numId="14" w16cid:durableId="1839421382">
+    <w:abstractNumId w:val="27"/>
+  </w:num>
+  <w:num w:numId="15" w16cid:durableId="240649877">
+    <w:abstractNumId w:val="4"/>
+  </w:num>
+  <w:num w:numId="16" w16cid:durableId="1231890065">
+    <w:abstractNumId w:val="14"/>
+  </w:num>
+  <w:num w:numId="17" w16cid:durableId="891575427">
+    <w:abstractNumId w:val="18"/>
+  </w:num>
+  <w:num w:numId="18" w16cid:durableId="132218877">
     <w:abstractNumId w:val="19"/>
   </w:num>
-  <w:num w:numId="8" w16cid:durableId="1967005931">
-    <w:abstractNumId w:val="17"/>
-  </w:num>
-  <w:num w:numId="9" w16cid:durableId="534848117">
-    <w:abstractNumId w:val="7"/>
-  </w:num>
-  <w:num w:numId="10" w16cid:durableId="688990626">
-    <w:abstractNumId w:val="6"/>
-  </w:num>
-  <w:num w:numId="11" w16cid:durableId="454758888">
-    <w:abstractNumId w:val="3"/>
-  </w:num>
-  <w:num w:numId="12" w16cid:durableId="1246644479">
-    <w:abstractNumId w:val="5"/>
-  </w:num>
-  <w:num w:numId="13" w16cid:durableId="387344090">
-    <w:abstractNumId w:val="18"/>
-  </w:num>
-  <w:num w:numId="14" w16cid:durableId="1839421382">
-    <w:abstractNumId w:val="22"/>
-  </w:num>
-  <w:num w:numId="15" w16cid:durableId="240649877">
-    <w:abstractNumId w:val="2"/>
-  </w:num>
-  <w:num w:numId="16" w16cid:durableId="1231890065">
-    <w:abstractNumId w:val="10"/>
-  </w:num>
-  <w:num w:numId="17" w16cid:durableId="891575427">
-    <w:abstractNumId w:val="14"/>
-  </w:num>
-  <w:num w:numId="18" w16cid:durableId="132218877">
+  <w:num w:numId="19" w16cid:durableId="1965885612">
     <w:abstractNumId w:val="15"/>
-  </w:num>
-  <w:num w:numId="19" w16cid:durableId="1965885612">
-    <w:abstractNumId w:val="11"/>
   </w:num>
   <w:num w:numId="20" w16cid:durableId="443498776">
     <w:abstractNumId w:val="0"/>
   </w:num>
   <w:num w:numId="21" w16cid:durableId="1775787795">
-    <w:abstractNumId w:val="4"/>
+    <w:abstractNumId w:val="6"/>
   </w:num>
   <w:num w:numId="22" w16cid:durableId="1790585987">
-    <w:abstractNumId w:val="16"/>
+    <w:abstractNumId w:val="20"/>
   </w:num>
   <w:num w:numId="23" w16cid:durableId="1002242429">
-    <w:abstractNumId w:val="8"/>
+    <w:abstractNumId w:val="10"/>
   </w:num>
   <w:num w:numId="24" w16cid:durableId="11030783">
-    <w:abstractNumId w:val="23"/>
+    <w:abstractNumId w:val="28"/>
+  </w:num>
+  <w:num w:numId="25" w16cid:durableId="2101439236">
+    <w:abstractNumId w:val="13"/>
+  </w:num>
+  <w:num w:numId="26" w16cid:durableId="401831052">
+    <w:abstractNumId w:val="25"/>
+  </w:num>
+  <w:num w:numId="27" w16cid:durableId="349916830">
+    <w:abstractNumId w:val="12"/>
+  </w:num>
+  <w:num w:numId="28" w16cid:durableId="842013824">
+    <w:abstractNumId w:val="1"/>
+  </w:num>
+  <w:num w:numId="29" w16cid:durableId="873421099">
+    <w:abstractNumId w:val="3"/>
   </w:num>
 </w:numbering>
 </file>
@@ -11769,7 +18316,7 @@
   <w:style w:type="paragraph" w:default="1" w:styleId="Standard">
     <w:name w:val="Normal"/>
     <w:qFormat/>
-    <w:rsid w:val="00237C6D"/>
+    <w:rsid w:val="00B50385"/>
     <w:rPr>
       <w:noProof/>
     </w:rPr>
